--- a/돌아보기/퀘스트 설계ing.docx
+++ b/돌아보기/퀘스트 설계ing.docx
@@ -1,6 +1,6 @@
 
 <file path=word/document.xml><?xml version="1.0" encoding="utf-8"?>
-<w:document xmlns:wpc="http://schemas.microsoft.com/office/word/2010/wordprocessingCanvas" xmlns:cx="http://schemas.microsoft.com/office/drawing/2014/chartex" xmlns:mc="http://schemas.openxmlformats.org/markup-compatibility/2006" xmlns:o="urn:schemas-microsoft-com:office:office" xmlns:r="http://schemas.openxmlformats.org/officeDocument/2006/relationships" xmlns:m="http://schemas.openxmlformats.org/officeDocument/2006/math" xmlns:v="urn:schemas-microsoft-com:vml" xmlns:wp14="http://schemas.microsoft.com/office/word/2010/wordprocessingDrawing" xmlns:wp="http://schemas.openxmlformats.org/drawingml/2006/wordprocessingDrawing" xmlns:w10="urn:schemas-microsoft-com:office:word" xmlns:w="http://schemas.openxmlformats.org/wordprocessingml/2006/main" xmlns:w14="http://schemas.microsoft.com/office/word/2010/wordml" xmlns:w15="http://schemas.microsoft.com/office/word/2012/wordml" xmlns:w16se="http://schemas.microsoft.com/office/word/2015/wordml/symex" xmlns:wpg="http://schemas.microsoft.com/office/word/2010/wordprocessingGroup" xmlns:wpi="http://schemas.microsoft.com/office/word/2010/wordprocessingInk" xmlns:wne="http://schemas.microsoft.com/office/word/2006/wordml" xmlns:wps="http://schemas.microsoft.com/office/word/2010/wordprocessingShape" mc:Ignorable="w14 w15 w16se wp14">
+<w:document xmlns:wpc="http://schemas.microsoft.com/office/word/2010/wordprocessingCanvas" xmlns:cx="http://schemas.microsoft.com/office/drawing/2014/chartex" xmlns:cx1="http://schemas.microsoft.com/office/drawing/2015/9/8/chartex" xmlns:cx2="http://schemas.microsoft.com/office/drawing/2015/10/21/chartex" xmlns:cx3="http://schemas.microsoft.com/office/drawing/2016/5/9/chartex" xmlns:cx4="http://schemas.microsoft.com/office/drawing/2016/5/10/chartex" xmlns:cx5="http://schemas.microsoft.com/office/drawing/2016/5/11/chartex" xmlns:cx6="http://schemas.microsoft.com/office/drawing/2016/5/12/chartex" xmlns:cx7="http://schemas.microsoft.com/office/drawing/2016/5/13/chartex" xmlns:cx8="http://schemas.microsoft.com/office/drawing/2016/5/14/chartex" xmlns:mc="http://schemas.openxmlformats.org/markup-compatibility/2006" xmlns:aink="http://schemas.microsoft.com/office/drawing/2016/ink" xmlns:am3d="http://schemas.microsoft.com/office/drawing/2017/model3d" xmlns:o="urn:schemas-microsoft-com:office:office" xmlns:r="http://schemas.openxmlformats.org/officeDocument/2006/relationships" xmlns:m="http://schemas.openxmlformats.org/officeDocument/2006/math" xmlns:v="urn:schemas-microsoft-com:vml" xmlns:wp14="http://schemas.microsoft.com/office/word/2010/wordprocessingDrawing" xmlns:wp="http://schemas.openxmlformats.org/drawingml/2006/wordprocessingDrawing" xmlns:w10="urn:schemas-microsoft-com:office:word" xmlns:w="http://schemas.openxmlformats.org/wordprocessingml/2006/main" xmlns:w14="http://schemas.microsoft.com/office/word/2010/wordml" xmlns:w15="http://schemas.microsoft.com/office/word/2012/wordml" xmlns:w16cex="http://schemas.microsoft.com/office/word/2018/wordml/cex" xmlns:w16cid="http://schemas.microsoft.com/office/word/2016/wordml/cid" xmlns:w16="http://schemas.microsoft.com/office/word/2018/wordml" xmlns:w16sdtdh="http://schemas.microsoft.com/office/word/2020/wordml/sdtdatahash" xmlns:w16se="http://schemas.microsoft.com/office/word/2015/wordml/symex" xmlns:wpg="http://schemas.microsoft.com/office/word/2010/wordprocessingGroup" xmlns:wpi="http://schemas.microsoft.com/office/word/2010/wordprocessingInk" xmlns:wne="http://schemas.microsoft.com/office/word/2006/wordml" xmlns:wps="http://schemas.microsoft.com/office/word/2010/wordprocessingShape" mc:Ignorable="w14 w15 w16se w16cid w16 w16cex w16sdtdh wp14">
   <w:body>
     <w:tbl>
       <w:tblPr>
@@ -56,13 +56,23 @@
           <w:rFonts w:ascii="맑은 고딕" w:eastAsia="맑은 고딕" w:hAnsi="맑은 고딕" w:cs="맑은 고딕"/>
         </w:rPr>
       </w:pPr>
+      <w:proofErr w:type="gramStart"/>
       <w:r>
         <w:rPr>
           <w:rFonts w:ascii="맑은 고딕" w:eastAsia="맑은 고딕" w:hAnsi="맑은 고딕" w:cs="맑은 고딕"/>
           <w:b/>
           <w:color w:val="0F4C75"/>
         </w:rPr>
-        <w:t xml:space="preserve">▣  전체 시놉시스  </w:t>
+        <w:t>▣  전체</w:t>
+      </w:r>
+      <w:proofErr w:type="gramEnd"/>
+      <w:r>
+        <w:rPr>
+          <w:rFonts w:ascii="맑은 고딕" w:eastAsia="맑은 고딕" w:hAnsi="맑은 고딕" w:cs="맑은 고딕"/>
+          <w:b/>
+          <w:color w:val="0F4C75"/>
+        </w:rPr>
+        <w:t xml:space="preserve"> 시놉시스  </w:t>
       </w:r>
     </w:p>
     <w:tbl>
@@ -167,7 +177,27 @@
                 <w:sz w:val="14"/>
                 <w:szCs w:val="14"/>
               </w:rPr>
-              <w:t>결국 한해는 괴물의 정체와 균열의 진실을 마주하며, 선의가 자발적인 선택인지 강요된 희생인지 선택해야 한다.</w:t>
+              <w:t xml:space="preserve">결국 </w:t>
+            </w:r>
+            <w:proofErr w:type="gramStart"/>
+            <w:r>
+              <w:rPr>
+                <w:rFonts w:ascii="맑은 고딕" w:eastAsia="맑은 고딕" w:hAnsi="맑은 고딕" w:cs="맑은 고딕"/>
+                <w:color w:val="1C2B36"/>
+                <w:sz w:val="14"/>
+                <w:szCs w:val="14"/>
+              </w:rPr>
+              <w:t>한해는</w:t>
+            </w:r>
+            <w:proofErr w:type="gramEnd"/>
+            <w:r>
+              <w:rPr>
+                <w:rFonts w:ascii="맑은 고딕" w:eastAsia="맑은 고딕" w:hAnsi="맑은 고딕" w:cs="맑은 고딕"/>
+                <w:color w:val="1C2B36"/>
+                <w:sz w:val="14"/>
+                <w:szCs w:val="14"/>
+              </w:rPr>
+              <w:t xml:space="preserve"> 괴물의 정체와 균열의 진실을 마주하며, 선의가 자발적인 선택인지 강요된 희생인지 선택해야 한다.</w:t>
             </w:r>
           </w:p>
         </w:tc>
@@ -190,13 +220,23 @@
           <w:rFonts w:ascii="맑은 고딕" w:eastAsia="맑은 고딕" w:hAnsi="맑은 고딕" w:cs="맑은 고딕"/>
         </w:rPr>
       </w:pPr>
+      <w:proofErr w:type="gramStart"/>
       <w:r>
         <w:rPr>
           <w:rFonts w:ascii="맑은 고딕" w:eastAsia="맑은 고딕" w:hAnsi="맑은 고딕" w:cs="맑은 고딕"/>
           <w:b/>
           <w:color w:val="0F4C75"/>
         </w:rPr>
-        <w:t>◎  퀘스트 전체 구조</w:t>
+        <w:t>◎  퀘스트</w:t>
+      </w:r>
+      <w:proofErr w:type="gramEnd"/>
+      <w:r>
+        <w:rPr>
+          <w:rFonts w:ascii="맑은 고딕" w:eastAsia="맑은 고딕" w:hAnsi="맑은 고딕" w:cs="맑은 고딕"/>
+          <w:b/>
+          <w:color w:val="0F4C75"/>
+        </w:rPr>
+        <w:t xml:space="preserve"> 전체 구조</w:t>
       </w:r>
     </w:p>
     <w:tbl>
@@ -238,7 +278,7 @@
               <mc:AlternateContent>
                 <mc:Choice Requires="wps">
                   <w:drawing>
-                    <wp:anchor distT="0" distB="0" distL="114300" distR="114300" simplePos="0" relativeHeight="251704320" behindDoc="0" locked="0" layoutInCell="1" hidden="0" allowOverlap="1">
+                    <wp:anchor distT="0" distB="0" distL="114300" distR="114300" simplePos="0" relativeHeight="251704320" behindDoc="0" locked="0" layoutInCell="1" hidden="0" allowOverlap="1" wp14:anchorId="32AC17EA" wp14:editId="0F1E3A03">
                       <wp:simplePos x="0" y="0"/>
                       <wp:positionH relativeFrom="column">
                         <wp:posOffset>1989340</wp:posOffset>
@@ -316,8 +356,7 @@
                 </mc:Choice>
                 <mc:Fallback>
                   <w:pict>
-                    <v:rect id="shape1152" o:spid="_x0000_s1026" style="position:absolute;left:0;text-align:left;margin-left:156.65pt;margin-top:122.4pt;width:60.15pt;height:16.8pt;z-index:251704320;visibility:visible;mso-wrap-style:square;mso-wrap-distance-left:9pt;mso-wrap-distance-top:0;mso-wrap-distance-right:9pt;mso-wrap-distance-bottom:0;mso-position-horizontal:absolute;mso-position-horizontal-relative:text;mso-position-vertical:absolute;mso-position-vertical-relative:text;v-text-anchor:top" o:gfxdata="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" filled="f" stroked="f" strokeweight=".5pt">
-                      <v:path arrowok="t"/>
+                    <v:rect w14:anchorId="32AC17EA" id="shape1152" o:spid="_x0000_s1026" style="position:absolute;left:0;text-align:left;margin-left:156.65pt;margin-top:122.4pt;width:60.15pt;height:16.8pt;z-index:251704320;visibility:visible;mso-wrap-style:square;mso-wrap-distance-left:9pt;mso-wrap-distance-top:0;mso-wrap-distance-right:9pt;mso-wrap-distance-bottom:0;mso-position-horizontal:absolute;mso-position-horizontal-relative:text;mso-position-vertical:absolute;mso-position-vertical-relative:text;v-text-anchor:top" o:gfxdata="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" filled="f" stroked="f" strokeweight=".5pt">
                       <v:textbox>
                         <w:txbxContent>
                           <w:p>
@@ -349,7 +388,7 @@
               <mc:AlternateContent>
                 <mc:Choice Requires="wps">
                   <w:drawing>
-                    <wp:anchor distT="0" distB="0" distL="114300" distR="114300" simplePos="0" relativeHeight="251773952" behindDoc="0" locked="0" layoutInCell="1" hidden="0" allowOverlap="1">
+                    <wp:anchor distT="0" distB="0" distL="114300" distR="114300" simplePos="0" relativeHeight="251773952" behindDoc="0" locked="0" layoutInCell="1" hidden="0" allowOverlap="1" wp14:anchorId="15A43BF1" wp14:editId="589C3E87">
                       <wp:simplePos x="0" y="0"/>
                       <wp:positionH relativeFrom="column">
                         <wp:posOffset>1809750</wp:posOffset>
@@ -426,8 +465,7 @@
                 </mc:Choice>
                 <mc:Fallback>
                   <w:pict>
-                    <v:rect id="shape1151" o:spid="_x0000_s1027" style="position:absolute;left:0;text-align:left;margin-left:142.5pt;margin-top:118.8pt;width:17.2pt;height:24.7pt;z-index:251773952;visibility:visible;mso-wrap-style:square;mso-wrap-distance-left:9pt;mso-wrap-distance-top:0;mso-wrap-distance-right:9pt;mso-wrap-distance-bottom:0;mso-position-horizontal:absolute;mso-position-horizontal-relative:text;mso-position-vertical:absolute;mso-position-vertical-relative:text;v-text-anchor:top" o:gfxdata="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" filled="f" stroked="f" strokeweight=".5pt">
-                      <v:path arrowok="t"/>
+                    <v:rect w14:anchorId="15A43BF1" id="shape1151" o:spid="_x0000_s1027" style="position:absolute;left:0;text-align:left;margin-left:142.5pt;margin-top:118.8pt;width:17.2pt;height:24.7pt;z-index:251773952;visibility:visible;mso-wrap-style:square;mso-wrap-distance-left:9pt;mso-wrap-distance-top:0;mso-wrap-distance-right:9pt;mso-wrap-distance-bottom:0;mso-position-horizontal:absolute;mso-position-horizontal-relative:text;mso-position-vertical:absolute;mso-position-vertical-relative:text;v-text-anchor:top" o:gfxdata="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" filled="f" stroked="f" strokeweight=".5pt">
                       <v:textbox>
                         <w:txbxContent>
                           <w:p>
@@ -458,7 +496,7 @@
               <mc:AlternateContent>
                 <mc:Choice Requires="wps">
                   <w:drawing>
-                    <wp:anchor distT="0" distB="0" distL="114300" distR="114300" simplePos="0" relativeHeight="251772928" behindDoc="0" locked="0" layoutInCell="1" hidden="0" allowOverlap="1">
+                    <wp:anchor distT="0" distB="0" distL="114300" distR="114300" simplePos="0" relativeHeight="251772928" behindDoc="0" locked="0" layoutInCell="1" hidden="0" allowOverlap="1" wp14:anchorId="7D17A0CC" wp14:editId="0E80B78F">
                       <wp:simplePos x="0" y="0"/>
                       <wp:positionH relativeFrom="column">
                         <wp:posOffset>1826817</wp:posOffset>
@@ -537,9 +575,8 @@
                 </mc:Choice>
                 <mc:Fallback>
                   <w:pict>
-                    <v:oval id="shape1150" o:spid="_x0000_s1028" style="position:absolute;left:0;text-align:left;margin-left:143.85pt;margin-top:123.65pt;width:16.85pt;height:16.85pt;z-index:251772928;visibility:visible;mso-wrap-style:square;mso-wrap-distance-left:9pt;mso-wrap-distance-top:0;mso-wrap-distance-right:9pt;mso-wrap-distance-bottom:0;mso-position-horizontal:absolute;mso-position-horizontal-relative:text;mso-position-vertical:absolute;mso-position-vertical-relative:text;v-text-anchor:middle" o:gfxdata="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" fillcolor="#5aa2d6" stroked="f" strokeweight="1pt">
+                    <v:oval w14:anchorId="7D17A0CC" id="shape1150" o:spid="_x0000_s1028" style="position:absolute;left:0;text-align:left;margin-left:143.85pt;margin-top:123.65pt;width:16.85pt;height:16.85pt;z-index:251772928;visibility:visible;mso-wrap-style:square;mso-wrap-distance-left:9pt;mso-wrap-distance-top:0;mso-wrap-distance-right:9pt;mso-wrap-distance-bottom:0;mso-position-horizontal:absolute;mso-position-horizontal-relative:text;mso-position-vertical:absolute;mso-position-vertical-relative:text;v-text-anchor:middle" o:gfxdata="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" fillcolor="#5aa2d6" stroked="f" strokeweight="1pt">
                       <v:stroke joinstyle="miter"/>
-                      <v:path arrowok="t"/>
                       <v:textbox>
                         <w:txbxContent>
                           <w:p>
@@ -566,7 +603,7 @@
               <mc:AlternateContent>
                 <mc:Choice Requires="wps">
                   <w:drawing>
-                    <wp:anchor distT="0" distB="0" distL="114300" distR="114300" simplePos="0" relativeHeight="251707392" behindDoc="0" locked="0" layoutInCell="1" hidden="0" allowOverlap="1">
+                    <wp:anchor distT="0" distB="0" distL="114300" distR="114300" simplePos="0" relativeHeight="251707392" behindDoc="0" locked="0" layoutInCell="1" hidden="0" allowOverlap="1" wp14:anchorId="7B0EAFC1" wp14:editId="7D7971E6">
                       <wp:simplePos x="0" y="0"/>
                       <wp:positionH relativeFrom="column">
                         <wp:posOffset>1023130</wp:posOffset>
@@ -644,8 +681,7 @@
                 </mc:Choice>
                 <mc:Fallback>
                   <w:pict>
-                    <v:rect id="shape1149" o:spid="_x0000_s1029" style="position:absolute;left:0;text-align:left;margin-left:80.55pt;margin-top:122.4pt;width:55.55pt;height:16.8pt;z-index:251707392;visibility:visible;mso-wrap-style:square;mso-wrap-distance-left:9pt;mso-wrap-distance-top:0;mso-wrap-distance-right:9pt;mso-wrap-distance-bottom:0;mso-position-horizontal:absolute;mso-position-horizontal-relative:text;mso-position-vertical:absolute;mso-position-vertical-relative:text;v-text-anchor:top" o:gfxdata="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" filled="f" stroked="f" strokeweight=".5pt">
-                      <v:path arrowok="t"/>
+                    <v:rect w14:anchorId="7B0EAFC1" id="shape1149" o:spid="_x0000_s1029" style="position:absolute;left:0;text-align:left;margin-left:80.55pt;margin-top:122.4pt;width:55.55pt;height:16.8pt;z-index:251707392;visibility:visible;mso-wrap-style:square;mso-wrap-distance-left:9pt;mso-wrap-distance-top:0;mso-wrap-distance-right:9pt;mso-wrap-distance-bottom:0;mso-position-horizontal:absolute;mso-position-horizontal-relative:text;mso-position-vertical:absolute;mso-position-vertical-relative:text;v-text-anchor:top" o:gfxdata="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" filled="f" stroked="f" strokeweight=".5pt">
                       <v:textbox>
                         <w:txbxContent>
                           <w:p>
@@ -677,7 +713,7 @@
               <mc:AlternateContent>
                 <mc:Choice Requires="wps">
                   <w:drawing>
-                    <wp:anchor distT="0" distB="0" distL="114300" distR="114300" simplePos="0" relativeHeight="251771904" behindDoc="0" locked="0" layoutInCell="1" hidden="0" allowOverlap="1">
+                    <wp:anchor distT="0" distB="0" distL="114300" distR="114300" simplePos="0" relativeHeight="251771904" behindDoc="0" locked="0" layoutInCell="1" hidden="0" allowOverlap="1" wp14:anchorId="37138F3F" wp14:editId="046B461F">
                       <wp:simplePos x="0" y="0"/>
                       <wp:positionH relativeFrom="column">
                         <wp:posOffset>821892</wp:posOffset>
@@ -754,8 +790,7 @@
                 </mc:Choice>
                 <mc:Fallback>
                   <w:pict>
-                    <v:rect id="shape1148" o:spid="_x0000_s1030" style="position:absolute;left:0;text-align:left;margin-left:64.7pt;margin-top:119.15pt;width:17.2pt;height:24.7pt;z-index:251771904;visibility:visible;mso-wrap-style:square;mso-wrap-distance-left:9pt;mso-wrap-distance-top:0;mso-wrap-distance-right:9pt;mso-wrap-distance-bottom:0;mso-position-horizontal:absolute;mso-position-horizontal-relative:text;mso-position-vertical:absolute;mso-position-vertical-relative:text;v-text-anchor:top" o:gfxdata="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" filled="f" stroked="f" strokeweight=".5pt">
-                      <v:path arrowok="t"/>
+                    <v:rect w14:anchorId="37138F3F" id="shape1148" o:spid="_x0000_s1030" style="position:absolute;left:0;text-align:left;margin-left:64.7pt;margin-top:119.15pt;width:17.2pt;height:24.7pt;z-index:251771904;visibility:visible;mso-wrap-style:square;mso-wrap-distance-left:9pt;mso-wrap-distance-top:0;mso-wrap-distance-right:9pt;mso-wrap-distance-bottom:0;mso-position-horizontal:absolute;mso-position-horizontal-relative:text;mso-position-vertical:absolute;mso-position-vertical-relative:text;v-text-anchor:top" o:gfxdata="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" filled="f" stroked="f" strokeweight=".5pt">
                       <v:textbox>
                         <w:txbxContent>
                           <w:p>
@@ -786,7 +821,7 @@
               <mc:AlternateContent>
                 <mc:Choice Requires="wps">
                   <w:drawing>
-                    <wp:anchor distT="0" distB="0" distL="114300" distR="114300" simplePos="0" relativeHeight="251770880" behindDoc="0" locked="0" layoutInCell="1" hidden="0" allowOverlap="1">
+                    <wp:anchor distT="0" distB="0" distL="114300" distR="114300" simplePos="0" relativeHeight="251770880" behindDoc="0" locked="0" layoutInCell="1" hidden="0" allowOverlap="1" wp14:anchorId="226DCBC3" wp14:editId="692EA9AA">
                       <wp:simplePos x="0" y="0"/>
                       <wp:positionH relativeFrom="column">
                         <wp:posOffset>860606</wp:posOffset>
@@ -865,9 +900,8 @@
                 </mc:Choice>
                 <mc:Fallback>
                   <w:pict>
-                    <v:oval id="shape1147" o:spid="_x0000_s1031" style="position:absolute;left:0;text-align:left;margin-left:67.75pt;margin-top:123.65pt;width:16.85pt;height:16.85pt;z-index:251770880;visibility:visible;mso-wrap-style:square;mso-wrap-distance-left:9pt;mso-wrap-distance-top:0;mso-wrap-distance-right:9pt;mso-wrap-distance-bottom:0;mso-position-horizontal:absolute;mso-position-horizontal-relative:text;mso-position-vertical:absolute;mso-position-vertical-relative:text;v-text-anchor:middle" o:gfxdata="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" fillcolor="#7461a8" stroked="f" strokeweight="1pt">
+                    <v:oval w14:anchorId="226DCBC3" id="shape1147" o:spid="_x0000_s1031" style="position:absolute;left:0;text-align:left;margin-left:67.75pt;margin-top:123.65pt;width:16.85pt;height:16.85pt;z-index:251770880;visibility:visible;mso-wrap-style:square;mso-wrap-distance-left:9pt;mso-wrap-distance-top:0;mso-wrap-distance-right:9pt;mso-wrap-distance-bottom:0;mso-position-horizontal:absolute;mso-position-horizontal-relative:text;mso-position-vertical:absolute;mso-position-vertical-relative:text;v-text-anchor:middle" o:gfxdata="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" fillcolor="#7461a8" stroked="f" strokeweight="1pt">
                       <v:stroke joinstyle="miter"/>
-                      <v:path arrowok="t"/>
                       <v:textbox>
                         <w:txbxContent>
                           <w:p>
@@ -894,7 +928,7 @@
               <mc:AlternateContent>
                 <mc:Choice Requires="wps">
                   <w:drawing>
-                    <wp:anchor distT="0" distB="0" distL="114300" distR="114300" simplePos="0" relativeHeight="251769856" behindDoc="0" locked="0" layoutInCell="1" hidden="0" allowOverlap="1">
+                    <wp:anchor distT="0" distB="0" distL="114300" distR="114300" simplePos="0" relativeHeight="251769856" behindDoc="0" locked="0" layoutInCell="1" hidden="0" allowOverlap="1" wp14:anchorId="3E2FD6F1" wp14:editId="4C55C2E0">
                       <wp:simplePos x="0" y="0"/>
                       <wp:positionH relativeFrom="column">
                         <wp:posOffset>219898</wp:posOffset>
@@ -972,8 +1006,7 @@
                 </mc:Choice>
                 <mc:Fallback>
                   <w:pict>
-                    <v:rect id="shape1146" o:spid="_x0000_s1032" style="position:absolute;left:0;text-align:left;margin-left:17.3pt;margin-top:122.4pt;width:52.8pt;height:16.8pt;z-index:251769856;visibility:visible;mso-wrap-style:square;mso-wrap-distance-left:9pt;mso-wrap-distance-top:0;mso-wrap-distance-right:9pt;mso-wrap-distance-bottom:0;mso-position-horizontal:absolute;mso-position-horizontal-relative:text;mso-position-vertical:absolute;mso-position-vertical-relative:text;v-text-anchor:top" o:gfxdata="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" filled="f" stroked="f" strokeweight=".5pt">
-                      <v:path arrowok="t"/>
+                    <v:rect w14:anchorId="3E2FD6F1" id="shape1146" o:spid="_x0000_s1032" style="position:absolute;left:0;text-align:left;margin-left:17.3pt;margin-top:122.4pt;width:52.8pt;height:16.8pt;z-index:251769856;visibility:visible;mso-wrap-style:square;mso-wrap-distance-left:9pt;mso-wrap-distance-top:0;mso-wrap-distance-right:9pt;mso-wrap-distance-bottom:0;mso-position-horizontal:absolute;mso-position-horizontal-relative:text;mso-position-vertical:absolute;mso-position-vertical-relative:text;v-text-anchor:top" o:gfxdata="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" filled="f" stroked="f" strokeweight=".5pt">
                       <v:textbox>
                         <w:txbxContent>
                           <w:p>
@@ -1005,7 +1038,7 @@
               <mc:AlternateContent>
                 <mc:Choice Requires="wps">
                   <w:drawing>
-                    <wp:anchor distT="0" distB="0" distL="114300" distR="114300" simplePos="0" relativeHeight="251760640" behindDoc="0" locked="0" layoutInCell="1" hidden="0" allowOverlap="1">
+                    <wp:anchor distT="0" distB="0" distL="114300" distR="114300" simplePos="0" relativeHeight="251760640" behindDoc="0" locked="0" layoutInCell="1" hidden="0" allowOverlap="1" wp14:anchorId="1121F7B9" wp14:editId="5F2940B5">
                       <wp:simplePos x="0" y="0"/>
                       <wp:positionH relativeFrom="column">
                         <wp:posOffset>57375</wp:posOffset>
@@ -1084,9 +1117,8 @@
                 </mc:Choice>
                 <mc:Fallback>
                   <w:pict>
-                    <v:oval id="shape1100" o:spid="_x0000_s1033" style="position:absolute;left:0;text-align:left;margin-left:4.5pt;margin-top:123.65pt;width:16.85pt;height:16.85pt;z-index:251760640;visibility:visible;mso-wrap-style:square;mso-wrap-distance-left:9pt;mso-wrap-distance-top:0;mso-wrap-distance-right:9pt;mso-wrap-distance-bottom:0;mso-position-horizontal:absolute;mso-position-horizontal-relative:text;mso-position-vertical:absolute;mso-position-vertical-relative:text;v-text-anchor:middle" o:gfxdata="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" fillcolor="#0f4c75" stroked="f" strokeweight="1pt">
+                    <v:oval w14:anchorId="1121F7B9" id="shape1100" o:spid="_x0000_s1033" style="position:absolute;left:0;text-align:left;margin-left:4.5pt;margin-top:123.65pt;width:16.85pt;height:16.85pt;z-index:251760640;visibility:visible;mso-wrap-style:square;mso-wrap-distance-left:9pt;mso-wrap-distance-top:0;mso-wrap-distance-right:9pt;mso-wrap-distance-bottom:0;mso-position-horizontal:absolute;mso-position-horizontal-relative:text;mso-position-vertical:absolute;mso-position-vertical-relative:text;v-text-anchor:middle" o:gfxdata="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" fillcolor="#0f4c75" stroked="f" strokeweight="1pt">
                       <v:stroke joinstyle="miter"/>
-                      <v:path arrowok="t"/>
                       <v:textbox>
                         <w:txbxContent>
                           <w:p>
@@ -1113,7 +1145,7 @@
               <mc:AlternateContent>
                 <mc:Choice Requires="wps">
                   <w:drawing>
-                    <wp:anchor distT="0" distB="0" distL="114300" distR="114300" simplePos="0" relativeHeight="251761664" behindDoc="0" locked="0" layoutInCell="1" hidden="0" allowOverlap="1">
+                    <wp:anchor distT="0" distB="0" distL="114300" distR="114300" simplePos="0" relativeHeight="251761664" behindDoc="0" locked="0" layoutInCell="1" hidden="0" allowOverlap="1" wp14:anchorId="4CA44B0D" wp14:editId="55E00FC2">
                       <wp:simplePos x="0" y="0"/>
                       <wp:positionH relativeFrom="column">
                         <wp:posOffset>33813</wp:posOffset>
@@ -1190,8 +1222,7 @@
                 </mc:Choice>
                 <mc:Fallback>
                   <w:pict>
-                    <v:rect id="shape1101" o:spid="_x0000_s1034" style="position:absolute;left:0;text-align:left;margin-left:2.65pt;margin-top:120pt;width:17.2pt;height:24.7pt;z-index:251761664;visibility:visible;mso-wrap-style:square;mso-wrap-distance-left:9pt;mso-wrap-distance-top:0;mso-wrap-distance-right:9pt;mso-wrap-distance-bottom:0;mso-position-horizontal:absolute;mso-position-horizontal-relative:text;mso-position-vertical:absolute;mso-position-vertical-relative:text;v-text-anchor:top" o:gfxdata="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" filled="f" stroked="f" strokeweight=".5pt">
-                      <v:path arrowok="t"/>
+                    <v:rect w14:anchorId="4CA44B0D" id="shape1101" o:spid="_x0000_s1034" style="position:absolute;left:0;text-align:left;margin-left:2.65pt;margin-top:120pt;width:17.2pt;height:24.7pt;z-index:251761664;visibility:visible;mso-wrap-style:square;mso-wrap-distance-left:9pt;mso-wrap-distance-top:0;mso-wrap-distance-right:9pt;mso-wrap-distance-bottom:0;mso-position-horizontal:absolute;mso-position-horizontal-relative:text;mso-position-vertical:absolute;mso-position-vertical-relative:text;v-text-anchor:top" o:gfxdata="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" filled="f" stroked="f" strokeweight=".5pt">
                       <v:textbox>
                         <w:txbxContent>
                           <w:p>
@@ -1222,7 +1253,7 @@
               <mc:AlternateContent>
                 <mc:Choice Requires="wps">
                   <w:drawing>
-                    <wp:anchor distT="0" distB="0" distL="114300" distR="114300" simplePos="0" relativeHeight="251729920" behindDoc="0" locked="0" layoutInCell="1" hidden="0" allowOverlap="1">
+                    <wp:anchor distT="0" distB="0" distL="114300" distR="114300" simplePos="0" relativeHeight="251729920" behindDoc="0" locked="0" layoutInCell="1" hidden="0" allowOverlap="1" wp14:anchorId="0FC95DBF" wp14:editId="3B1E1AD0">
                       <wp:simplePos x="0" y="0"/>
                       <wp:positionH relativeFrom="column">
                         <wp:posOffset>1089080</wp:posOffset>
@@ -1297,7 +1328,7 @@
               <mc:AlternateContent>
                 <mc:Choice Requires="wps">
                   <w:drawing>
-                    <wp:anchor distT="0" distB="0" distL="114300" distR="114300" simplePos="0" relativeHeight="251757568" behindDoc="0" locked="0" layoutInCell="1" hidden="0" allowOverlap="1">
+                    <wp:anchor distT="0" distB="0" distL="114300" distR="114300" simplePos="0" relativeHeight="251757568" behindDoc="0" locked="0" layoutInCell="1" hidden="0" allowOverlap="1" wp14:anchorId="0CF780C5" wp14:editId="0E13CBED">
                       <wp:simplePos x="0" y="0"/>
                       <wp:positionH relativeFrom="column">
                         <wp:posOffset>101869</wp:posOffset>
@@ -1374,8 +1405,7 @@
                 </mc:Choice>
                 <mc:Fallback>
                   <w:pict>
-                    <v:rect id="shape1042" o:spid="_x0000_s1035" style="position:absolute;left:0;text-align:left;margin-left:8pt;margin-top:44.7pt;width:17.2pt;height:24.7pt;z-index:251757568;visibility:visible;mso-wrap-style:square;mso-wrap-distance-left:9pt;mso-wrap-distance-top:0;mso-wrap-distance-right:9pt;mso-wrap-distance-bottom:0;mso-position-horizontal:absolute;mso-position-horizontal-relative:text;mso-position-vertical:absolute;mso-position-vertical-relative:text;v-text-anchor:top" o:gfxdata="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" filled="f" stroked="f" strokeweight=".5pt">
-                      <v:path arrowok="t"/>
+                    <v:rect w14:anchorId="0CF780C5" id="shape1042" o:spid="_x0000_s1035" style="position:absolute;left:0;text-align:left;margin-left:8pt;margin-top:44.7pt;width:17.2pt;height:24.7pt;z-index:251757568;visibility:visible;mso-wrap-style:square;mso-wrap-distance-left:9pt;mso-wrap-distance-top:0;mso-wrap-distance-right:9pt;mso-wrap-distance-bottom:0;mso-position-horizontal:absolute;mso-position-horizontal-relative:text;mso-position-vertical:absolute;mso-position-vertical-relative:text;v-text-anchor:top" o:gfxdata="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" filled="f" stroked="f" strokeweight=".5pt">
                       <v:textbox>
                         <w:txbxContent>
                           <w:p>
@@ -1406,7 +1436,7 @@
               <mc:AlternateContent>
                 <mc:Choice Requires="wps">
                   <w:drawing>
-                    <wp:anchor distT="0" distB="0" distL="114300" distR="114300" simplePos="0" relativeHeight="251755520" behindDoc="0" locked="0" layoutInCell="1" hidden="0" allowOverlap="1">
+                    <wp:anchor distT="0" distB="0" distL="114300" distR="114300" simplePos="0" relativeHeight="251755520" behindDoc="0" locked="0" layoutInCell="1" hidden="0" allowOverlap="1" wp14:anchorId="28830C14" wp14:editId="467331F5">
                       <wp:simplePos x="0" y="0"/>
                       <wp:positionH relativeFrom="column">
                         <wp:posOffset>125430</wp:posOffset>
@@ -1485,9 +1515,8 @@
                 </mc:Choice>
                 <mc:Fallback>
                   <w:pict>
-                    <v:oval id="shape1041" o:spid="_x0000_s1036" style="position:absolute;left:0;text-align:left;margin-left:9.9pt;margin-top:48.4pt;width:16.85pt;height:16.85pt;z-index:251755520;visibility:visible;mso-wrap-style:square;mso-wrap-distance-left:9pt;mso-wrap-distance-top:0;mso-wrap-distance-right:9pt;mso-wrap-distance-bottom:0;mso-position-horizontal:absolute;mso-position-horizontal-relative:text;mso-position-vertical:absolute;mso-position-vertical-relative:text;v-text-anchor:middle" o:gfxdata="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" fillcolor="#0f4c75" stroked="f" strokeweight="1pt">
+                    <v:oval w14:anchorId="28830C14" id="shape1041" o:spid="_x0000_s1036" style="position:absolute;left:0;text-align:left;margin-left:9.9pt;margin-top:48.4pt;width:16.85pt;height:16.85pt;z-index:251755520;visibility:visible;mso-wrap-style:square;mso-wrap-distance-left:9pt;mso-wrap-distance-top:0;mso-wrap-distance-right:9pt;mso-wrap-distance-bottom:0;mso-position-horizontal:absolute;mso-position-horizontal-relative:text;mso-position-vertical:absolute;mso-position-vertical-relative:text;v-text-anchor:middle" o:gfxdata="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" fillcolor="#0f4c75" stroked="f" strokeweight="1pt">
                       <v:stroke joinstyle="miter"/>
-                      <v:path arrowok="t"/>
                       <v:textbox>
                         <w:txbxContent>
                           <w:p>
@@ -1514,7 +1543,7 @@
               <mc:AlternateContent>
                 <mc:Choice Requires="wps">
                   <w:drawing>
-                    <wp:anchor distT="0" distB="0" distL="114300" distR="114300" simplePos="0" relativeHeight="251754496" behindDoc="0" locked="0" layoutInCell="1" hidden="0" allowOverlap="1">
+                    <wp:anchor distT="0" distB="0" distL="114300" distR="114300" simplePos="0" relativeHeight="251754496" behindDoc="0" locked="0" layoutInCell="1" hidden="0" allowOverlap="1" wp14:anchorId="4C5063E9" wp14:editId="4315CEAA">
                       <wp:simplePos x="0" y="0"/>
                       <wp:positionH relativeFrom="column">
                         <wp:posOffset>259081</wp:posOffset>
@@ -1632,7 +1661,7 @@
                 </mc:Choice>
                 <mc:Fallback>
                   <w:pict>
-                    <v:roundrect id="shape1040" o:spid="_x0000_s1037" style="position:absolute;left:0;text-align:left;margin-left:20.4pt;margin-top:38.4pt;width:65.7pt;height:37.4pt;z-index:251754496;visibility:visible;mso-wrap-style:square;mso-wrap-distance-left:9pt;mso-wrap-distance-top:0;mso-wrap-distance-right:9pt;mso-wrap-distance-bottom:0;mso-position-horizontal:absolute;mso-position-horizontal-relative:text;mso-position-vertical:absolute;mso-position-vertical-relative:text;v-text-anchor:middle" arcsize="10923f" o:gfxdata="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" fillcolor="#f6fafc" strokecolor="#6c8da6" strokeweight="1pt">
+                    <v:roundrect w14:anchorId="4C5063E9" id="shape1040" o:spid="_x0000_s1037" style="position:absolute;left:0;text-align:left;margin-left:20.4pt;margin-top:38.4pt;width:65.7pt;height:37.4pt;z-index:251754496;visibility:visible;mso-wrap-style:square;mso-wrap-distance-left:9pt;mso-wrap-distance-top:0;mso-wrap-distance-right:9pt;mso-wrap-distance-bottom:0;mso-position-horizontal:absolute;mso-position-horizontal-relative:text;mso-position-vertical:absolute;mso-position-vertical-relative:text;v-text-anchor:middle" arcsize="10923f" o:gfxdata="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" fillcolor="#f6fafc" strokecolor="#6c8da6" strokeweight="1pt">
                       <v:stroke joinstyle="miter"/>
                       <v:path arrowok="t"/>
                       <v:textbox>
@@ -1694,7 +1723,7 @@
               <mc:AlternateContent>
                 <mc:Choice Requires="wps">
                   <w:drawing>
-                    <wp:anchor distT="0" distB="0" distL="114300" distR="114300" simplePos="0" relativeHeight="251737088" behindDoc="0" locked="0" layoutInCell="1" hidden="0" allowOverlap="1">
+                    <wp:anchor distT="0" distB="0" distL="114300" distR="114300" simplePos="0" relativeHeight="251737088" behindDoc="0" locked="0" layoutInCell="1" hidden="0" allowOverlap="1" wp14:anchorId="36A6349D" wp14:editId="213D313F">
                       <wp:simplePos x="0" y="0"/>
                       <wp:positionH relativeFrom="column">
                         <wp:posOffset>1179035</wp:posOffset>
@@ -1773,9 +1802,8 @@
                 </mc:Choice>
                 <mc:Fallback>
                   <w:pict>
-                    <v:oval id="shape1087" o:spid="_x0000_s1038" style="position:absolute;left:0;text-align:left;margin-left:92.85pt;margin-top:48.15pt;width:16.85pt;height:16.85pt;z-index:251737088;visibility:visible;mso-wrap-style:square;mso-wrap-distance-left:9pt;mso-wrap-distance-top:0;mso-wrap-distance-right:9pt;mso-wrap-distance-bottom:0;mso-position-horizontal:absolute;mso-position-horizontal-relative:text;mso-position-vertical:absolute;mso-position-vertical-relative:text;v-text-anchor:middle" o:gfxdata="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" fillcolor="#7461a8" stroked="f" strokeweight="1pt">
+                    <v:oval w14:anchorId="36A6349D" id="shape1087" o:spid="_x0000_s1038" style="position:absolute;left:0;text-align:left;margin-left:92.85pt;margin-top:48.15pt;width:16.85pt;height:16.85pt;z-index:251737088;visibility:visible;mso-wrap-style:square;mso-wrap-distance-left:9pt;mso-wrap-distance-top:0;mso-wrap-distance-right:9pt;mso-wrap-distance-bottom:0;mso-position-horizontal:absolute;mso-position-horizontal-relative:text;mso-position-vertical:absolute;mso-position-vertical-relative:text;v-text-anchor:middle" o:gfxdata="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" fillcolor="#7461a8" stroked="f" strokeweight="1pt">
                       <v:stroke joinstyle="miter"/>
-                      <v:path arrowok="t"/>
                       <v:textbox>
                         <w:txbxContent>
                           <w:p>
@@ -1802,7 +1830,7 @@
               <mc:AlternateContent>
                 <mc:Choice Requires="wps">
                   <w:drawing>
-                    <wp:anchor distT="0" distB="0" distL="114300" distR="114300" simplePos="0" relativeHeight="251736064" behindDoc="0" locked="0" layoutInCell="1" hidden="0" allowOverlap="1">
+                    <wp:anchor distT="0" distB="0" distL="114300" distR="114300" simplePos="0" relativeHeight="251736064" behindDoc="0" locked="0" layoutInCell="1" hidden="0" allowOverlap="1" wp14:anchorId="4396F8EE" wp14:editId="11D8A166">
                       <wp:simplePos x="0" y="0"/>
                       <wp:positionH relativeFrom="column">
                         <wp:posOffset>1312643</wp:posOffset>
@@ -1920,7 +1948,7 @@
                 </mc:Choice>
                 <mc:Fallback>
                   <w:pict>
-                    <v:roundrect id="shape1059" o:spid="_x0000_s1039" style="position:absolute;left:0;text-align:left;margin-left:103.35pt;margin-top:38.3pt;width:65.7pt;height:37.4pt;z-index:251736064;visibility:visible;mso-wrap-style:square;mso-wrap-distance-left:9pt;mso-wrap-distance-top:0;mso-wrap-distance-right:9pt;mso-wrap-distance-bottom:0;mso-position-horizontal:absolute;mso-position-horizontal-relative:text;mso-position-vertical:absolute;mso-position-vertical-relative:text;v-text-anchor:middle" arcsize="10923f" o:gfxdata="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" fillcolor="#f6fafc" strokecolor="#6c8da6" strokeweight="1pt">
+                    <v:roundrect w14:anchorId="4396F8EE" id="shape1059" o:spid="_x0000_s1039" style="position:absolute;left:0;text-align:left;margin-left:103.35pt;margin-top:38.3pt;width:65.7pt;height:37.4pt;z-index:251736064;visibility:visible;mso-wrap-style:square;mso-wrap-distance-left:9pt;mso-wrap-distance-top:0;mso-wrap-distance-right:9pt;mso-wrap-distance-bottom:0;mso-position-horizontal:absolute;mso-position-horizontal-relative:text;mso-position-vertical:absolute;mso-position-vertical-relative:text;v-text-anchor:middle" arcsize="10923f" o:gfxdata="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" fillcolor="#f6fafc" strokecolor="#6c8da6" strokeweight="1pt">
                       <v:stroke joinstyle="miter"/>
                       <v:path arrowok="t"/>
                       <v:textbox>
@@ -1982,7 +2010,7 @@
               <mc:AlternateContent>
                 <mc:Choice Requires="wps">
                   <w:drawing>
-                    <wp:anchor distT="0" distB="0" distL="114300" distR="114300" simplePos="0" relativeHeight="251740160" behindDoc="0" locked="0" layoutInCell="1" hidden="0" allowOverlap="1">
+                    <wp:anchor distT="0" distB="0" distL="114300" distR="114300" simplePos="0" relativeHeight="251740160" behindDoc="0" locked="0" layoutInCell="1" hidden="0" allowOverlap="1" wp14:anchorId="3EB47EDA" wp14:editId="2D733EE6">
                       <wp:simplePos x="0" y="0"/>
                       <wp:positionH relativeFrom="column">
                         <wp:posOffset>2235472</wp:posOffset>
@@ -2061,9 +2089,8 @@
                 </mc:Choice>
                 <mc:Fallback>
                   <w:pict>
-                    <v:oval id="shape1088" o:spid="_x0000_s1040" style="position:absolute;left:0;text-align:left;margin-left:176pt;margin-top:48.15pt;width:16.85pt;height:16.85pt;z-index:251740160;visibility:visible;mso-wrap-style:square;mso-wrap-distance-left:9pt;mso-wrap-distance-top:0;mso-wrap-distance-right:9pt;mso-wrap-distance-bottom:0;mso-position-horizontal:absolute;mso-position-horizontal-relative:text;mso-position-vertical:absolute;mso-position-vertical-relative:text;v-text-anchor:middle" o:gfxdata="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" fillcolor="#7461a8" stroked="f" strokeweight="1pt">
+                    <v:oval w14:anchorId="3EB47EDA" id="shape1088" o:spid="_x0000_s1040" style="position:absolute;left:0;text-align:left;margin-left:176pt;margin-top:48.15pt;width:16.85pt;height:16.85pt;z-index:251740160;visibility:visible;mso-wrap-style:square;mso-wrap-distance-left:9pt;mso-wrap-distance-top:0;mso-wrap-distance-right:9pt;mso-wrap-distance-bottom:0;mso-position-horizontal:absolute;mso-position-horizontal-relative:text;mso-position-vertical:absolute;mso-position-vertical-relative:text;v-text-anchor:middle" o:gfxdata="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" fillcolor="#7461a8" stroked="f" strokeweight="1pt">
                       <v:stroke joinstyle="miter"/>
-                      <v:path arrowok="t"/>
                       <v:textbox>
                         <w:txbxContent>
                           <w:p>
@@ -2090,7 +2117,7 @@
               <mc:AlternateContent>
                 <mc:Choice Requires="wps">
                   <w:drawing>
-                    <wp:anchor distT="0" distB="0" distL="114300" distR="114300" simplePos="0" relativeHeight="251739136" behindDoc="0" locked="0" layoutInCell="1" hidden="0" allowOverlap="1">
+                    <wp:anchor distT="0" distB="0" distL="114300" distR="114300" simplePos="0" relativeHeight="251739136" behindDoc="0" locked="0" layoutInCell="1" hidden="0" allowOverlap="1" wp14:anchorId="3940BEE5" wp14:editId="03E819A8">
                       <wp:simplePos x="0" y="0"/>
                       <wp:positionH relativeFrom="column">
                         <wp:posOffset>2370258</wp:posOffset>
@@ -2208,7 +2235,7 @@
                 </mc:Choice>
                 <mc:Fallback>
                   <w:pict>
-                    <v:roundrect id="shape1064" o:spid="_x0000_s1041" style="position:absolute;left:0;text-align:left;margin-left:186.65pt;margin-top:38.5pt;width:65.7pt;height:37.4pt;z-index:251739136;visibility:visible;mso-wrap-style:square;mso-wrap-distance-left:9pt;mso-wrap-distance-top:0;mso-wrap-distance-right:9pt;mso-wrap-distance-bottom:0;mso-position-horizontal:absolute;mso-position-horizontal-relative:text;mso-position-vertical:absolute;mso-position-vertical-relative:text;v-text-anchor:middle" arcsize="10923f" o:gfxdata="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" fillcolor="#f6fafc" strokecolor="#6c8da6" strokeweight="1pt">
+                    <v:roundrect w14:anchorId="3940BEE5" id="shape1064" o:spid="_x0000_s1041" style="position:absolute;left:0;text-align:left;margin-left:186.65pt;margin-top:38.5pt;width:65.7pt;height:37.4pt;z-index:251739136;visibility:visible;mso-wrap-style:square;mso-wrap-distance-left:9pt;mso-wrap-distance-top:0;mso-wrap-distance-right:9pt;mso-wrap-distance-bottom:0;mso-position-horizontal:absolute;mso-position-horizontal-relative:text;mso-position-vertical:absolute;mso-position-vertical-relative:text;v-text-anchor:middle" arcsize="10923f" o:gfxdata="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" fillcolor="#f6fafc" strokecolor="#6c8da6" strokeweight="1pt">
                       <v:stroke joinstyle="miter"/>
                       <v:path arrowok="t"/>
                       <v:textbox>
@@ -2270,7 +2297,7 @@
               <mc:AlternateContent>
                 <mc:Choice Requires="wps">
                   <w:drawing>
-                    <wp:anchor distT="0" distB="0" distL="114300" distR="114300" simplePos="0" relativeHeight="251743232" behindDoc="0" locked="0" layoutInCell="1" hidden="0" allowOverlap="1">
+                    <wp:anchor distT="0" distB="0" distL="114300" distR="114300" simplePos="0" relativeHeight="251743232" behindDoc="0" locked="0" layoutInCell="1" hidden="0" allowOverlap="1" wp14:anchorId="7A2CF9ED" wp14:editId="2A7CE645">
                       <wp:simplePos x="0" y="0"/>
                       <wp:positionH relativeFrom="column">
                         <wp:posOffset>3299182</wp:posOffset>
@@ -2349,9 +2376,8 @@
                 </mc:Choice>
                 <mc:Fallback>
                   <w:pict>
-                    <v:oval id="shape1089" o:spid="_x0000_s1042" style="position:absolute;left:0;text-align:left;margin-left:259.8pt;margin-top:48pt;width:16.85pt;height:16.85pt;z-index:251743232;visibility:visible;mso-wrap-style:square;mso-wrap-distance-left:9pt;mso-wrap-distance-top:0;mso-wrap-distance-right:9pt;mso-wrap-distance-bottom:0;mso-position-horizontal:absolute;mso-position-horizontal-relative:text;mso-position-vertical:absolute;mso-position-vertical-relative:text;v-text-anchor:middle" o:gfxdata="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" fillcolor="#7461a8" stroked="f" strokeweight="1pt">
+                    <v:oval w14:anchorId="7A2CF9ED" id="shape1089" o:spid="_x0000_s1042" style="position:absolute;left:0;text-align:left;margin-left:259.8pt;margin-top:48pt;width:16.85pt;height:16.85pt;z-index:251743232;visibility:visible;mso-wrap-style:square;mso-wrap-distance-left:9pt;mso-wrap-distance-top:0;mso-wrap-distance-right:9pt;mso-wrap-distance-bottom:0;mso-position-horizontal:absolute;mso-position-horizontal-relative:text;mso-position-vertical:absolute;mso-position-vertical-relative:text;v-text-anchor:middle" o:gfxdata="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" fillcolor="#7461a8" stroked="f" strokeweight="1pt">
                       <v:stroke joinstyle="miter"/>
-                      <v:path arrowok="t"/>
                       <v:textbox>
                         <w:txbxContent>
                           <w:p>
@@ -2378,7 +2404,7 @@
               <mc:AlternateContent>
                 <mc:Choice Requires="wps">
                   <w:drawing>
-                    <wp:anchor distT="0" distB="0" distL="114300" distR="114300" simplePos="0" relativeHeight="251742208" behindDoc="0" locked="0" layoutInCell="1" hidden="0" allowOverlap="1">
+                    <wp:anchor distT="0" distB="0" distL="114300" distR="114300" simplePos="0" relativeHeight="251742208" behindDoc="0" locked="0" layoutInCell="1" hidden="0" allowOverlap="1" wp14:anchorId="149AB192" wp14:editId="0D9AF2FA">
                       <wp:simplePos x="0" y="0"/>
                       <wp:positionH relativeFrom="column">
                         <wp:posOffset>3435649</wp:posOffset>
@@ -2496,7 +2522,7 @@
                 </mc:Choice>
                 <mc:Fallback>
                   <w:pict>
-                    <v:roundrect id="shape1068" o:spid="_x0000_s1043" style="position:absolute;left:0;text-align:left;margin-left:270.5pt;margin-top:38.55pt;width:65.7pt;height:37.4pt;z-index:251742208;visibility:visible;mso-wrap-style:square;mso-wrap-distance-left:9pt;mso-wrap-distance-top:0;mso-wrap-distance-right:9pt;mso-wrap-distance-bottom:0;mso-position-horizontal:absolute;mso-position-horizontal-relative:text;mso-position-vertical:absolute;mso-position-vertical-relative:text;v-text-anchor:middle" arcsize="10923f" o:gfxdata="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" fillcolor="#f6fafc" strokecolor="#6c8da6" strokeweight="1pt">
+                    <v:roundrect w14:anchorId="149AB192" id="shape1068" o:spid="_x0000_s1043" style="position:absolute;left:0;text-align:left;margin-left:270.5pt;margin-top:38.55pt;width:65.7pt;height:37.4pt;z-index:251742208;visibility:visible;mso-wrap-style:square;mso-wrap-distance-left:9pt;mso-wrap-distance-top:0;mso-wrap-distance-right:9pt;mso-wrap-distance-bottom:0;mso-position-horizontal:absolute;mso-position-horizontal-relative:text;mso-position-vertical:absolute;mso-position-vertical-relative:text;v-text-anchor:middle" arcsize="10923f" o:gfxdata="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" fillcolor="#f6fafc" strokecolor="#6c8da6" strokeweight="1pt">
                       <v:stroke joinstyle="miter"/>
                       <v:path arrowok="t"/>
                       <v:textbox>
@@ -2558,7 +2584,7 @@
               <mc:AlternateContent>
                 <mc:Choice Requires="wps">
                   <w:drawing>
-                    <wp:anchor distT="0" distB="0" distL="114300" distR="114300" simplePos="0" relativeHeight="251746304" behindDoc="0" locked="0" layoutInCell="1" hidden="0" allowOverlap="1">
+                    <wp:anchor distT="0" distB="0" distL="114300" distR="114300" simplePos="0" relativeHeight="251746304" behindDoc="0" locked="0" layoutInCell="1" hidden="0" allowOverlap="1" wp14:anchorId="0C68187F" wp14:editId="1080720B">
                       <wp:simplePos x="0" y="0"/>
                       <wp:positionH relativeFrom="column">
                         <wp:posOffset>4358777</wp:posOffset>
@@ -2637,9 +2663,8 @@
                 </mc:Choice>
                 <mc:Fallback>
                   <w:pict>
-                    <v:oval id="shape1090" o:spid="_x0000_s1044" style="position:absolute;left:0;text-align:left;margin-left:343.2pt;margin-top:48pt;width:16.85pt;height:16.85pt;z-index:251746304;visibility:visible;mso-wrap-style:square;mso-wrap-distance-left:9pt;mso-wrap-distance-top:0;mso-wrap-distance-right:9pt;mso-wrap-distance-bottom:0;mso-position-horizontal:absolute;mso-position-horizontal-relative:text;mso-position-vertical:absolute;mso-position-vertical-relative:text;v-text-anchor:middle" o:gfxdata="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" fillcolor="#7461a8" stroked="f" strokeweight="1pt">
+                    <v:oval w14:anchorId="0C68187F" id="shape1090" o:spid="_x0000_s1044" style="position:absolute;left:0;text-align:left;margin-left:343.2pt;margin-top:48pt;width:16.85pt;height:16.85pt;z-index:251746304;visibility:visible;mso-wrap-style:square;mso-wrap-distance-left:9pt;mso-wrap-distance-top:0;mso-wrap-distance-right:9pt;mso-wrap-distance-bottom:0;mso-position-horizontal:absolute;mso-position-horizontal-relative:text;mso-position-vertical:absolute;mso-position-vertical-relative:text;v-text-anchor:middle" o:gfxdata="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" fillcolor="#7461a8" stroked="f" strokeweight="1pt">
                       <v:stroke joinstyle="miter"/>
-                      <v:path arrowok="t"/>
                       <v:textbox>
                         <w:txbxContent>
                           <w:p>
@@ -2666,7 +2691,7 @@
               <mc:AlternateContent>
                 <mc:Choice Requires="wps">
                   <w:drawing>
-                    <wp:anchor distT="0" distB="0" distL="114300" distR="114300" simplePos="0" relativeHeight="251745280" behindDoc="0" locked="0" layoutInCell="1" hidden="0" allowOverlap="1">
+                    <wp:anchor distT="0" distB="0" distL="114300" distR="114300" simplePos="0" relativeHeight="251745280" behindDoc="0" locked="0" layoutInCell="1" hidden="0" allowOverlap="1" wp14:anchorId="2AA3C26D" wp14:editId="67668C70">
                       <wp:simplePos x="0" y="0"/>
                       <wp:positionH relativeFrom="column">
                         <wp:posOffset>4494213</wp:posOffset>
@@ -2784,7 +2809,7 @@
                 </mc:Choice>
                 <mc:Fallback>
                   <w:pict>
-                    <v:roundrect id="shape1072" o:spid="_x0000_s1045" style="position:absolute;left:0;text-align:left;margin-left:353.9pt;margin-top:38.55pt;width:65.7pt;height:37.4pt;z-index:251745280;visibility:visible;mso-wrap-style:square;mso-wrap-distance-left:9pt;mso-wrap-distance-top:0;mso-wrap-distance-right:9pt;mso-wrap-distance-bottom:0;mso-position-horizontal:absolute;mso-position-horizontal-relative:text;mso-position-vertical:absolute;mso-position-vertical-relative:text;v-text-anchor:middle" arcsize="10923f" o:gfxdata="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" fillcolor="#f6fafc" strokecolor="#6c8da6" strokeweight="1pt">
+                    <v:roundrect w14:anchorId="2AA3C26D" id="shape1072" o:spid="_x0000_s1045" style="position:absolute;left:0;text-align:left;margin-left:353.9pt;margin-top:38.55pt;width:65.7pt;height:37.4pt;z-index:251745280;visibility:visible;mso-wrap-style:square;mso-wrap-distance-left:9pt;mso-wrap-distance-top:0;mso-wrap-distance-right:9pt;mso-wrap-distance-bottom:0;mso-position-horizontal:absolute;mso-position-horizontal-relative:text;mso-position-vertical:absolute;mso-position-vertical-relative:text;v-text-anchor:middle" arcsize="10923f" o:gfxdata="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" fillcolor="#f6fafc" strokecolor="#6c8da6" strokeweight="1pt">
                       <v:stroke joinstyle="miter"/>
                       <v:path arrowok="t"/>
                       <v:textbox>
@@ -2846,7 +2871,7 @@
               <mc:AlternateContent>
                 <mc:Choice Requires="wps">
                   <w:drawing>
-                    <wp:anchor distT="0" distB="0" distL="114300" distR="114300" simplePos="0" relativeHeight="251752448" behindDoc="0" locked="0" layoutInCell="1" hidden="0" allowOverlap="1">
+                    <wp:anchor distT="0" distB="0" distL="114300" distR="114300" simplePos="0" relativeHeight="251752448" behindDoc="0" locked="0" layoutInCell="1" hidden="0" allowOverlap="1" wp14:anchorId="64269168" wp14:editId="36A53220">
                       <wp:simplePos x="0" y="0"/>
                       <wp:positionH relativeFrom="column">
                         <wp:posOffset>5419400</wp:posOffset>
@@ -2925,9 +2950,8 @@
                 </mc:Choice>
                 <mc:Fallback>
                   <w:pict>
-                    <v:oval id="shape1092" o:spid="_x0000_s1046" style="position:absolute;left:0;text-align:left;margin-left:426.7pt;margin-top:48.2pt;width:16.85pt;height:16.85pt;z-index:251752448;visibility:visible;mso-wrap-style:square;mso-wrap-distance-left:9pt;mso-wrap-distance-top:0;mso-wrap-distance-right:9pt;mso-wrap-distance-bottom:0;mso-position-horizontal:absolute;mso-position-horizontal-relative:text;mso-position-vertical:absolute;mso-position-vertical-relative:text;v-text-anchor:middle" o:gfxdata="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" fillcolor="#7461a8" stroked="f" strokeweight="1pt">
+                    <v:oval w14:anchorId="64269168" id="shape1092" o:spid="_x0000_s1046" style="position:absolute;left:0;text-align:left;margin-left:426.7pt;margin-top:48.2pt;width:16.85pt;height:16.85pt;z-index:251752448;visibility:visible;mso-wrap-style:square;mso-wrap-distance-left:9pt;mso-wrap-distance-top:0;mso-wrap-distance-right:9pt;mso-wrap-distance-bottom:0;mso-position-horizontal:absolute;mso-position-horizontal-relative:text;mso-position-vertical:absolute;mso-position-vertical-relative:text;v-text-anchor:middle" o:gfxdata="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" fillcolor="#7461a8" stroked="f" strokeweight="1pt">
                       <v:stroke joinstyle="miter"/>
-                      <v:path arrowok="t"/>
                       <v:textbox>
                         <w:txbxContent>
                           <w:p>
@@ -2954,7 +2978,7 @@
               <mc:AlternateContent>
                 <mc:Choice Requires="wps">
                   <w:drawing>
-                    <wp:anchor distT="0" distB="0" distL="114300" distR="114300" simplePos="0" relativeHeight="251748352" behindDoc="0" locked="0" layoutInCell="1" hidden="0" allowOverlap="1">
+                    <wp:anchor distT="0" distB="0" distL="114300" distR="114300" simplePos="0" relativeHeight="251748352" behindDoc="0" locked="0" layoutInCell="1" hidden="0" allowOverlap="1" wp14:anchorId="7A80CC50" wp14:editId="3A2B1F56">
                       <wp:simplePos x="0" y="0"/>
                       <wp:positionH relativeFrom="column">
                         <wp:posOffset>5555545</wp:posOffset>
@@ -3056,7 +3080,28 @@
                                       <w:sz w:val="14"/>
                                       <w:szCs w:val="14"/>
                                     </w:rPr>
-                                    <w:t>드러나는 질실</w:t>
+                                    <w:t xml:space="preserve">드러나는 </w:t>
+                                  </w:r>
+                                  <w:r>
+                                    <w:rPr>
+                                      <w:rFonts w:hint="eastAsia"/>
+                                      <w:b/>
+                                      <w:bCs/>
+                                      <w:color w:val="0F4C75"/>
+                                      <w:sz w:val="14"/>
+                                      <w:szCs w:val="14"/>
+                                    </w:rPr>
+                                    <w:t>진</w:t>
+                                  </w:r>
+                                  <w:r>
+                                    <w:rPr>
+                                      <w:b/>
+                                      <w:bCs/>
+                                      <w:color w:val="0F4C75"/>
+                                      <w:sz w:val="14"/>
+                                      <w:szCs w:val="14"/>
+                                    </w:rPr>
+                                    <w:t>실</w:t>
                                   </w:r>
                                 </w:p>
                               </w:txbxContent>
@@ -3072,7 +3117,7 @@
                 </mc:Choice>
                 <mc:Fallback>
                   <w:pict>
-                    <v:roundrect id="shape1084" o:spid="_x0000_s1047" style="position:absolute;left:0;text-align:left;margin-left:437.45pt;margin-top:37.85pt;width:65.7pt;height:37.4pt;z-index:251748352;visibility:visible;mso-wrap-style:square;mso-wrap-distance-left:9pt;mso-wrap-distance-top:0;mso-wrap-distance-right:9pt;mso-wrap-distance-bottom:0;mso-position-horizontal:absolute;mso-position-horizontal-relative:text;mso-position-vertical:absolute;mso-position-vertical-relative:text;v-text-anchor:middle" arcsize="10923f" o:gfxdata="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" fillcolor="#f6fafc" strokecolor="#6c8da6" strokeweight="1pt">
+                    <v:roundrect w14:anchorId="7A80CC50" id="shape1084" o:spid="_x0000_s1047" style="position:absolute;left:0;text-align:left;margin-left:437.45pt;margin-top:37.85pt;width:65.7pt;height:37.4pt;z-index:251748352;visibility:visible;mso-wrap-style:square;mso-wrap-distance-left:9pt;mso-wrap-distance-top:0;mso-wrap-distance-right:9pt;mso-wrap-distance-bottom:0;mso-position-horizontal:absolute;mso-position-horizontal-relative:text;mso-position-vertical:absolute;mso-position-vertical-relative:text;v-text-anchor:middle" arcsize="10923f" o:gfxdata="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" fillcolor="#f6fafc" strokecolor="#6c8da6" strokeweight="1pt">
                       <v:stroke joinstyle="miter"/>
                       <v:path arrowok="t"/>
                       <v:textbox>
@@ -3117,7 +3162,28 @@
                                 <w:sz w:val="14"/>
                                 <w:szCs w:val="14"/>
                               </w:rPr>
-                              <w:t>드러나는 질실</w:t>
+                              <w:t xml:space="preserve">드러나는 </w:t>
+                            </w:r>
+                            <w:r>
+                              <w:rPr>
+                                <w:rFonts w:hint="eastAsia"/>
+                                <w:b/>
+                                <w:bCs/>
+                                <w:color w:val="0F4C75"/>
+                                <w:sz w:val="14"/>
+                                <w:szCs w:val="14"/>
+                              </w:rPr>
+                              <w:t>진</w:t>
+                            </w:r>
+                            <w:r>
+                              <w:rPr>
+                                <w:b/>
+                                <w:bCs/>
+                                <w:color w:val="0F4C75"/>
+                                <w:sz w:val="14"/>
+                                <w:szCs w:val="14"/>
+                              </w:rPr>
+                              <w:t>실</w:t>
                             </w:r>
                           </w:p>
                         </w:txbxContent>
@@ -3134,7 +3200,7 @@
               <mc:AlternateContent>
                 <mc:Choice Requires="wps">
                   <w:drawing>
-                    <wp:anchor distT="0" distB="0" distL="114300" distR="114300" simplePos="0" relativeHeight="251738112" behindDoc="0" locked="0" layoutInCell="1" hidden="0" allowOverlap="1">
+                    <wp:anchor distT="0" distB="0" distL="114300" distR="114300" simplePos="0" relativeHeight="251738112" behindDoc="0" locked="0" layoutInCell="1" hidden="0" allowOverlap="1" wp14:anchorId="235DECE7" wp14:editId="65561868">
                       <wp:simplePos x="0" y="0"/>
                       <wp:positionH relativeFrom="column">
                         <wp:posOffset>1134100</wp:posOffset>
@@ -3211,8 +3277,7 @@
                 </mc:Choice>
                 <mc:Fallback>
                   <w:pict>
-                    <v:rect id="shape1061" o:spid="_x0000_s1048" style="position:absolute;left:0;text-align:left;margin-left:89.3pt;margin-top:43.6pt;width:17.2pt;height:24.7pt;z-index:251738112;visibility:visible;mso-wrap-style:square;mso-wrap-distance-left:9pt;mso-wrap-distance-top:0;mso-wrap-distance-right:9pt;mso-wrap-distance-bottom:0;mso-position-horizontal:absolute;mso-position-horizontal-relative:text;mso-position-vertical:absolute;mso-position-vertical-relative:text;v-text-anchor:top" o:gfxdata="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" filled="f" stroked="f" strokeweight=".5pt">
-                      <v:path arrowok="t"/>
+                    <v:rect w14:anchorId="235DECE7" id="shape1061" o:spid="_x0000_s1048" style="position:absolute;left:0;text-align:left;margin-left:89.3pt;margin-top:43.6pt;width:17.2pt;height:24.7pt;z-index:251738112;visibility:visible;mso-wrap-style:square;mso-wrap-distance-left:9pt;mso-wrap-distance-top:0;mso-wrap-distance-right:9pt;mso-wrap-distance-bottom:0;mso-position-horizontal:absolute;mso-position-horizontal-relative:text;mso-position-vertical:absolute;mso-position-vertical-relative:text;v-text-anchor:top" o:gfxdata="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" filled="f" stroked="f" strokeweight=".5pt">
                       <v:textbox>
                         <w:txbxContent>
                           <w:p>
@@ -3243,7 +3308,7 @@
               <mc:AlternateContent>
                 <mc:Choice Requires="wps">
                   <w:drawing>
-                    <wp:anchor distT="0" distB="0" distL="114300" distR="114300" simplePos="0" relativeHeight="251741184" behindDoc="0" locked="0" layoutInCell="1" hidden="0" allowOverlap="1">
+                    <wp:anchor distT="0" distB="0" distL="114300" distR="114300" simplePos="0" relativeHeight="251741184" behindDoc="0" locked="0" layoutInCell="1" hidden="0" allowOverlap="1" wp14:anchorId="32F33A5A" wp14:editId="3812701A">
                       <wp:simplePos x="0" y="0"/>
                       <wp:positionH relativeFrom="column">
                         <wp:posOffset>2193699</wp:posOffset>
@@ -3320,8 +3385,7 @@
                 </mc:Choice>
                 <mc:Fallback>
                   <w:pict>
-                    <v:rect id="shape1066" o:spid="_x0000_s1049" style="position:absolute;left:0;text-align:left;margin-left:172.75pt;margin-top:43.85pt;width:17.2pt;height:24.7pt;z-index:251741184;visibility:visible;mso-wrap-style:square;mso-wrap-distance-left:9pt;mso-wrap-distance-top:0;mso-wrap-distance-right:9pt;mso-wrap-distance-bottom:0;mso-position-horizontal:absolute;mso-position-horizontal-relative:text;mso-position-vertical:absolute;mso-position-vertical-relative:text;v-text-anchor:top" o:gfxdata="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" filled="f" stroked="f" strokeweight=".5pt">
-                      <v:path arrowok="t"/>
+                    <v:rect w14:anchorId="32F33A5A" id="shape1066" o:spid="_x0000_s1049" style="position:absolute;left:0;text-align:left;margin-left:172.75pt;margin-top:43.85pt;width:17.2pt;height:24.7pt;z-index:251741184;visibility:visible;mso-wrap-style:square;mso-wrap-distance-left:9pt;mso-wrap-distance-top:0;mso-wrap-distance-right:9pt;mso-wrap-distance-bottom:0;mso-position-horizontal:absolute;mso-position-horizontal-relative:text;mso-position-vertical:absolute;mso-position-vertical-relative:text;v-text-anchor:top" o:gfxdata="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" filled="f" stroked="f" strokeweight=".5pt">
                       <v:textbox>
                         <w:txbxContent>
                           <w:p>
@@ -3352,7 +3416,7 @@
               <mc:AlternateContent>
                 <mc:Choice Requires="wps">
                   <w:drawing>
-                    <wp:anchor distT="0" distB="0" distL="114300" distR="114300" simplePos="0" relativeHeight="251744256" behindDoc="0" locked="0" layoutInCell="1" hidden="0" allowOverlap="1">
+                    <wp:anchor distT="0" distB="0" distL="114300" distR="114300" simplePos="0" relativeHeight="251744256" behindDoc="0" locked="0" layoutInCell="1" hidden="0" allowOverlap="1" wp14:anchorId="36637461" wp14:editId="20748C66">
                       <wp:simplePos x="0" y="0"/>
                       <wp:positionH relativeFrom="column">
                         <wp:posOffset>3256115</wp:posOffset>
@@ -3429,8 +3493,7 @@
                 </mc:Choice>
                 <mc:Fallback>
                   <w:pict>
-                    <v:rect id="shape1070" o:spid="_x0000_s1050" style="position:absolute;left:0;text-align:left;margin-left:256.4pt;margin-top:43.8pt;width:17.2pt;height:24.7pt;z-index:251744256;visibility:visible;mso-wrap-style:square;mso-wrap-distance-left:9pt;mso-wrap-distance-top:0;mso-wrap-distance-right:9pt;mso-wrap-distance-bottom:0;mso-position-horizontal:absolute;mso-position-horizontal-relative:text;mso-position-vertical:absolute;mso-position-vertical-relative:text;v-text-anchor:top" o:gfxdata="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" filled="f" stroked="f" strokeweight=".5pt">
-                      <v:path arrowok="t"/>
+                    <v:rect w14:anchorId="36637461" id="shape1070" o:spid="_x0000_s1050" style="position:absolute;left:0;text-align:left;margin-left:256.4pt;margin-top:43.8pt;width:17.2pt;height:24.7pt;z-index:251744256;visibility:visible;mso-wrap-style:square;mso-wrap-distance-left:9pt;mso-wrap-distance-top:0;mso-wrap-distance-right:9pt;mso-wrap-distance-bottom:0;mso-position-horizontal:absolute;mso-position-horizontal-relative:text;mso-position-vertical:absolute;mso-position-vertical-relative:text;v-text-anchor:top" o:gfxdata="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" filled="f" stroked="f" strokeweight=".5pt">
                       <v:textbox>
                         <w:txbxContent>
                           <w:p>
@@ -3461,7 +3524,7 @@
               <mc:AlternateContent>
                 <mc:Choice Requires="wps">
                   <w:drawing>
-                    <wp:anchor distT="0" distB="0" distL="114300" distR="114300" simplePos="0" relativeHeight="251747328" behindDoc="0" locked="0" layoutInCell="1" hidden="0" allowOverlap="1">
+                    <wp:anchor distT="0" distB="0" distL="114300" distR="114300" simplePos="0" relativeHeight="251747328" behindDoc="0" locked="0" layoutInCell="1" hidden="0" allowOverlap="1" wp14:anchorId="323AF2C2" wp14:editId="1A7FBDD1">
                       <wp:simplePos x="0" y="0"/>
                       <wp:positionH relativeFrom="column">
                         <wp:posOffset>4316714</wp:posOffset>
@@ -3538,8 +3601,7 @@
                 </mc:Choice>
                 <mc:Fallback>
                   <w:pict>
-                    <v:rect id="shape1074" o:spid="_x0000_s1051" style="position:absolute;left:0;text-align:left;margin-left:339.9pt;margin-top:43.5pt;width:17.2pt;height:24.7pt;z-index:251747328;visibility:visible;mso-wrap-style:square;mso-wrap-distance-left:9pt;mso-wrap-distance-top:0;mso-wrap-distance-right:9pt;mso-wrap-distance-bottom:0;mso-position-horizontal:absolute;mso-position-horizontal-relative:text;mso-position-vertical:absolute;mso-position-vertical-relative:text;v-text-anchor:top" o:gfxdata="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" filled="f" stroked="f" strokeweight=".5pt">
-                      <v:path arrowok="t"/>
+                    <v:rect w14:anchorId="323AF2C2" id="shape1074" o:spid="_x0000_s1051" style="position:absolute;left:0;text-align:left;margin-left:339.9pt;margin-top:43.5pt;width:17.2pt;height:24.7pt;z-index:251747328;visibility:visible;mso-wrap-style:square;mso-wrap-distance-left:9pt;mso-wrap-distance-top:0;mso-wrap-distance-right:9pt;mso-wrap-distance-bottom:0;mso-position-horizontal:absolute;mso-position-horizontal-relative:text;mso-position-vertical:absolute;mso-position-vertical-relative:text;v-text-anchor:top" o:gfxdata="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" filled="f" stroked="f" strokeweight=".5pt">
                       <v:textbox>
                         <w:txbxContent>
                           <w:p>
@@ -3570,7 +3632,7 @@
               <mc:AlternateContent>
                 <mc:Choice Requires="wps">
                   <w:drawing>
-                    <wp:anchor distT="0" distB="0" distL="114300" distR="114300" simplePos="0" relativeHeight="251753472" behindDoc="0" locked="0" layoutInCell="1" hidden="0" allowOverlap="1">
+                    <wp:anchor distT="0" distB="0" distL="114300" distR="114300" simplePos="0" relativeHeight="251753472" behindDoc="0" locked="0" layoutInCell="1" hidden="0" allowOverlap="1" wp14:anchorId="31A1BD63" wp14:editId="24EB5D3A">
                       <wp:simplePos x="0" y="0"/>
                       <wp:positionH relativeFrom="column">
                         <wp:posOffset>5379534</wp:posOffset>
@@ -3647,8 +3709,7 @@
                 </mc:Choice>
                 <mc:Fallback>
                   <w:pict>
-                    <v:rect id="shape1086" o:spid="_x0000_s1052" style="position:absolute;left:0;text-align:left;margin-left:423.6pt;margin-top:43.55pt;width:17.2pt;height:24.7pt;z-index:251753472;visibility:visible;mso-wrap-style:square;mso-wrap-distance-left:9pt;mso-wrap-distance-top:0;mso-wrap-distance-right:9pt;mso-wrap-distance-bottom:0;mso-position-horizontal:absolute;mso-position-horizontal-relative:text;mso-position-vertical:absolute;mso-position-vertical-relative:text;v-text-anchor:top" o:gfxdata="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" filled="f" stroked="f" strokeweight=".5pt">
-                      <v:path arrowok="t"/>
+                    <v:rect w14:anchorId="31A1BD63" id="shape1086" o:spid="_x0000_s1052" style="position:absolute;left:0;text-align:left;margin-left:423.6pt;margin-top:43.55pt;width:17.2pt;height:24.7pt;z-index:251753472;visibility:visible;mso-wrap-style:square;mso-wrap-distance-left:9pt;mso-wrap-distance-top:0;mso-wrap-distance-right:9pt;mso-wrap-distance-bottom:0;mso-position-horizontal:absolute;mso-position-horizontal-relative:text;mso-position-vertical:absolute;mso-position-vertical-relative:text;v-text-anchor:top" o:gfxdata="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" filled="f" stroked="f" strokeweight=".5pt">
                       <v:textbox>
                         <w:txbxContent>
                           <w:p>
@@ -3679,7 +3740,7 @@
               <mc:AlternateContent>
                 <mc:Choice Requires="wps">
                   <w:drawing>
-                    <wp:anchor distT="0" distB="0" distL="114300" distR="114300" simplePos="0" relativeHeight="251708416" behindDoc="0" locked="0" layoutInCell="1" hidden="0" allowOverlap="1">
+                    <wp:anchor distT="0" distB="0" distL="114300" distR="114300" simplePos="0" relativeHeight="251708416" behindDoc="0" locked="0" layoutInCell="1" hidden="0" allowOverlap="1" wp14:anchorId="746440E0" wp14:editId="4519C42A">
                       <wp:simplePos x="0" y="0"/>
                       <wp:positionH relativeFrom="column">
                         <wp:posOffset>2788430</wp:posOffset>
@@ -3754,7 +3815,7 @@
               <mc:AlternateContent>
                 <mc:Choice Requires="wps">
                   <w:drawing>
-                    <wp:anchor distT="0" distB="0" distL="114300" distR="114300" simplePos="0" relativeHeight="251711488" behindDoc="0" locked="0" layoutInCell="1" hidden="0" allowOverlap="1">
+                    <wp:anchor distT="0" distB="0" distL="114300" distR="114300" simplePos="0" relativeHeight="251711488" behindDoc="0" locked="0" layoutInCell="1" hidden="0" allowOverlap="1" wp14:anchorId="08876397" wp14:editId="4D0453A6">
                       <wp:simplePos x="0" y="0"/>
                       <wp:positionH relativeFrom="column">
                         <wp:posOffset>3855342</wp:posOffset>
@@ -3829,7 +3890,7 @@
               <mc:AlternateContent>
                 <mc:Choice Requires="wpg">
                   <w:drawing>
-                    <wp:anchor distT="0" distB="0" distL="114300" distR="114300" simplePos="0" relativeHeight="251762688" behindDoc="0" locked="0" layoutInCell="1" hidden="0" allowOverlap="1">
+                    <wp:anchor distT="0" distB="0" distL="114300" distR="114300" simplePos="0" relativeHeight="251762688" behindDoc="0" locked="0" layoutInCell="1" hidden="0" allowOverlap="1" wp14:anchorId="3A09DF32" wp14:editId="27C45D7A">
                       <wp:simplePos x="0" y="0"/>
                       <wp:positionH relativeFrom="column">
                         <wp:posOffset>4366471</wp:posOffset>
@@ -4094,7 +4155,7 @@
                 </mc:Choice>
                 <mc:Fallback>
                   <w:pict>
-                    <v:group id="shape1115" o:spid="_x0000_s1053" style="position:absolute;left:0;text-align:left;margin-left:343.8pt;margin-top:8.85pt;width:75.55pt;height:24.7pt;z-index:251762688" coordsize="9594,3135" o:gfxdata="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">
+                    <v:group w14:anchorId="3A09DF32" id="shape1115" o:spid="_x0000_s1053" style="position:absolute;left:0;text-align:left;margin-left:343.8pt;margin-top:8.85pt;width:75.55pt;height:24.7pt;z-index:251762688" coordsize="9594,3135" o:gfxdata="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">
                       <v:roundrect id="child 1" o:spid="_x0000_s1054" style="position:absolute;left:1252;top:508;width:8342;height:2119;visibility:visible;mso-wrap-style:square;v-text-anchor:middle" arcsize="32425f" o:gfxdata="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" fillcolor="#f6fafc" strokecolor="#6c8da6" strokeweight="1pt">
                         <v:stroke joinstyle="miter"/>
                         <v:path arrowok="t"/>
@@ -4113,9 +4174,8 @@
                           </w:txbxContent>
                         </v:textbox>
                       </v:roundrect>
-                      <v:oval id="child 2" o:spid="_x0000_s1055" style="position:absolute;left:235;top:521;width:2139;height:2138;visibility:visible;mso-wrap-style:square;v-text-anchor:middle" o:gfxdata="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" fillcolor="#5aa2d6" stroked="f" strokeweight="1pt">
+                      <v:oval id="child 2" o:spid="_x0000_s1055" style="position:absolute;left:235;top:521;width:2139;height:2138;visibility:visible;mso-wrap-style:square;v-text-anchor:middle" o:gfxdata="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" fillcolor="#5aa2d6" stroked="f" strokeweight="1pt">
                         <v:stroke joinstyle="miter"/>
-                        <v:path arrowok="t"/>
                         <v:textbox>
                           <w:txbxContent>
                             <w:p>
@@ -4131,8 +4191,7 @@
                           </w:txbxContent>
                         </v:textbox>
                       </v:oval>
-                      <v:rect id="child 3" o:spid="_x0000_s1056" style="position:absolute;width:2182;height:3135;visibility:visible;mso-wrap-style:square;v-text-anchor:top" o:gfxdata="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" filled="f" stroked="f" strokeweight=".5pt">
-                        <v:path arrowok="t"/>
+                      <v:rect id="child 3" o:spid="_x0000_s1056" style="position:absolute;width:2182;height:3135;visibility:visible;mso-wrap-style:square;v-text-anchor:top" o:gfxdata="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" filled="f" stroked="f" strokeweight=".5pt">
                         <v:textbox>
                           <w:txbxContent>
                             <w:p>
@@ -4152,8 +4211,7 @@
                           </w:txbxContent>
                         </v:textbox>
                       </v:rect>
-                      <v:rect id="child 4" o:spid="_x0000_s1057" style="position:absolute;left:1908;top:371;width:7200;height:2521;visibility:visible;mso-wrap-style:square;v-text-anchor:top" o:gfxdata="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" filled="f" stroked="f" strokeweight=".5pt">
-                        <v:path arrowok="t"/>
+                      <v:rect id="child 4" o:spid="_x0000_s1057" style="position:absolute;left:1908;top:371;width:7200;height:2521;visibility:visible;mso-wrap-style:square;v-text-anchor:top" o:gfxdata="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" filled="f" stroked="f" strokeweight=".5pt">
                         <v:textbox>
                           <w:txbxContent>
                             <w:p>
@@ -4187,7 +4245,7 @@
               <mc:AlternateContent>
                 <mc:Choice Requires="wpg">
                   <w:drawing>
-                    <wp:anchor distT="0" distB="0" distL="114300" distR="114300" simplePos="0" relativeHeight="251763712" behindDoc="0" locked="0" layoutInCell="1" hidden="0" allowOverlap="1">
+                    <wp:anchor distT="0" distB="0" distL="114300" distR="114300" simplePos="0" relativeHeight="251763712" behindDoc="0" locked="0" layoutInCell="1" hidden="0" allowOverlap="1" wp14:anchorId="3342E2C5" wp14:editId="2802640D">
                       <wp:simplePos x="0" y="0"/>
                       <wp:positionH relativeFrom="column">
                         <wp:posOffset>3286971</wp:posOffset>
@@ -4452,7 +4510,7 @@
                 </mc:Choice>
                 <mc:Fallback>
                   <w:pict>
-                    <v:group id="shape1116" o:spid="_x0000_s1058" style="position:absolute;left:0;text-align:left;margin-left:258.8pt;margin-top:9.3pt;width:75.55pt;height:24.7pt;z-index:251763712" coordsize="9594,3135" o:gfxdata="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">
+                    <v:group w14:anchorId="3342E2C5" id="shape1116" o:spid="_x0000_s1058" style="position:absolute;left:0;text-align:left;margin-left:258.8pt;margin-top:9.3pt;width:75.55pt;height:24.7pt;z-index:251763712" coordsize="9594,3135" o:gfxdata="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">
                       <v:roundrect id="child 1" o:spid="_x0000_s1059" style="position:absolute;left:1252;top:508;width:8342;height:2119;visibility:visible;mso-wrap-style:square;v-text-anchor:middle" arcsize="32425f" o:gfxdata="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" fillcolor="#f6fafc" strokecolor="#6c8da6" strokeweight="1pt">
                         <v:stroke joinstyle="miter"/>
                         <v:path arrowok="t"/>
@@ -4471,9 +4529,8 @@
                           </w:txbxContent>
                         </v:textbox>
                       </v:roundrect>
-                      <v:oval id="child 2" o:spid="_x0000_s1060" style="position:absolute;left:235;top:521;width:2139;height:2138;visibility:visible;mso-wrap-style:square;v-text-anchor:middle" o:gfxdata="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" fillcolor="#5aa2d6" stroked="f" strokeweight="1pt">
+                      <v:oval id="child 2" o:spid="_x0000_s1060" style="position:absolute;left:235;top:521;width:2139;height:2138;visibility:visible;mso-wrap-style:square;v-text-anchor:middle" o:gfxdata="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" fillcolor="#5aa2d6" stroked="f" strokeweight="1pt">
                         <v:stroke joinstyle="miter"/>
-                        <v:path arrowok="t"/>
                         <v:textbox>
                           <w:txbxContent>
                             <w:p>
@@ -4489,8 +4546,7 @@
                           </w:txbxContent>
                         </v:textbox>
                       </v:oval>
-                      <v:rect id="child 3" o:spid="_x0000_s1061" style="position:absolute;width:2182;height:3135;visibility:visible;mso-wrap-style:square;v-text-anchor:top" o:gfxdata="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" filled="f" stroked="f" strokeweight=".5pt">
-                        <v:path arrowok="t"/>
+                      <v:rect id="child 3" o:spid="_x0000_s1061" style="position:absolute;width:2182;height:3135;visibility:visible;mso-wrap-style:square;v-text-anchor:top" o:gfxdata="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" filled="f" stroked="f" strokeweight=".5pt">
                         <v:textbox>
                           <w:txbxContent>
                             <w:p>
@@ -4510,8 +4566,7 @@
                           </w:txbxContent>
                         </v:textbox>
                       </v:rect>
-                      <v:rect id="child 4" o:spid="_x0000_s1062" style="position:absolute;left:1908;top:371;width:7200;height:2521;visibility:visible;mso-wrap-style:square;v-text-anchor:top" o:gfxdata="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" filled="f" stroked="f" strokeweight=".5pt">
-                        <v:path arrowok="t"/>
+                      <v:rect id="child 4" o:spid="_x0000_s1062" style="position:absolute;left:1908;top:371;width:7200;height:2521;visibility:visible;mso-wrap-style:square;v-text-anchor:top" o:gfxdata="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" filled="f" stroked="f" strokeweight=".5pt">
                         <v:textbox>
                           <w:txbxContent>
                             <w:p>
@@ -4545,7 +4600,7 @@
               <mc:AlternateContent>
                 <mc:Choice Requires="wpg">
                   <w:drawing>
-                    <wp:anchor distT="0" distB="0" distL="114300" distR="114300" simplePos="0" relativeHeight="251764736" behindDoc="0" locked="0" layoutInCell="1" hidden="0" allowOverlap="1">
+                    <wp:anchor distT="0" distB="0" distL="114300" distR="114300" simplePos="0" relativeHeight="251764736" behindDoc="0" locked="0" layoutInCell="1" hidden="0" allowOverlap="1" wp14:anchorId="7EC5214F" wp14:editId="6B9BC4B0">
                       <wp:simplePos x="0" y="0"/>
                       <wp:positionH relativeFrom="column">
                         <wp:posOffset>3288135</wp:posOffset>
@@ -4810,7 +4865,7 @@
                 </mc:Choice>
                 <mc:Fallback>
                   <w:pict>
-                    <v:group id="shape1121" o:spid="_x0000_s1063" style="position:absolute;left:0;text-align:left;margin-left:258.9pt;margin-top:79.85pt;width:75.55pt;height:24.7pt;z-index:251764736" coordsize="9594,3135" o:gfxdata="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">
+                    <v:group w14:anchorId="7EC5214F" id="shape1121" o:spid="_x0000_s1063" style="position:absolute;left:0;text-align:left;margin-left:258.9pt;margin-top:79.85pt;width:75.55pt;height:24.7pt;z-index:251764736" coordsize="9594,3135" o:gfxdata="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">
                       <v:roundrect id="child 1" o:spid="_x0000_s1064" style="position:absolute;left:1252;top:508;width:8342;height:2119;visibility:visible;mso-wrap-style:square;v-text-anchor:middle" arcsize="32425f" o:gfxdata="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" fillcolor="#f6fafc" strokecolor="#6c8da6" strokeweight="1pt">
                         <v:stroke joinstyle="miter"/>
                         <v:path arrowok="t"/>
@@ -4829,9 +4884,8 @@
                           </w:txbxContent>
                         </v:textbox>
                       </v:roundrect>
-                      <v:oval id="child 2" o:spid="_x0000_s1065" style="position:absolute;left:235;top:521;width:2139;height:2138;visibility:visible;mso-wrap-style:square;v-text-anchor:middle" o:gfxdata="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" fillcolor="#5aa2d6" stroked="f" strokeweight="1pt">
+                      <v:oval id="child 2" o:spid="_x0000_s1065" style="position:absolute;left:235;top:521;width:2139;height:2138;visibility:visible;mso-wrap-style:square;v-text-anchor:middle" o:gfxdata="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" fillcolor="#5aa2d6" stroked="f" strokeweight="1pt">
                         <v:stroke joinstyle="miter"/>
-                        <v:path arrowok="t"/>
                         <v:textbox>
                           <w:txbxContent>
                             <w:p>
@@ -4847,8 +4901,7 @@
                           </w:txbxContent>
                         </v:textbox>
                       </v:oval>
-                      <v:rect id="child 3" o:spid="_x0000_s1066" style="position:absolute;width:2182;height:3135;visibility:visible;mso-wrap-style:square;v-text-anchor:top" o:gfxdata="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" filled="f" stroked="f" strokeweight=".5pt">
-                        <v:path arrowok="t"/>
+                      <v:rect id="child 3" o:spid="_x0000_s1066" style="position:absolute;width:2182;height:3135;visibility:visible;mso-wrap-style:square;v-text-anchor:top" o:gfxdata="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" filled="f" stroked="f" strokeweight=".5pt">
                         <v:textbox>
                           <w:txbxContent>
                             <w:p>
@@ -4868,8 +4921,7 @@
                           </w:txbxContent>
                         </v:textbox>
                       </v:rect>
-                      <v:rect id="child 4" o:spid="_x0000_s1067" style="position:absolute;left:1908;top:371;width:7200;height:2521;visibility:visible;mso-wrap-style:square;v-text-anchor:top" o:gfxdata="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" filled="f" stroked="f" strokeweight=".5pt">
-                        <v:path arrowok="t"/>
+                      <v:rect id="child 4" o:spid="_x0000_s1067" style="position:absolute;left:1908;top:371;width:7200;height:2521;visibility:visible;mso-wrap-style:square;v-text-anchor:top" o:gfxdata="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" filled="f" stroked="f" strokeweight=".5pt">
                         <v:textbox>
                           <w:txbxContent>
                             <w:p>
@@ -4903,7 +4955,7 @@
               <mc:AlternateContent>
                 <mc:Choice Requires="wpg">
                   <w:drawing>
-                    <wp:anchor distT="0" distB="0" distL="114300" distR="114300" simplePos="0" relativeHeight="251765760" behindDoc="0" locked="0" layoutInCell="1" hidden="0" allowOverlap="1">
+                    <wp:anchor distT="0" distB="0" distL="114300" distR="114300" simplePos="0" relativeHeight="251765760" behindDoc="0" locked="0" layoutInCell="1" hidden="0" allowOverlap="1" wp14:anchorId="51D590D8" wp14:editId="09228085">
                       <wp:simplePos x="0" y="0"/>
                       <wp:positionH relativeFrom="column">
                         <wp:posOffset>2248323</wp:posOffset>
@@ -5168,7 +5220,7 @@
                 </mc:Choice>
                 <mc:Fallback>
                   <w:pict>
-                    <v:group id="shape1126" o:spid="_x0000_s1068" style="position:absolute;left:0;text-align:left;margin-left:177.05pt;margin-top:9.65pt;width:75.55pt;height:24.7pt;z-index:251765760" coordsize="9594,3135" o:gfxdata="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">
+                    <v:group w14:anchorId="51D590D8" id="shape1126" o:spid="_x0000_s1068" style="position:absolute;left:0;text-align:left;margin-left:177.05pt;margin-top:9.65pt;width:75.55pt;height:24.7pt;z-index:251765760" coordsize="9594,3135" o:gfxdata="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">
                       <v:roundrect id="child 1" o:spid="_x0000_s1069" style="position:absolute;left:1252;top:508;width:8342;height:2119;visibility:visible;mso-wrap-style:square;v-text-anchor:middle" arcsize="32425f" o:gfxdata="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" fillcolor="#f6fafc" strokecolor="#6c8da6" strokeweight="1pt">
                         <v:stroke joinstyle="miter"/>
                         <v:path arrowok="t"/>
@@ -5187,9 +5239,8 @@
                           </w:txbxContent>
                         </v:textbox>
                       </v:roundrect>
-                      <v:oval id="child 2" o:spid="_x0000_s1070" style="position:absolute;left:235;top:521;width:2139;height:2138;visibility:visible;mso-wrap-style:square;v-text-anchor:middle" o:gfxdata="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" fillcolor="#5aa2d6" stroked="f" strokeweight="1pt">
+                      <v:oval id="child 2" o:spid="_x0000_s1070" style="position:absolute;left:235;top:521;width:2139;height:2138;visibility:visible;mso-wrap-style:square;v-text-anchor:middle" o:gfxdata="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" fillcolor="#5aa2d6" stroked="f" strokeweight="1pt">
                         <v:stroke joinstyle="miter"/>
-                        <v:path arrowok="t"/>
                         <v:textbox>
                           <w:txbxContent>
                             <w:p>
@@ -5205,8 +5256,7 @@
                           </w:txbxContent>
                         </v:textbox>
                       </v:oval>
-                      <v:rect id="child 3" o:spid="_x0000_s1071" style="position:absolute;width:2182;height:3135;visibility:visible;mso-wrap-style:square;v-text-anchor:top" o:gfxdata="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" filled="f" stroked="f" strokeweight=".5pt">
-                        <v:path arrowok="t"/>
+                      <v:rect id="child 3" o:spid="_x0000_s1071" style="position:absolute;width:2182;height:3135;visibility:visible;mso-wrap-style:square;v-text-anchor:top" o:gfxdata="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" filled="f" stroked="f" strokeweight=".5pt">
                         <v:textbox>
                           <w:txbxContent>
                             <w:p>
@@ -5226,8 +5276,7 @@
                           </w:txbxContent>
                         </v:textbox>
                       </v:rect>
-                      <v:rect id="child 4" o:spid="_x0000_s1072" style="position:absolute;left:1908;top:371;width:7200;height:2521;visibility:visible;mso-wrap-style:square;v-text-anchor:top" o:gfxdata="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" filled="f" stroked="f" strokeweight=".5pt">
-                        <v:path arrowok="t"/>
+                      <v:rect id="child 4" o:spid="_x0000_s1072" style="position:absolute;left:1908;top:371;width:7200;height:2521;visibility:visible;mso-wrap-style:square;v-text-anchor:top" o:gfxdata="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" filled="f" stroked="f" strokeweight=".5pt">
                         <v:textbox>
                           <w:txbxContent>
                             <w:p>
@@ -5261,7 +5310,7 @@
               <mc:AlternateContent>
                 <mc:Choice Requires="wpg">
                   <w:drawing>
-                    <wp:anchor distT="0" distB="0" distL="114300" distR="114300" simplePos="0" relativeHeight="251766784" behindDoc="0" locked="0" layoutInCell="1" hidden="0" allowOverlap="1">
+                    <wp:anchor distT="0" distB="0" distL="114300" distR="114300" simplePos="0" relativeHeight="251766784" behindDoc="0" locked="0" layoutInCell="1" hidden="0" allowOverlap="1" wp14:anchorId="0BA91DD3" wp14:editId="71E9E145">
                       <wp:simplePos x="0" y="0"/>
                       <wp:positionH relativeFrom="column">
                         <wp:posOffset>1176760</wp:posOffset>
@@ -5526,7 +5575,7 @@
                 </mc:Choice>
                 <mc:Fallback>
                   <w:pict>
-                    <v:group id="shape1131" o:spid="_x0000_s1073" style="position:absolute;left:0;text-align:left;margin-left:92.65pt;margin-top:10.3pt;width:75.55pt;height:24.7pt;z-index:251766784" coordsize="9594,3135" o:gfxdata="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">
+                    <v:group w14:anchorId="0BA91DD3" id="shape1131" o:spid="_x0000_s1073" style="position:absolute;left:0;text-align:left;margin-left:92.65pt;margin-top:10.3pt;width:75.55pt;height:24.7pt;z-index:251766784" coordsize="9594,3135" o:gfxdata="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">
                       <v:roundrect id="child 1" o:spid="_x0000_s1074" style="position:absolute;left:1252;top:508;width:8342;height:2119;visibility:visible;mso-wrap-style:square;v-text-anchor:middle" arcsize="32425f" o:gfxdata="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" fillcolor="#f6fafc" strokecolor="#6c8da6" strokeweight="1pt">
                         <v:stroke joinstyle="miter"/>
                         <v:path arrowok="t"/>
@@ -5545,9 +5594,8 @@
                           </w:txbxContent>
                         </v:textbox>
                       </v:roundrect>
-                      <v:oval id="child 2" o:spid="_x0000_s1075" style="position:absolute;left:235;top:521;width:2139;height:2138;visibility:visible;mso-wrap-style:square;v-text-anchor:middle" o:gfxdata="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" fillcolor="#5aa2d6" stroked="f" strokeweight="1pt">
+                      <v:oval id="child 2" o:spid="_x0000_s1075" style="position:absolute;left:235;top:521;width:2139;height:2138;visibility:visible;mso-wrap-style:square;v-text-anchor:middle" o:gfxdata="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" fillcolor="#5aa2d6" stroked="f" strokeweight="1pt">
                         <v:stroke joinstyle="miter"/>
-                        <v:path arrowok="t"/>
                         <v:textbox>
                           <w:txbxContent>
                             <w:p>
@@ -5563,8 +5611,7 @@
                           </w:txbxContent>
                         </v:textbox>
                       </v:oval>
-                      <v:rect id="child 3" o:spid="_x0000_s1076" style="position:absolute;width:2182;height:3135;visibility:visible;mso-wrap-style:square;v-text-anchor:top" o:gfxdata="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" filled="f" stroked="f" strokeweight=".5pt">
-                        <v:path arrowok="t"/>
+                      <v:rect id="child 3" o:spid="_x0000_s1076" style="position:absolute;width:2182;height:3135;visibility:visible;mso-wrap-style:square;v-text-anchor:top" o:gfxdata="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" filled="f" stroked="f" strokeweight=".5pt">
                         <v:textbox>
                           <w:txbxContent>
                             <w:p>
@@ -5584,8 +5631,7 @@
                           </w:txbxContent>
                         </v:textbox>
                       </v:rect>
-                      <v:rect id="child 4" o:spid="_x0000_s1077" style="position:absolute;left:1908;top:371;width:7200;height:2521;visibility:visible;mso-wrap-style:square;v-text-anchor:top" o:gfxdata="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" filled="f" stroked="f" strokeweight=".5pt">
-                        <v:path arrowok="t"/>
+                      <v:rect id="child 4" o:spid="_x0000_s1077" style="position:absolute;left:1908;top:371;width:7200;height:2521;visibility:visible;mso-wrap-style:square;v-text-anchor:top" o:gfxdata="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" filled="f" stroked="f" strokeweight=".5pt">
                         <v:textbox>
                           <w:txbxContent>
                             <w:p>
@@ -5619,7 +5665,7 @@
               <mc:AlternateContent>
                 <mc:Choice Requires="wpg">
                   <w:drawing>
-                    <wp:anchor distT="0" distB="0" distL="114300" distR="114300" simplePos="0" relativeHeight="251767808" behindDoc="0" locked="0" layoutInCell="1" hidden="0" allowOverlap="1">
+                    <wp:anchor distT="0" distB="0" distL="114300" distR="114300" simplePos="0" relativeHeight="251767808" behindDoc="0" locked="0" layoutInCell="1" hidden="0" allowOverlap="1" wp14:anchorId="3474080E" wp14:editId="6265E1D1">
                       <wp:simplePos x="0" y="0"/>
                       <wp:positionH relativeFrom="column">
                         <wp:posOffset>2229802</wp:posOffset>
@@ -5884,7 +5930,7 @@
                 </mc:Choice>
                 <mc:Fallback>
                   <w:pict>
-                    <v:group id="shape1136" o:spid="_x0000_s1078" style="position:absolute;left:0;text-align:left;margin-left:175.55pt;margin-top:79.45pt;width:75.55pt;height:24.7pt;z-index:251767808" coordsize="9594,3135" o:gfxdata="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">
+                    <v:group w14:anchorId="3474080E" id="shape1136" o:spid="_x0000_s1078" style="position:absolute;left:0;text-align:left;margin-left:175.55pt;margin-top:79.45pt;width:75.55pt;height:24.7pt;z-index:251767808" coordsize="9594,3135" o:gfxdata="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">
                       <v:roundrect id="child 1" o:spid="_x0000_s1079" style="position:absolute;left:1252;top:508;width:8342;height:2119;visibility:visible;mso-wrap-style:square;v-text-anchor:middle" arcsize="32425f" o:gfxdata="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" fillcolor="#f6fafc" strokecolor="#6c8da6" strokeweight="1pt">
                         <v:stroke joinstyle="miter"/>
                         <v:path arrowok="t"/>
@@ -5903,9 +5949,8 @@
                           </w:txbxContent>
                         </v:textbox>
                       </v:roundrect>
-                      <v:oval id="child 2" o:spid="_x0000_s1080" style="position:absolute;left:235;top:521;width:2139;height:2138;visibility:visible;mso-wrap-style:square;v-text-anchor:middle" o:gfxdata="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" fillcolor="#5aa2d6" stroked="f" strokeweight="1pt">
+                      <v:oval id="child 2" o:spid="_x0000_s1080" style="position:absolute;left:235;top:521;width:2139;height:2138;visibility:visible;mso-wrap-style:square;v-text-anchor:middle" o:gfxdata="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" fillcolor="#5aa2d6" stroked="f" strokeweight="1pt">
                         <v:stroke joinstyle="miter"/>
-                        <v:path arrowok="t"/>
                         <v:textbox>
                           <w:txbxContent>
                             <w:p>
@@ -5921,8 +5966,7 @@
                           </w:txbxContent>
                         </v:textbox>
                       </v:oval>
-                      <v:rect id="child 3" o:spid="_x0000_s1081" style="position:absolute;width:2182;height:3135;visibility:visible;mso-wrap-style:square;v-text-anchor:top" o:gfxdata="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" filled="f" stroked="f" strokeweight=".5pt">
-                        <v:path arrowok="t"/>
+                      <v:rect id="child 3" o:spid="_x0000_s1081" style="position:absolute;width:2182;height:3135;visibility:visible;mso-wrap-style:square;v-text-anchor:top" o:gfxdata="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" filled="f" stroked="f" strokeweight=".5pt">
                         <v:textbox>
                           <w:txbxContent>
                             <w:p>
@@ -5942,8 +5986,7 @@
                           </w:txbxContent>
                         </v:textbox>
                       </v:rect>
-                      <v:rect id="child 4" o:spid="_x0000_s1082" style="position:absolute;left:1908;top:371;width:7200;height:2521;visibility:visible;mso-wrap-style:square;v-text-anchor:top" o:gfxdata="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" filled="f" stroked="f" strokeweight=".5pt">
-                        <v:path arrowok="t"/>
+                      <v:rect id="child 4" o:spid="_x0000_s1082" style="position:absolute;left:1908;top:371;width:7200;height:2521;visibility:visible;mso-wrap-style:square;v-text-anchor:top" o:gfxdata="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" filled="f" stroked="f" strokeweight=".5pt">
                         <v:textbox>
                           <w:txbxContent>
                             <w:p>
@@ -5977,7 +6020,7 @@
               <mc:AlternateContent>
                 <mc:Choice Requires="wpg">
                   <w:drawing>
-                    <wp:anchor distT="0" distB="0" distL="114300" distR="114300" simplePos="0" relativeHeight="251768832" behindDoc="0" locked="0" layoutInCell="1" hidden="0" allowOverlap="1">
+                    <wp:anchor distT="0" distB="0" distL="114300" distR="114300" simplePos="0" relativeHeight="251768832" behindDoc="0" locked="0" layoutInCell="1" hidden="0" allowOverlap="1" wp14:anchorId="7994FBDE" wp14:editId="638F77E5">
                       <wp:simplePos x="0" y="0"/>
                       <wp:positionH relativeFrom="column">
                         <wp:posOffset>5411894</wp:posOffset>
@@ -6242,7 +6285,7 @@
                 </mc:Choice>
                 <mc:Fallback>
                   <w:pict>
-                    <v:group id="shape1141" o:spid="_x0000_s1083" style="position:absolute;left:0;text-align:left;margin-left:426.15pt;margin-top:9.15pt;width:75.55pt;height:24.7pt;z-index:251768832" coordsize="9594,3135" o:gfxdata="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">
+                    <v:group w14:anchorId="7994FBDE" id="shape1141" o:spid="_x0000_s1083" style="position:absolute;left:0;text-align:left;margin-left:426.15pt;margin-top:9.15pt;width:75.55pt;height:24.7pt;z-index:251768832" coordsize="9594,3135" o:gfxdata="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">
                       <v:roundrect id="child 1" o:spid="_x0000_s1084" style="position:absolute;left:1252;top:508;width:8342;height:2119;visibility:visible;mso-wrap-style:square;v-text-anchor:middle" arcsize="32425f" o:gfxdata="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" fillcolor="#f6fafc" strokecolor="#6c8da6" strokeweight="1pt">
                         <v:stroke joinstyle="miter"/>
                         <v:path arrowok="t"/>
@@ -6261,9 +6304,8 @@
                           </w:txbxContent>
                         </v:textbox>
                       </v:roundrect>
-                      <v:oval id="child 2" o:spid="_x0000_s1085" style="position:absolute;left:235;top:521;width:2139;height:2138;visibility:visible;mso-wrap-style:square;v-text-anchor:middle" o:gfxdata="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" fillcolor="#5aa2d6" stroked="f" strokeweight="1pt">
+                      <v:oval id="child 2" o:spid="_x0000_s1085" style="position:absolute;left:235;top:521;width:2139;height:2138;visibility:visible;mso-wrap-style:square;v-text-anchor:middle" o:gfxdata="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" fillcolor="#5aa2d6" stroked="f" strokeweight="1pt">
                         <v:stroke joinstyle="miter"/>
-                        <v:path arrowok="t"/>
                         <v:textbox>
                           <w:txbxContent>
                             <w:p>
@@ -6279,8 +6321,7 @@
                           </w:txbxContent>
                         </v:textbox>
                       </v:oval>
-                      <v:rect id="child 3" o:spid="_x0000_s1086" style="position:absolute;width:2182;height:3135;visibility:visible;mso-wrap-style:square;v-text-anchor:top" o:gfxdata="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" filled="f" stroked="f" strokeweight=".5pt">
-                        <v:path arrowok="t"/>
+                      <v:rect id="child 3" o:spid="_x0000_s1086" style="position:absolute;width:2182;height:3135;visibility:visible;mso-wrap-style:square;v-text-anchor:top" o:gfxdata="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" filled="f" stroked="f" strokeweight=".5pt">
                         <v:textbox>
                           <w:txbxContent>
                             <w:p>
@@ -6300,8 +6341,7 @@
                           </w:txbxContent>
                         </v:textbox>
                       </v:rect>
-                      <v:rect id="child 4" o:spid="_x0000_s1087" style="position:absolute;left:1908;top:371;width:7200;height:2521;visibility:visible;mso-wrap-style:square;v-text-anchor:top" o:gfxdata="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" filled="f" stroked="f" strokeweight=".5pt">
-                        <v:path arrowok="t"/>
+                      <v:rect id="child 4" o:spid="_x0000_s1087" style="position:absolute;left:1908;top:371;width:7200;height:2521;visibility:visible;mso-wrap-style:square;v-text-anchor:top" o:gfxdata="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" filled="f" stroked="f" strokeweight=".5pt">
                         <v:textbox>
                           <w:txbxContent>
                             <w:p>
@@ -6335,7 +6375,7 @@
               <mc:AlternateContent>
                 <mc:Choice Requires="wps">
                   <w:drawing>
-                    <wp:anchor distT="0" distB="0" distL="114300" distR="114300" simplePos="0" relativeHeight="251728896" behindDoc="0" locked="0" layoutInCell="1" hidden="0" allowOverlap="1">
+                    <wp:anchor distT="0" distB="0" distL="114300" distR="114300" simplePos="0" relativeHeight="251728896" behindDoc="0" locked="0" layoutInCell="1" hidden="0" allowOverlap="1" wp14:anchorId="11F77CF6" wp14:editId="5E81AB01">
                       <wp:simplePos x="0" y="0"/>
                       <wp:positionH relativeFrom="column">
                         <wp:posOffset>1702393</wp:posOffset>
@@ -6410,7 +6450,7 @@
               <mc:AlternateContent>
                 <mc:Choice Requires="wps">
                   <w:drawing>
-                    <wp:anchor distT="0" distB="0" distL="114300" distR="114300" simplePos="0" relativeHeight="251712512" behindDoc="0" locked="0" layoutInCell="1" hidden="0" allowOverlap="1">
+                    <wp:anchor distT="0" distB="0" distL="114300" distR="114300" simplePos="0" relativeHeight="251712512" behindDoc="0" locked="0" layoutInCell="1" hidden="0" allowOverlap="1" wp14:anchorId="2F8A23B3" wp14:editId="618857CD">
                       <wp:simplePos x="0" y="0"/>
                       <wp:positionH relativeFrom="column">
                         <wp:posOffset>4913850</wp:posOffset>
@@ -6485,7 +6525,7 @@
               <mc:AlternateContent>
                 <mc:Choice Requires="wps">
                   <w:drawing>
-                    <wp:anchor distT="0" distB="0" distL="114300" distR="114300" simplePos="0" relativeHeight="251727872" behindDoc="0" locked="0" layoutInCell="1" hidden="0" allowOverlap="1">
+                    <wp:anchor distT="0" distB="0" distL="114300" distR="114300" simplePos="0" relativeHeight="251727872" behindDoc="0" locked="0" layoutInCell="1" hidden="0" allowOverlap="1" wp14:anchorId="469D4224" wp14:editId="19FF43C9">
                       <wp:simplePos x="0" y="0"/>
                       <wp:positionH relativeFrom="column">
                         <wp:posOffset>5986364</wp:posOffset>
@@ -6583,13 +6623,23 @@
           <w:rFonts w:ascii="맑은 고딕" w:eastAsia="맑은 고딕" w:hAnsi="맑은 고딕" w:cs="맑은 고딕"/>
         </w:rPr>
       </w:pPr>
+      <w:proofErr w:type="gramStart"/>
       <w:r>
         <w:rPr>
           <w:rFonts w:ascii="맑은 고딕" w:eastAsia="맑은 고딕" w:hAnsi="맑은 고딕" w:cs="맑은 고딕"/>
           <w:b/>
           <w:color w:val="0F4C75"/>
         </w:rPr>
-        <w:t xml:space="preserve">▤  퀘스트 목적  </w:t>
+        <w:t>▤  퀘스트</w:t>
+      </w:r>
+      <w:proofErr w:type="gramEnd"/>
+      <w:r>
+        <w:rPr>
+          <w:rFonts w:ascii="맑은 고딕" w:eastAsia="맑은 고딕" w:hAnsi="맑은 고딕" w:cs="맑은 고딕"/>
+          <w:b/>
+          <w:color w:val="0F4C75"/>
+        </w:rPr>
+        <w:t xml:space="preserve"> 목적  </w:t>
       </w:r>
     </w:p>
     <w:tbl>
@@ -6709,7 +6759,25 @@
                 <w:color w:val="1C2B36"/>
                 <w:sz w:val="16"/>
               </w:rPr>
-              <w:t>일상 속에서 한해의 타인 우선 태도와</w:t>
+              <w:t xml:space="preserve">일상 속에서 </w:t>
+            </w:r>
+            <w:proofErr w:type="gramStart"/>
+            <w:r>
+              <w:rPr>
+                <w:rFonts w:ascii="맑은 고딕" w:eastAsia="맑은 고딕" w:hAnsi="맑은 고딕" w:cs="맑은 고딕"/>
+                <w:color w:val="1C2B36"/>
+                <w:sz w:val="16"/>
+              </w:rPr>
+              <w:t>한해의</w:t>
+            </w:r>
+            <w:proofErr w:type="gramEnd"/>
+            <w:r>
+              <w:rPr>
+                <w:rFonts w:ascii="맑은 고딕" w:eastAsia="맑은 고딕" w:hAnsi="맑은 고딕" w:cs="맑은 고딕"/>
+                <w:color w:val="1C2B36"/>
+                <w:sz w:val="16"/>
+              </w:rPr>
+              <w:t xml:space="preserve"> 타인 우선 태도와</w:t>
             </w:r>
           </w:p>
           <w:p>
@@ -7036,13 +7104,23 @@
           <w:rFonts w:ascii="맑은 고딕" w:eastAsia="맑은 고딕" w:hAnsi="맑은 고딕" w:cs="맑은 고딕"/>
         </w:rPr>
       </w:pPr>
+      <w:proofErr w:type="gramStart"/>
       <w:r>
         <w:rPr>
           <w:rFonts w:ascii="맑은 고딕" w:eastAsia="맑은 고딕" w:hAnsi="맑은 고딕" w:cs="맑은 고딕"/>
           <w:b/>
           <w:color w:val="0F4C75"/>
         </w:rPr>
-        <w:t xml:space="preserve">▣  기본 설정  </w:t>
+        <w:t>▣  기본</w:t>
+      </w:r>
+      <w:proofErr w:type="gramEnd"/>
+      <w:r>
+        <w:rPr>
+          <w:rFonts w:ascii="맑은 고딕" w:eastAsia="맑은 고딕" w:hAnsi="맑은 고딕" w:cs="맑은 고딕"/>
+          <w:b/>
+          <w:color w:val="0F4C75"/>
+        </w:rPr>
+        <w:t xml:space="preserve"> 설정  </w:t>
       </w:r>
     </w:p>
     <w:tbl>
@@ -7085,6 +7163,7 @@
                 <w:szCs w:val="20"/>
               </w:rPr>
             </w:pPr>
+            <w:proofErr w:type="gramStart"/>
             <w:r>
               <w:rPr>
                 <w:rFonts w:ascii="맑은 고딕" w:eastAsia="맑은 고딕" w:hAnsi="맑은 고딕" w:cs="맑은 고딕"/>
@@ -7092,7 +7171,17 @@
                 <w:color w:val="FFFFFF"/>
                 <w:szCs w:val="20"/>
               </w:rPr>
-              <w:t>장르 / 뷰</w:t>
+              <w:t>장르 /</w:t>
+            </w:r>
+            <w:proofErr w:type="gramEnd"/>
+            <w:r>
+              <w:rPr>
+                <w:rFonts w:ascii="맑은 고딕" w:eastAsia="맑은 고딕" w:hAnsi="맑은 고딕" w:cs="맑은 고딕"/>
+                <w:b/>
+                <w:color w:val="FFFFFF"/>
+                <w:szCs w:val="20"/>
+              </w:rPr>
+              <w:t xml:space="preserve"> 뷰</w:t>
             </w:r>
           </w:p>
         </w:tc>
@@ -7126,7 +7215,25 @@
                 <w:color w:val="1C2B36"/>
                 <w:szCs w:val="20"/>
               </w:rPr>
-              <w:t>스토리 중심 쯔꾸르 게임 / 탑다운 픽셀 뷰</w:t>
+              <w:t xml:space="preserve">스토리 중심 쯔꾸르 </w:t>
+            </w:r>
+            <w:proofErr w:type="gramStart"/>
+            <w:r>
+              <w:rPr>
+                <w:rFonts w:ascii="맑은 고딕" w:eastAsia="맑은 고딕" w:hAnsi="맑은 고딕" w:cs="맑은 고딕"/>
+                <w:color w:val="1C2B36"/>
+                <w:szCs w:val="20"/>
+              </w:rPr>
+              <w:t>게임 /</w:t>
+            </w:r>
+            <w:proofErr w:type="gramEnd"/>
+            <w:r>
+              <w:rPr>
+                <w:rFonts w:ascii="맑은 고딕" w:eastAsia="맑은 고딕" w:hAnsi="맑은 고딕" w:cs="맑은 고딕"/>
+                <w:color w:val="1C2B36"/>
+                <w:szCs w:val="20"/>
+              </w:rPr>
+              <w:t xml:space="preserve"> 탑다운 픽셀 뷰</w:t>
             </w:r>
           </w:p>
         </w:tc>
@@ -7439,6 +7546,7 @@
           <w:rFonts w:ascii="맑은 고딕" w:eastAsia="맑은 고딕" w:hAnsi="맑은 고딕" w:cs="맑은 고딕"/>
         </w:rPr>
       </w:pPr>
+      <w:proofErr w:type="gramStart"/>
       <w:r>
         <w:rPr>
           <w:rFonts w:ascii="맑은 고딕" w:eastAsia="맑은 고딕" w:hAnsi="맑은 고딕" w:cs="맑은 고딕"/>
@@ -7446,7 +7554,16 @@
           <w:color w:val="0F4C75"/>
         </w:rPr>
         <w:lastRenderedPageBreak/>
-        <w:t xml:space="preserve">▤  퀘스트 진행 필요 리소스 리스트  </w:t>
+        <w:t>▤  퀘스트</w:t>
+      </w:r>
+      <w:proofErr w:type="gramEnd"/>
+      <w:r>
+        <w:rPr>
+          <w:rFonts w:ascii="맑은 고딕" w:eastAsia="맑은 고딕" w:hAnsi="맑은 고딕" w:cs="맑은 고딕"/>
+          <w:b/>
+          <w:color w:val="0F4C75"/>
+        </w:rPr>
+        <w:t xml:space="preserve"> 진행 필요 리소스 리스트  </w:t>
       </w:r>
     </w:p>
     <w:tbl>
@@ -8300,13 +8417,23 @@
           <w:color w:val="0F4C75"/>
         </w:rPr>
       </w:pPr>
+      <w:proofErr w:type="gramStart"/>
       <w:r>
         <w:rPr>
           <w:rFonts w:ascii="맑은 고딕" w:eastAsia="맑은 고딕" w:hAnsi="맑은 고딕" w:cs="맑은 고딕"/>
           <w:b/>
           <w:color w:val="0F4C75"/>
         </w:rPr>
-        <w:t xml:space="preserve">◎  전체 구성 요약  </w:t>
+        <w:t>◎  전체</w:t>
+      </w:r>
+      <w:proofErr w:type="gramEnd"/>
+      <w:r>
+        <w:rPr>
+          <w:rFonts w:ascii="맑은 고딕" w:eastAsia="맑은 고딕" w:hAnsi="맑은 고딕" w:cs="맑은 고딕"/>
+          <w:b/>
+          <w:color w:val="0F4C75"/>
+        </w:rPr>
+        <w:t xml:space="preserve"> 구성 요약  </w:t>
       </w:r>
     </w:p>
     <w:tbl>
@@ -8815,7 +8942,7 @@
           <w:noProof/>
         </w:rPr>
         <w:drawing>
-          <wp:anchor distT="0" distB="0" distL="0" distR="0" simplePos="0" relativeHeight="251774976" behindDoc="0" locked="0" layoutInCell="1" hidden="0" allowOverlap="1" wp14:anchorId="0C179594" wp14:editId="7FD1F6C6">
+          <wp:anchor distT="0" distB="0" distL="0" distR="0" simplePos="0" relativeHeight="251774976" behindDoc="0" locked="0" layoutInCell="1" hidden="0" allowOverlap="1" wp14:anchorId="70D82E4A" wp14:editId="3074B688">
             <wp:simplePos x="0" y="0"/>
             <wp:positionH relativeFrom="column">
               <wp:posOffset>-11430</wp:posOffset>
@@ -8873,13 +9000,23 @@
           </wp:anchor>
         </w:drawing>
       </w:r>
+      <w:proofErr w:type="gramStart"/>
       <w:r>
         <w:rPr>
           <w:rFonts w:ascii="맑은 고딕" w:eastAsia="맑은 고딕" w:hAnsi="맑은 고딕" w:cs="맑은 고딕"/>
           <w:b/>
           <w:color w:val="0F4C75"/>
         </w:rPr>
-        <w:t xml:space="preserve">⌂  등장 무대  </w:t>
+        <w:t>⌂  등장</w:t>
+      </w:r>
+      <w:proofErr w:type="gramEnd"/>
+      <w:r>
+        <w:rPr>
+          <w:rFonts w:ascii="맑은 고딕" w:eastAsia="맑은 고딕" w:hAnsi="맑은 고딕" w:cs="맑은 고딕"/>
+          <w:b/>
+          <w:color w:val="0F4C75"/>
+        </w:rPr>
+        <w:t xml:space="preserve"> 무대  </w:t>
       </w:r>
     </w:p>
     <w:tbl>
@@ -8912,12 +9049,13 @@
             <w:r>
               <w:rPr>
                 <w:rFonts w:ascii="맑은 고딕" w:eastAsia="맑은 고딕" w:hAnsi="맑은 고딕" w:cs="맑은 고딕" w:hint="eastAsia"/>
+                <w:noProof/>
                 <w:color w:val="0F4C75"/>
               </w:rPr>
               <mc:AlternateContent>
                 <mc:Choice Requires="wps">
                   <w:drawing>
-                    <wp:anchor distT="0" distB="0" distL="114300" distR="114300" simplePos="0" relativeHeight="251809792" behindDoc="0" locked="0" layoutInCell="1" allowOverlap="1" wp14:anchorId="06A3ED32" wp14:editId="59CF59B3">
+                    <wp:anchor distT="0" distB="0" distL="114300" distR="114300" simplePos="0" relativeHeight="251809792" behindDoc="0" locked="0" layoutInCell="1" allowOverlap="1" wp14:anchorId="088B5DBF" wp14:editId="65980FCC">
                       <wp:simplePos x="0" y="0"/>
                       <wp:positionH relativeFrom="column">
                         <wp:posOffset>2523658</wp:posOffset>
@@ -8953,7 +9091,6 @@
                                   <w:pPr>
                                     <w:jc w:val="center"/>
                                     <w:rPr>
-                                      <w:rFonts w:hint="eastAsia"/>
                                       <w:color w:val="F8F8F8"/>
                                       <w:sz w:val="14"/>
                                       <w:szCs w:val="14"/>
@@ -9016,7 +9153,7 @@
                 </mc:Choice>
                 <mc:Fallback>
                   <w:pict>
-                    <v:shapetype w14:anchorId="06A3ED32" id="_x0000_t202" coordsize="21600,21600" o:spt="202" path="m,l,21600r21600,l21600,xe">
+                    <v:shapetype w14:anchorId="088B5DBF" id="_x0000_t202" coordsize="21600,21600" o:spt="202" path="m,l,21600r21600,l21600,xe">
                       <v:stroke joinstyle="miter"/>
                       <v:path gradientshapeok="t" o:connecttype="rect"/>
                     </v:shapetype>
@@ -9027,7 +9164,6 @@
                             <w:pPr>
                               <w:jc w:val="center"/>
                               <w:rPr>
-                                <w:rFonts w:hint="eastAsia"/>
                                 <w:color w:val="F8F8F8"/>
                                 <w:sz w:val="14"/>
                                 <w:szCs w:val="14"/>
@@ -9078,12 +9214,13 @@
             <w:r>
               <w:rPr>
                 <w:rFonts w:ascii="맑은 고딕" w:eastAsia="맑은 고딕" w:hAnsi="맑은 고딕" w:cs="맑은 고딕" w:hint="eastAsia"/>
+                <w:noProof/>
                 <w:color w:val="0F4C75"/>
               </w:rPr>
               <mc:AlternateContent>
                 <mc:Choice Requires="wps">
                   <w:drawing>
-                    <wp:anchor distT="0" distB="0" distL="114300" distR="114300" simplePos="0" relativeHeight="251830272" behindDoc="0" locked="0" layoutInCell="1" allowOverlap="1" wp14:anchorId="75E9BB03" wp14:editId="22B86332">
+                    <wp:anchor distT="0" distB="0" distL="114300" distR="114300" simplePos="0" relativeHeight="251830272" behindDoc="0" locked="0" layoutInCell="1" allowOverlap="1" wp14:anchorId="15A2F3C8" wp14:editId="276EFE00">
                       <wp:simplePos x="0" y="0"/>
                       <wp:positionH relativeFrom="column">
                         <wp:posOffset>1966205</wp:posOffset>
@@ -9119,7 +9256,6 @@
                                   <w:pPr>
                                     <w:jc w:val="center"/>
                                     <w:rPr>
-                                      <w:rFonts w:hint="eastAsia"/>
                                       <w:color w:val="F8F8F8"/>
                                       <w:sz w:val="14"/>
                                       <w:szCs w:val="14"/>
@@ -9165,14 +9301,13 @@
                 </mc:Choice>
                 <mc:Fallback>
                   <w:pict>
-                    <v:shape w14:anchorId="75E9BB03" id="Text Box 56" o:spid="_x0000_s1089" type="#_x0000_t202" style="position:absolute;left:0;text-align:left;margin-left:154.8pt;margin-top:102.35pt;width:56.3pt;height:19.35pt;z-index:251830272;visibility:visible;mso-wrap-style:square;mso-width-percent:0;mso-height-percent:0;mso-wrap-distance-left:9pt;mso-wrap-distance-top:0;mso-wrap-distance-right:9pt;mso-wrap-distance-bottom:0;mso-position-horizontal:absolute;mso-position-horizontal-relative:text;mso-position-vertical:absolute;mso-position-vertical-relative:text;mso-width-percent:0;mso-height-percent:0;mso-width-relative:margin;mso-height-relative:margin;v-text-anchor:top" o:gfxdata="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" filled="f" stroked="f" strokeweight=".5pt">
+                    <v:shape w14:anchorId="15A2F3C8" id="Text Box 56" o:spid="_x0000_s1089" type="#_x0000_t202" style="position:absolute;left:0;text-align:left;margin-left:154.8pt;margin-top:102.35pt;width:56.3pt;height:19.35pt;z-index:251830272;visibility:visible;mso-wrap-style:square;mso-width-percent:0;mso-height-percent:0;mso-wrap-distance-left:9pt;mso-wrap-distance-top:0;mso-wrap-distance-right:9pt;mso-wrap-distance-bottom:0;mso-position-horizontal:absolute;mso-position-horizontal-relative:text;mso-position-vertical:absolute;mso-position-vertical-relative:text;mso-width-percent:0;mso-height-percent:0;mso-width-relative:margin;mso-height-relative:margin;v-text-anchor:top" o:gfxdata="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" filled="f" stroked="f" strokeweight=".5pt">
                       <v:textbox>
                         <w:txbxContent>
                           <w:p>
                             <w:pPr>
                               <w:jc w:val="center"/>
                               <w:rPr>
-                                <w:rFonts w:hint="eastAsia"/>
                                 <w:color w:val="F8F8F8"/>
                                 <w:sz w:val="14"/>
                                 <w:szCs w:val="14"/>
@@ -9206,12 +9341,13 @@
             <w:r>
               <w:rPr>
                 <w:rFonts w:ascii="맑은 고딕" w:eastAsia="맑은 고딕" w:hAnsi="맑은 고딕" w:cs="맑은 고딕" w:hint="eastAsia"/>
+                <w:noProof/>
                 <w:color w:val="0F4C75"/>
               </w:rPr>
               <mc:AlternateContent>
                 <mc:Choice Requires="wps">
                   <w:drawing>
-                    <wp:anchor distT="0" distB="0" distL="114300" distR="114300" simplePos="0" relativeHeight="251831296" behindDoc="0" locked="0" layoutInCell="1" allowOverlap="1" wp14:anchorId="16C22772" wp14:editId="316FEF52">
+                    <wp:anchor distT="0" distB="0" distL="114300" distR="114300" simplePos="0" relativeHeight="251831296" behindDoc="0" locked="0" layoutInCell="1" allowOverlap="1" wp14:anchorId="6812FE45" wp14:editId="3BB186B7">
                       <wp:simplePos x="0" y="0"/>
                       <wp:positionH relativeFrom="column">
                         <wp:posOffset>1953895</wp:posOffset>
@@ -9248,7 +9384,6 @@
                                     <w:spacing w:after="0"/>
                                     <w:jc w:val="center"/>
                                     <w:rPr>
-                                      <w:rFonts w:hint="eastAsia"/>
                                       <w:color w:val="000000" w:themeColor="text1"/>
                                       <w:sz w:val="14"/>
                                       <w:szCs w:val="14"/>
@@ -9308,7 +9443,7 @@
                 </mc:Choice>
                 <mc:Fallback>
                   <w:pict>
-                    <v:shape w14:anchorId="16C22772" id="Text Box 57" o:spid="_x0000_s1090" type="#_x0000_t202" style="position:absolute;left:0;text-align:left;margin-left:153.85pt;margin-top:126pt;width:61.6pt;height:31.65pt;z-index:251831296;visibility:visible;mso-wrap-style:square;mso-height-percent:0;mso-wrap-distance-left:9pt;mso-wrap-distance-top:0;mso-wrap-distance-right:9pt;mso-wrap-distance-bottom:0;mso-position-horizontal:absolute;mso-position-horizontal-relative:text;mso-position-vertical:absolute;mso-position-vertical-relative:text;mso-height-percent:0;mso-height-relative:margin;v-text-anchor:top" o:gfxdata="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" filled="f" stroked="f" strokeweight=".5pt">
+                    <v:shape w14:anchorId="6812FE45" id="Text Box 57" o:spid="_x0000_s1090" type="#_x0000_t202" style="position:absolute;left:0;text-align:left;margin-left:153.85pt;margin-top:126pt;width:61.6pt;height:31.65pt;z-index:251831296;visibility:visible;mso-wrap-style:square;mso-height-percent:0;mso-wrap-distance-left:9pt;mso-wrap-distance-top:0;mso-wrap-distance-right:9pt;mso-wrap-distance-bottom:0;mso-position-horizontal:absolute;mso-position-horizontal-relative:text;mso-position-vertical:absolute;mso-position-vertical-relative:text;mso-height-percent:0;mso-height-relative:margin;v-text-anchor:top" o:gfxdata="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" filled="f" stroked="f" strokeweight=".5pt">
                       <v:textbox>
                         <w:txbxContent>
                           <w:p>
@@ -9316,7 +9451,6 @@
                               <w:spacing w:after="0"/>
                               <w:jc w:val="center"/>
                               <w:rPr>
-                                <w:rFonts w:hint="eastAsia"/>
                                 <w:color w:val="000000" w:themeColor="text1"/>
                                 <w:sz w:val="14"/>
                                 <w:szCs w:val="14"/>
@@ -9367,12 +9501,13 @@
             <w:r>
               <w:rPr>
                 <w:rFonts w:ascii="맑은 고딕" w:eastAsia="맑은 고딕" w:hAnsi="맑은 고딕" w:cs="맑은 고딕" w:hint="eastAsia"/>
+                <w:noProof/>
                 <w:color w:val="0F4C75"/>
               </w:rPr>
               <mc:AlternateContent>
                 <mc:Choice Requires="wps">
                   <w:drawing>
-                    <wp:anchor distT="0" distB="0" distL="114300" distR="114300" simplePos="0" relativeHeight="251829248" behindDoc="0" locked="0" layoutInCell="1" allowOverlap="1" wp14:anchorId="2E3CEB64" wp14:editId="721F238E">
+                    <wp:anchor distT="0" distB="0" distL="114300" distR="114300" simplePos="0" relativeHeight="251829248" behindDoc="0" locked="0" layoutInCell="1" allowOverlap="1" wp14:anchorId="2489F8AB" wp14:editId="5C1577F5">
                       <wp:simplePos x="0" y="0"/>
                       <wp:positionH relativeFrom="column">
                         <wp:posOffset>1951990</wp:posOffset>
@@ -9451,7 +9586,7 @@
                 </mc:Choice>
                 <mc:Fallback>
                   <w:pict>
-                    <v:rect w14:anchorId="2E3CEB64" id="직사각형 55" o:spid="_x0000_s1091" style="position:absolute;left:0;text-align:left;margin-left:153.7pt;margin-top:107.25pt;width:60.15pt;height:12.25pt;z-index:251829248;visibility:visible;mso-wrap-style:square;mso-width-percent:0;mso-height-percent:0;mso-wrap-distance-left:9pt;mso-wrap-distance-top:0;mso-wrap-distance-right:9pt;mso-wrap-distance-bottom:0;mso-position-horizontal:absolute;mso-position-horizontal-relative:text;mso-position-vertical:absolute;mso-position-vertical-relative:text;mso-width-percent:0;mso-height-percent:0;mso-width-relative:margin;mso-height-relative:margin;v-text-anchor:middle" o:gfxdata="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" fillcolor="#0f4c75" strokecolor="#0f4c75" strokeweight="1pt">
+                    <v:rect w14:anchorId="2489F8AB" id="직사각형 55" o:spid="_x0000_s1091" style="position:absolute;left:0;text-align:left;margin-left:153.7pt;margin-top:107.25pt;width:60.15pt;height:12.25pt;z-index:251829248;visibility:visible;mso-wrap-style:square;mso-width-percent:0;mso-height-percent:0;mso-wrap-distance-left:9pt;mso-wrap-distance-top:0;mso-wrap-distance-right:9pt;mso-wrap-distance-bottom:0;mso-position-horizontal:absolute;mso-position-horizontal-relative:text;mso-position-vertical:absolute;mso-position-vertical-relative:text;mso-width-percent:0;mso-height-percent:0;mso-width-relative:margin;mso-height-relative:margin;v-text-anchor:middle" o:gfxdata="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" fillcolor="#0f4c75" strokecolor="#0f4c75" strokeweight="1pt">
                       <v:textbox>
                         <w:txbxContent>
                           <w:p>
@@ -9469,12 +9604,13 @@
             <w:r>
               <w:rPr>
                 <w:rFonts w:ascii="맑은 고딕" w:eastAsia="맑은 고딕" w:hAnsi="맑은 고딕" w:cs="맑은 고딕" w:hint="eastAsia"/>
+                <w:noProof/>
                 <w:color w:val="0F4C75"/>
               </w:rPr>
               <mc:AlternateContent>
                 <mc:Choice Requires="wps">
                   <w:drawing>
-                    <wp:anchor distT="0" distB="0" distL="114300" distR="114300" simplePos="0" relativeHeight="251828224" behindDoc="0" locked="0" layoutInCell="1" allowOverlap="1" wp14:anchorId="2FA402B0" wp14:editId="4207D668">
+                    <wp:anchor distT="0" distB="0" distL="114300" distR="114300" simplePos="0" relativeHeight="251828224" behindDoc="0" locked="0" layoutInCell="1" allowOverlap="1" wp14:anchorId="3EA7E8EA" wp14:editId="4A9F3CF6">
                       <wp:simplePos x="0" y="0"/>
                       <wp:positionH relativeFrom="column">
                         <wp:posOffset>1954482</wp:posOffset>
@@ -9549,12 +9685,13 @@
             <w:r>
               <w:rPr>
                 <w:rFonts w:ascii="맑은 고딕" w:eastAsia="맑은 고딕" w:hAnsi="맑은 고딕" w:cs="맑은 고딕" w:hint="eastAsia"/>
+                <w:noProof/>
                 <w:color w:val="0F4C75"/>
               </w:rPr>
               <mc:AlternateContent>
                 <mc:Choice Requires="wps">
                   <w:drawing>
-                    <wp:anchor distT="0" distB="0" distL="114300" distR="114300" simplePos="0" relativeHeight="251825152" behindDoc="0" locked="0" layoutInCell="1" allowOverlap="1" wp14:anchorId="41B91DA9" wp14:editId="75B3B9FA">
+                    <wp:anchor distT="0" distB="0" distL="114300" distR="114300" simplePos="0" relativeHeight="251825152" behindDoc="0" locked="0" layoutInCell="1" allowOverlap="1" wp14:anchorId="59F28F0B" wp14:editId="4966857E">
                       <wp:simplePos x="0" y="0"/>
                       <wp:positionH relativeFrom="column">
                         <wp:posOffset>3804823</wp:posOffset>
@@ -9590,7 +9727,6 @@
                                   <w:pPr>
                                     <w:jc w:val="center"/>
                                     <w:rPr>
-                                      <w:rFonts w:hint="eastAsia"/>
                                       <w:color w:val="F8F8F8"/>
                                       <w:sz w:val="14"/>
                                       <w:szCs w:val="14"/>
@@ -9636,14 +9772,13 @@
                 </mc:Choice>
                 <mc:Fallback>
                   <w:pict>
-                    <v:shape w14:anchorId="41B91DA9" id="Text Box 52" o:spid="_x0000_s1092" type="#_x0000_t202" style="position:absolute;left:0;text-align:left;margin-left:299.6pt;margin-top:102.35pt;width:58.75pt;height:19.35pt;z-index:251825152;visibility:visible;mso-wrap-style:square;mso-width-percent:0;mso-height-percent:0;mso-wrap-distance-left:9pt;mso-wrap-distance-top:0;mso-wrap-distance-right:9pt;mso-wrap-distance-bottom:0;mso-position-horizontal:absolute;mso-position-horizontal-relative:text;mso-position-vertical:absolute;mso-position-vertical-relative:text;mso-width-percent:0;mso-height-percent:0;mso-width-relative:margin;mso-height-relative:margin;v-text-anchor:top" o:gfxdata="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" filled="f" stroked="f" strokeweight=".5pt">
+                    <v:shape w14:anchorId="59F28F0B" id="Text Box 52" o:spid="_x0000_s1092" type="#_x0000_t202" style="position:absolute;left:0;text-align:left;margin-left:299.6pt;margin-top:102.35pt;width:58.75pt;height:19.35pt;z-index:251825152;visibility:visible;mso-wrap-style:square;mso-width-percent:0;mso-height-percent:0;mso-wrap-distance-left:9pt;mso-wrap-distance-top:0;mso-wrap-distance-right:9pt;mso-wrap-distance-bottom:0;mso-position-horizontal:absolute;mso-position-horizontal-relative:text;mso-position-vertical:absolute;mso-position-vertical-relative:text;mso-width-percent:0;mso-height-percent:0;mso-width-relative:margin;mso-height-relative:margin;v-text-anchor:top" o:gfxdata="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" filled="f" stroked="f" strokeweight=".5pt">
                       <v:textbox>
                         <w:txbxContent>
                           <w:p>
                             <w:pPr>
                               <w:jc w:val="center"/>
                               <w:rPr>
-                                <w:rFonts w:hint="eastAsia"/>
                                 <w:color w:val="F8F8F8"/>
                                 <w:sz w:val="14"/>
                                 <w:szCs w:val="14"/>
@@ -9677,12 +9812,13 @@
             <w:r>
               <w:rPr>
                 <w:rFonts w:ascii="맑은 고딕" w:eastAsia="맑은 고딕" w:hAnsi="맑은 고딕" w:cs="맑은 고딕" w:hint="eastAsia"/>
+                <w:noProof/>
                 <w:color w:val="0F4C75"/>
               </w:rPr>
               <mc:AlternateContent>
                 <mc:Choice Requires="wps">
                   <w:drawing>
-                    <wp:anchor distT="0" distB="0" distL="114300" distR="114300" simplePos="0" relativeHeight="251823104" behindDoc="0" locked="0" layoutInCell="1" allowOverlap="1" wp14:anchorId="0AF2A702" wp14:editId="19FD9C85">
+                    <wp:anchor distT="0" distB="0" distL="114300" distR="114300" simplePos="0" relativeHeight="251823104" behindDoc="0" locked="0" layoutInCell="1" allowOverlap="1" wp14:anchorId="7D1C0D35" wp14:editId="3833B3AC">
                       <wp:simplePos x="0" y="0"/>
                       <wp:positionH relativeFrom="column">
                         <wp:posOffset>3806825</wp:posOffset>
@@ -9757,12 +9893,13 @@
             <w:r>
               <w:rPr>
                 <w:rFonts w:ascii="맑은 고딕" w:eastAsia="맑은 고딕" w:hAnsi="맑은 고딕" w:cs="맑은 고딕" w:hint="eastAsia"/>
+                <w:noProof/>
                 <w:color w:val="0F4C75"/>
               </w:rPr>
               <mc:AlternateContent>
                 <mc:Choice Requires="wps">
                   <w:drawing>
-                    <wp:anchor distT="0" distB="0" distL="114300" distR="114300" simplePos="0" relativeHeight="251824128" behindDoc="0" locked="0" layoutInCell="1" allowOverlap="1" wp14:anchorId="316A54E9" wp14:editId="57484A22">
+                    <wp:anchor distT="0" distB="0" distL="114300" distR="114300" simplePos="0" relativeHeight="251824128" behindDoc="0" locked="0" layoutInCell="1" allowOverlap="1" wp14:anchorId="3280AC6B" wp14:editId="0D636409">
                       <wp:simplePos x="0" y="0"/>
                       <wp:positionH relativeFrom="column">
                         <wp:posOffset>3804920</wp:posOffset>
@@ -9841,7 +9978,7 @@
                 </mc:Choice>
                 <mc:Fallback>
                   <w:pict>
-                    <v:rect w14:anchorId="316A54E9" id="직사각형 51" o:spid="_x0000_s1093" style="position:absolute;left:0;text-align:left;margin-left:299.6pt;margin-top:107.25pt;width:60.15pt;height:12.25pt;z-index:251824128;visibility:visible;mso-wrap-style:square;mso-width-percent:0;mso-height-percent:0;mso-wrap-distance-left:9pt;mso-wrap-distance-top:0;mso-wrap-distance-right:9pt;mso-wrap-distance-bottom:0;mso-position-horizontal:absolute;mso-position-horizontal-relative:text;mso-position-vertical:absolute;mso-position-vertical-relative:text;mso-width-percent:0;mso-height-percent:0;mso-width-relative:margin;mso-height-relative:margin;v-text-anchor:middle" o:gfxdata="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" fillcolor="#0f4c75" strokecolor="#0f4c75" strokeweight="1pt">
+                    <v:rect w14:anchorId="3280AC6B" id="직사각형 51" o:spid="_x0000_s1093" style="position:absolute;left:0;text-align:left;margin-left:299.6pt;margin-top:107.25pt;width:60.15pt;height:12.25pt;z-index:251824128;visibility:visible;mso-wrap-style:square;mso-width-percent:0;mso-height-percent:0;mso-wrap-distance-left:9pt;mso-wrap-distance-top:0;mso-wrap-distance-right:9pt;mso-wrap-distance-bottom:0;mso-position-horizontal:absolute;mso-position-horizontal-relative:text;mso-position-vertical:absolute;mso-position-vertical-relative:text;mso-width-percent:0;mso-height-percent:0;mso-width-relative:margin;mso-height-relative:margin;v-text-anchor:middle" o:gfxdata="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" fillcolor="#0f4c75" strokecolor="#0f4c75" strokeweight="1pt">
                       <v:textbox>
                         <w:txbxContent>
                           <w:p>
@@ -9859,12 +9996,13 @@
             <w:r>
               <w:rPr>
                 <w:rFonts w:ascii="맑은 고딕" w:eastAsia="맑은 고딕" w:hAnsi="맑은 고딕" w:cs="맑은 고딕" w:hint="eastAsia"/>
+                <w:noProof/>
                 <w:color w:val="0F4C75"/>
               </w:rPr>
               <mc:AlternateContent>
                 <mc:Choice Requires="wps">
                   <w:drawing>
-                    <wp:anchor distT="0" distB="0" distL="114300" distR="114300" simplePos="0" relativeHeight="251826176" behindDoc="0" locked="0" layoutInCell="1" allowOverlap="1" wp14:anchorId="0B50CBE1" wp14:editId="35AA1BD4">
+                    <wp:anchor distT="0" distB="0" distL="114300" distR="114300" simplePos="0" relativeHeight="251826176" behindDoc="0" locked="0" layoutInCell="1" allowOverlap="1" wp14:anchorId="3901549C" wp14:editId="0317A603">
                       <wp:simplePos x="0" y="0"/>
                       <wp:positionH relativeFrom="column">
                         <wp:posOffset>3807279</wp:posOffset>
@@ -9901,7 +10039,6 @@
                                     <w:spacing w:after="0"/>
                                     <w:jc w:val="center"/>
                                     <w:rPr>
-                                      <w:rFonts w:hint="eastAsia"/>
                                       <w:color w:val="000000" w:themeColor="text1"/>
                                       <w:sz w:val="14"/>
                                       <w:szCs w:val="14"/>
@@ -9961,7 +10098,7 @@
                 </mc:Choice>
                 <mc:Fallback>
                   <w:pict>
-                    <v:shape w14:anchorId="0B50CBE1" id="Text Box 53" o:spid="_x0000_s1094" type="#_x0000_t202" style="position:absolute;left:0;text-align:left;margin-left:299.8pt;margin-top:126pt;width:61.6pt;height:31.7pt;z-index:251826176;visibility:visible;mso-wrap-style:square;mso-height-percent:0;mso-wrap-distance-left:9pt;mso-wrap-distance-top:0;mso-wrap-distance-right:9pt;mso-wrap-distance-bottom:0;mso-position-horizontal:absolute;mso-position-horizontal-relative:text;mso-position-vertical:absolute;mso-position-vertical-relative:text;mso-height-percent:0;mso-height-relative:margin;v-text-anchor:top" o:gfxdata="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" filled="f" stroked="f" strokeweight=".5pt">
+                    <v:shape w14:anchorId="3901549C" id="Text Box 53" o:spid="_x0000_s1094" type="#_x0000_t202" style="position:absolute;left:0;text-align:left;margin-left:299.8pt;margin-top:126pt;width:61.6pt;height:31.7pt;z-index:251826176;visibility:visible;mso-wrap-style:square;mso-height-percent:0;mso-wrap-distance-left:9pt;mso-wrap-distance-top:0;mso-wrap-distance-right:9pt;mso-wrap-distance-bottom:0;mso-position-horizontal:absolute;mso-position-horizontal-relative:text;mso-position-vertical:absolute;mso-position-vertical-relative:text;mso-height-percent:0;mso-height-relative:margin;v-text-anchor:top" o:gfxdata="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" filled="f" stroked="f" strokeweight=".5pt">
                       <v:textbox>
                         <w:txbxContent>
                           <w:p>
@@ -9969,7 +10106,6 @@
                               <w:spacing w:after="0"/>
                               <w:jc w:val="center"/>
                               <w:rPr>
-                                <w:rFonts w:hint="eastAsia"/>
                                 <w:color w:val="000000" w:themeColor="text1"/>
                                 <w:sz w:val="14"/>
                                 <w:szCs w:val="14"/>
@@ -10020,12 +10156,13 @@
             <w:r>
               <w:rPr>
                 <w:rFonts w:ascii="맑은 고딕" w:eastAsia="맑은 고딕" w:hAnsi="맑은 고딕" w:cs="맑은 고딕" w:hint="eastAsia"/>
+                <w:noProof/>
                 <w:color w:val="0F4C75"/>
               </w:rPr>
               <mc:AlternateContent>
                 <mc:Choice Requires="wps">
                   <w:drawing>
-                    <wp:anchor distT="0" distB="0" distL="114300" distR="114300" simplePos="0" relativeHeight="251821056" behindDoc="0" locked="0" layoutInCell="1" allowOverlap="1" wp14:anchorId="59FA6A7B" wp14:editId="76D3E20C">
+                    <wp:anchor distT="0" distB="0" distL="114300" distR="114300" simplePos="0" relativeHeight="251821056" behindDoc="0" locked="0" layoutInCell="1" allowOverlap="1" wp14:anchorId="3D48838D" wp14:editId="21EB967D">
                       <wp:simplePos x="0" y="0"/>
                       <wp:positionH relativeFrom="column">
                         <wp:posOffset>5194300</wp:posOffset>
@@ -10062,7 +10199,6 @@
                                     <w:spacing w:after="0"/>
                                     <w:jc w:val="center"/>
                                     <w:rPr>
-                                      <w:rFonts w:hint="eastAsia"/>
                                       <w:color w:val="000000" w:themeColor="text1"/>
                                       <w:sz w:val="14"/>
                                       <w:szCs w:val="14"/>
@@ -10088,7 +10224,7 @@
                 </mc:Choice>
                 <mc:Fallback>
                   <w:pict>
-                    <v:shape w14:anchorId="59FA6A7B" id="Text Box 49" o:spid="_x0000_s1095" type="#_x0000_t202" style="position:absolute;left:0;text-align:left;margin-left:409pt;margin-top:56.85pt;width:61.6pt;height:31.65pt;z-index:251821056;visibility:visible;mso-wrap-style:square;mso-height-percent:0;mso-wrap-distance-left:9pt;mso-wrap-distance-top:0;mso-wrap-distance-right:9pt;mso-wrap-distance-bottom:0;mso-position-horizontal:absolute;mso-position-horizontal-relative:text;mso-position-vertical:absolute;mso-position-vertical-relative:text;mso-height-percent:0;mso-height-relative:margin;v-text-anchor:top" o:gfxdata="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" filled="f" stroked="f" strokeweight=".5pt">
+                    <v:shape w14:anchorId="3D48838D" id="Text Box 49" o:spid="_x0000_s1095" type="#_x0000_t202" style="position:absolute;left:0;text-align:left;margin-left:409pt;margin-top:56.85pt;width:61.6pt;height:31.65pt;z-index:251821056;visibility:visible;mso-wrap-style:square;mso-height-percent:0;mso-wrap-distance-left:9pt;mso-wrap-distance-top:0;mso-wrap-distance-right:9pt;mso-wrap-distance-bottom:0;mso-position-horizontal:absolute;mso-position-horizontal-relative:text;mso-position-vertical:absolute;mso-position-vertical-relative:text;mso-height-percent:0;mso-height-relative:margin;v-text-anchor:top" o:gfxdata="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" filled="f" stroked="f" strokeweight=".5pt">
                       <v:textbox>
                         <w:txbxContent>
                           <w:p>
@@ -10096,7 +10232,6 @@
                               <w:spacing w:after="0"/>
                               <w:jc w:val="center"/>
                               <w:rPr>
-                                <w:rFonts w:hint="eastAsia"/>
                                 <w:color w:val="000000" w:themeColor="text1"/>
                                 <w:sz w:val="14"/>
                                 <w:szCs w:val="14"/>
@@ -10113,12 +10248,13 @@
             <w:r>
               <w:rPr>
                 <w:rFonts w:ascii="맑은 고딕" w:eastAsia="맑은 고딕" w:hAnsi="맑은 고딕" w:cs="맑은 고딕" w:hint="eastAsia"/>
+                <w:noProof/>
                 <w:color w:val="0F4C75"/>
               </w:rPr>
               <mc:AlternateContent>
                 <mc:Choice Requires="wps">
                   <w:drawing>
-                    <wp:anchor distT="0" distB="0" distL="114300" distR="114300" simplePos="0" relativeHeight="251817984" behindDoc="0" locked="0" layoutInCell="1" allowOverlap="1" wp14:anchorId="3993DFBE" wp14:editId="78FB5FC0">
+                    <wp:anchor distT="0" distB="0" distL="114300" distR="114300" simplePos="0" relativeHeight="251817984" behindDoc="0" locked="0" layoutInCell="1" allowOverlap="1" wp14:anchorId="65F8F0DB" wp14:editId="1A3CEB49">
                       <wp:simplePos x="0" y="0"/>
                       <wp:positionH relativeFrom="column">
                         <wp:posOffset>5194300</wp:posOffset>
@@ -10193,12 +10329,13 @@
             <w:r>
               <w:rPr>
                 <w:rFonts w:ascii="맑은 고딕" w:eastAsia="맑은 고딕" w:hAnsi="맑은 고딕" w:cs="맑은 고딕" w:hint="eastAsia"/>
+                <w:noProof/>
                 <w:color w:val="0F4C75"/>
               </w:rPr>
               <mc:AlternateContent>
                 <mc:Choice Requires="wps">
                   <w:drawing>
-                    <wp:anchor distT="0" distB="0" distL="114300" distR="114300" simplePos="0" relativeHeight="251819008" behindDoc="0" locked="0" layoutInCell="1" allowOverlap="1" wp14:anchorId="5E953FE2" wp14:editId="1EC0BA1D">
+                    <wp:anchor distT="0" distB="0" distL="114300" distR="114300" simplePos="0" relativeHeight="251819008" behindDoc="0" locked="0" layoutInCell="1" allowOverlap="1" wp14:anchorId="2E1B0E50" wp14:editId="5F00CEC7">
                       <wp:simplePos x="0" y="0"/>
                       <wp:positionH relativeFrom="column">
                         <wp:posOffset>5192395</wp:posOffset>
@@ -10277,7 +10414,7 @@
                 </mc:Choice>
                 <mc:Fallback>
                   <w:pict>
-                    <v:rect w14:anchorId="5E953FE2" id="직사각형 47" o:spid="_x0000_s1096" style="position:absolute;left:0;text-align:left;margin-left:408.85pt;margin-top:43.15pt;width:60.15pt;height:12.25pt;z-index:251819008;visibility:visible;mso-wrap-style:square;mso-width-percent:0;mso-height-percent:0;mso-wrap-distance-left:9pt;mso-wrap-distance-top:0;mso-wrap-distance-right:9pt;mso-wrap-distance-bottom:0;mso-position-horizontal:absolute;mso-position-horizontal-relative:text;mso-position-vertical:absolute;mso-position-vertical-relative:text;mso-width-percent:0;mso-height-percent:0;mso-width-relative:margin;mso-height-relative:margin;v-text-anchor:middle" o:gfxdata="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" fillcolor="#0f4c75" strokecolor="#0f4c75" strokeweight="1pt">
+                    <v:rect w14:anchorId="2E1B0E50" id="직사각형 47" o:spid="_x0000_s1096" style="position:absolute;left:0;text-align:left;margin-left:408.85pt;margin-top:43.15pt;width:60.15pt;height:12.25pt;z-index:251819008;visibility:visible;mso-wrap-style:square;mso-width-percent:0;mso-height-percent:0;mso-wrap-distance-left:9pt;mso-wrap-distance-top:0;mso-wrap-distance-right:9pt;mso-wrap-distance-bottom:0;mso-position-horizontal:absolute;mso-position-horizontal-relative:text;mso-position-vertical:absolute;mso-position-vertical-relative:text;mso-width-percent:0;mso-height-percent:0;mso-width-relative:margin;mso-height-relative:margin;v-text-anchor:middle" o:gfxdata="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" fillcolor="#0f4c75" strokecolor="#0f4c75" strokeweight="1pt">
                       <v:textbox>
                         <w:txbxContent>
                           <w:p>
@@ -10295,12 +10432,13 @@
             <w:r>
               <w:rPr>
                 <w:rFonts w:ascii="맑은 고딕" w:eastAsia="맑은 고딕" w:hAnsi="맑은 고딕" w:cs="맑은 고딕" w:hint="eastAsia"/>
+                <w:noProof/>
                 <w:color w:val="0F4C75"/>
               </w:rPr>
               <mc:AlternateContent>
                 <mc:Choice Requires="wps">
                   <w:drawing>
-                    <wp:anchor distT="0" distB="0" distL="114300" distR="114300" simplePos="0" relativeHeight="251820032" behindDoc="0" locked="0" layoutInCell="1" allowOverlap="1" wp14:anchorId="62B0AB6C" wp14:editId="2EAD339D">
+                    <wp:anchor distT="0" distB="0" distL="114300" distR="114300" simplePos="0" relativeHeight="251820032" behindDoc="0" locked="0" layoutInCell="1" allowOverlap="1" wp14:anchorId="3D099F94" wp14:editId="353BD133">
                       <wp:simplePos x="0" y="0"/>
                       <wp:positionH relativeFrom="column">
                         <wp:posOffset>5247640</wp:posOffset>
@@ -10336,7 +10474,6 @@
                                   <w:pPr>
                                     <w:jc w:val="center"/>
                                     <w:rPr>
-                                      <w:rFonts w:hint="eastAsia"/>
                                       <w:color w:val="F8F8F8"/>
                                       <w:sz w:val="14"/>
                                       <w:szCs w:val="14"/>
@@ -10382,14 +10519,13 @@
                 </mc:Choice>
                 <mc:Fallback>
                   <w:pict>
-                    <v:shape w14:anchorId="62B0AB6C" id="Text Box 48" o:spid="_x0000_s1097" type="#_x0000_t202" style="position:absolute;left:0;text-align:left;margin-left:413.2pt;margin-top:38.4pt;width:49.7pt;height:19.35pt;z-index:251820032;visibility:visible;mso-wrap-style:square;mso-width-percent:0;mso-height-percent:0;mso-wrap-distance-left:9pt;mso-wrap-distance-top:0;mso-wrap-distance-right:9pt;mso-wrap-distance-bottom:0;mso-position-horizontal:absolute;mso-position-horizontal-relative:text;mso-position-vertical:absolute;mso-position-vertical-relative:text;mso-width-percent:0;mso-height-percent:0;mso-width-relative:margin;mso-height-relative:margin;v-text-anchor:top" o:gfxdata="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" filled="f" stroked="f" strokeweight=".5pt">
+                    <v:shape w14:anchorId="3D099F94" id="Text Box 48" o:spid="_x0000_s1097" type="#_x0000_t202" style="position:absolute;left:0;text-align:left;margin-left:413.2pt;margin-top:38.4pt;width:49.7pt;height:19.35pt;z-index:251820032;visibility:visible;mso-wrap-style:square;mso-width-percent:0;mso-height-percent:0;mso-wrap-distance-left:9pt;mso-wrap-distance-top:0;mso-wrap-distance-right:9pt;mso-wrap-distance-bottom:0;mso-position-horizontal:absolute;mso-position-horizontal-relative:text;mso-position-vertical:absolute;mso-position-vertical-relative:text;mso-width-percent:0;mso-height-percent:0;mso-width-relative:margin;mso-height-relative:margin;v-text-anchor:top" o:gfxdata="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" filled="f" stroked="f" strokeweight=".5pt">
                       <v:textbox>
                         <w:txbxContent>
                           <w:p>
                             <w:pPr>
                               <w:jc w:val="center"/>
                               <w:rPr>
-                                <w:rFonts w:hint="eastAsia"/>
                                 <w:color w:val="F8F8F8"/>
                                 <w:sz w:val="14"/>
                                 <w:szCs w:val="14"/>
@@ -10423,12 +10559,13 @@
             <w:r>
               <w:rPr>
                 <w:rFonts w:ascii="맑은 고딕" w:eastAsia="맑은 고딕" w:hAnsi="맑은 고딕" w:cs="맑은 고딕" w:hint="eastAsia"/>
+                <w:noProof/>
                 <w:color w:val="0F4C75"/>
               </w:rPr>
               <mc:AlternateContent>
                 <mc:Choice Requires="wps">
                   <w:drawing>
-                    <wp:anchor distT="0" distB="0" distL="114300" distR="114300" simplePos="0" relativeHeight="251812864" behindDoc="0" locked="0" layoutInCell="1" allowOverlap="1" wp14:anchorId="45A1DEA8" wp14:editId="6DE7BDF4">
+                    <wp:anchor distT="0" distB="0" distL="114300" distR="114300" simplePos="0" relativeHeight="251812864" behindDoc="0" locked="0" layoutInCell="1" allowOverlap="1" wp14:anchorId="52D56299" wp14:editId="5F3475F3">
                       <wp:simplePos x="0" y="0"/>
                       <wp:positionH relativeFrom="column">
                         <wp:posOffset>3787775</wp:posOffset>
@@ -10503,12 +10640,13 @@
             <w:r>
               <w:rPr>
                 <w:rFonts w:ascii="맑은 고딕" w:eastAsia="맑은 고딕" w:hAnsi="맑은 고딕" w:cs="맑은 고딕" w:hint="eastAsia"/>
+                <w:noProof/>
                 <w:color w:val="0F4C75"/>
               </w:rPr>
               <mc:AlternateContent>
                 <mc:Choice Requires="wps">
                   <w:drawing>
-                    <wp:anchor distT="0" distB="0" distL="114300" distR="114300" simplePos="0" relativeHeight="251813888" behindDoc="0" locked="0" layoutInCell="1" allowOverlap="1" wp14:anchorId="6E6F1B32" wp14:editId="37733A30">
+                    <wp:anchor distT="0" distB="0" distL="114300" distR="114300" simplePos="0" relativeHeight="251813888" behindDoc="0" locked="0" layoutInCell="1" allowOverlap="1" wp14:anchorId="7A9DDA78" wp14:editId="14D31CB7">
                       <wp:simplePos x="0" y="0"/>
                       <wp:positionH relativeFrom="column">
                         <wp:posOffset>3785870</wp:posOffset>
@@ -10587,7 +10725,7 @@
                 </mc:Choice>
                 <mc:Fallback>
                   <w:pict>
-                    <v:rect w14:anchorId="6E6F1B32" id="직사각형 43" o:spid="_x0000_s1098" style="position:absolute;left:0;text-align:left;margin-left:298.1pt;margin-top:17.05pt;width:60.15pt;height:12.25pt;z-index:251813888;visibility:visible;mso-wrap-style:square;mso-width-percent:0;mso-height-percent:0;mso-wrap-distance-left:9pt;mso-wrap-distance-top:0;mso-wrap-distance-right:9pt;mso-wrap-distance-bottom:0;mso-position-horizontal:absolute;mso-position-horizontal-relative:text;mso-position-vertical:absolute;mso-position-vertical-relative:text;mso-width-percent:0;mso-height-percent:0;mso-width-relative:margin;mso-height-relative:margin;v-text-anchor:middle" o:gfxdata="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" fillcolor="#0f4c75" strokecolor="#0f4c75" strokeweight="1pt">
+                    <v:rect w14:anchorId="7A9DDA78" id="직사각형 43" o:spid="_x0000_s1098" style="position:absolute;left:0;text-align:left;margin-left:298.1pt;margin-top:17.05pt;width:60.15pt;height:12.25pt;z-index:251813888;visibility:visible;mso-wrap-style:square;mso-width-percent:0;mso-height-percent:0;mso-wrap-distance-left:9pt;mso-wrap-distance-top:0;mso-wrap-distance-right:9pt;mso-wrap-distance-bottom:0;mso-position-horizontal:absolute;mso-position-horizontal-relative:text;mso-position-vertical:absolute;mso-position-vertical-relative:text;mso-width-percent:0;mso-height-percent:0;mso-width-relative:margin;mso-height-relative:margin;v-text-anchor:middle" o:gfxdata="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" fillcolor="#0f4c75" strokecolor="#0f4c75" strokeweight="1pt">
                       <v:textbox>
                         <w:txbxContent>
                           <w:p>
@@ -10605,12 +10743,13 @@
             <w:r>
               <w:rPr>
                 <w:rFonts w:ascii="맑은 고딕" w:eastAsia="맑은 고딕" w:hAnsi="맑은 고딕" w:cs="맑은 고딕" w:hint="eastAsia"/>
+                <w:noProof/>
                 <w:color w:val="0F4C75"/>
               </w:rPr>
               <mc:AlternateContent>
                 <mc:Choice Requires="wps">
                   <w:drawing>
-                    <wp:anchor distT="0" distB="0" distL="114300" distR="114300" simplePos="0" relativeHeight="251814912" behindDoc="0" locked="0" layoutInCell="1" allowOverlap="1" wp14:anchorId="5A8C0200" wp14:editId="4835AD8A">
+                    <wp:anchor distT="0" distB="0" distL="114300" distR="114300" simplePos="0" relativeHeight="251814912" behindDoc="0" locked="0" layoutInCell="1" allowOverlap="1" wp14:anchorId="02015A59" wp14:editId="08F3AED9">
                       <wp:simplePos x="0" y="0"/>
                       <wp:positionH relativeFrom="column">
                         <wp:posOffset>3841115</wp:posOffset>
@@ -10646,7 +10785,6 @@
                                   <w:pPr>
                                     <w:jc w:val="center"/>
                                     <w:rPr>
-                                      <w:rFonts w:hint="eastAsia"/>
                                       <w:color w:val="F8F8F8"/>
                                       <w:sz w:val="14"/>
                                       <w:szCs w:val="14"/>
@@ -10692,14 +10830,13 @@
                 </mc:Choice>
                 <mc:Fallback>
                   <w:pict>
-                    <v:shape w14:anchorId="5A8C0200" id="Text Box 44" o:spid="_x0000_s1099" type="#_x0000_t202" style="position:absolute;left:0;text-align:left;margin-left:302.45pt;margin-top:12.3pt;width:49.7pt;height:19.35pt;z-index:251814912;visibility:visible;mso-wrap-style:square;mso-width-percent:0;mso-height-percent:0;mso-wrap-distance-left:9pt;mso-wrap-distance-top:0;mso-wrap-distance-right:9pt;mso-wrap-distance-bottom:0;mso-position-horizontal:absolute;mso-position-horizontal-relative:text;mso-position-vertical:absolute;mso-position-vertical-relative:text;mso-width-percent:0;mso-height-percent:0;mso-width-relative:margin;mso-height-relative:margin;v-text-anchor:top" o:gfxdata="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" filled="f" stroked="f" strokeweight=".5pt">
+                    <v:shape w14:anchorId="02015A59" id="Text Box 44" o:spid="_x0000_s1099" type="#_x0000_t202" style="position:absolute;left:0;text-align:left;margin-left:302.45pt;margin-top:12.3pt;width:49.7pt;height:19.35pt;z-index:251814912;visibility:visible;mso-wrap-style:square;mso-width-percent:0;mso-height-percent:0;mso-wrap-distance-left:9pt;mso-wrap-distance-top:0;mso-wrap-distance-right:9pt;mso-wrap-distance-bottom:0;mso-position-horizontal:absolute;mso-position-horizontal-relative:text;mso-position-vertical:absolute;mso-position-vertical-relative:text;mso-width-percent:0;mso-height-percent:0;mso-width-relative:margin;mso-height-relative:margin;v-text-anchor:top" o:gfxdata="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" filled="f" stroked="f" strokeweight=".5pt">
                       <v:textbox>
                         <w:txbxContent>
                           <w:p>
                             <w:pPr>
                               <w:jc w:val="center"/>
                               <w:rPr>
-                                <w:rFonts w:hint="eastAsia"/>
                                 <w:color w:val="F8F8F8"/>
                                 <w:sz w:val="14"/>
                                 <w:szCs w:val="14"/>
@@ -10733,12 +10870,13 @@
             <w:r>
               <w:rPr>
                 <w:rFonts w:ascii="맑은 고딕" w:eastAsia="맑은 고딕" w:hAnsi="맑은 고딕" w:cs="맑은 고딕" w:hint="eastAsia"/>
+                <w:noProof/>
                 <w:color w:val="0F4C75"/>
               </w:rPr>
               <mc:AlternateContent>
                 <mc:Choice Requires="wps">
                   <w:drawing>
-                    <wp:anchor distT="0" distB="0" distL="114300" distR="114300" simplePos="0" relativeHeight="251815936" behindDoc="0" locked="0" layoutInCell="1" allowOverlap="1" wp14:anchorId="4E4F646B" wp14:editId="56CC3C2E">
+                    <wp:anchor distT="0" distB="0" distL="114300" distR="114300" simplePos="0" relativeHeight="251815936" behindDoc="0" locked="0" layoutInCell="1" allowOverlap="1" wp14:anchorId="07877C40" wp14:editId="73B65D4F">
                       <wp:simplePos x="0" y="0"/>
                       <wp:positionH relativeFrom="column">
                         <wp:posOffset>3788242</wp:posOffset>
@@ -10820,7 +10958,6 @@
                                     <w:spacing w:after="0"/>
                                     <w:jc w:val="center"/>
                                     <w:rPr>
-                                      <w:rFonts w:hint="eastAsia"/>
                                       <w:color w:val="000000" w:themeColor="text1"/>
                                       <w:sz w:val="14"/>
                                       <w:szCs w:val="14"/>
@@ -10849,7 +10986,6 @@
                                     <w:spacing w:after="0"/>
                                     <w:jc w:val="center"/>
                                     <w:rPr>
-                                      <w:rFonts w:hint="eastAsia"/>
                                       <w:color w:val="000000" w:themeColor="text1"/>
                                       <w:sz w:val="14"/>
                                       <w:szCs w:val="14"/>
@@ -10875,7 +11011,7 @@
                 </mc:Choice>
                 <mc:Fallback>
                   <w:pict>
-                    <v:shape w14:anchorId="4E4F646B" id="Text Box 45" o:spid="_x0000_s1100" type="#_x0000_t202" style="position:absolute;left:0;text-align:left;margin-left:298.3pt;margin-top:35.8pt;width:61.6pt;height:31.65pt;z-index:251815936;visibility:visible;mso-wrap-style:square;mso-height-percent:0;mso-wrap-distance-left:9pt;mso-wrap-distance-top:0;mso-wrap-distance-right:9pt;mso-wrap-distance-bottom:0;mso-position-horizontal:absolute;mso-position-horizontal-relative:text;mso-position-vertical:absolute;mso-position-vertical-relative:text;mso-height-percent:0;mso-height-relative:margin;v-text-anchor:top" o:gfxdata="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" filled="f" stroked="f" strokeweight=".5pt">
+                    <v:shape w14:anchorId="07877C40" id="Text Box 45" o:spid="_x0000_s1100" type="#_x0000_t202" style="position:absolute;left:0;text-align:left;margin-left:298.3pt;margin-top:35.8pt;width:61.6pt;height:31.65pt;z-index:251815936;visibility:visible;mso-wrap-style:square;mso-height-percent:0;mso-wrap-distance-left:9pt;mso-wrap-distance-top:0;mso-wrap-distance-right:9pt;mso-wrap-distance-bottom:0;mso-position-horizontal:absolute;mso-position-horizontal-relative:text;mso-position-vertical:absolute;mso-position-vertical-relative:text;mso-height-percent:0;mso-height-relative:margin;v-text-anchor:top" o:gfxdata="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" filled="f" stroked="f" strokeweight=".5pt">
                       <v:textbox>
                         <w:txbxContent>
                           <w:p>
@@ -10928,7 +11064,6 @@
                               <w:spacing w:after="0"/>
                               <w:jc w:val="center"/>
                               <w:rPr>
-                                <w:rFonts w:hint="eastAsia"/>
                                 <w:color w:val="000000" w:themeColor="text1"/>
                                 <w:sz w:val="14"/>
                                 <w:szCs w:val="14"/>
@@ -10957,7 +11092,6 @@
                               <w:spacing w:after="0"/>
                               <w:jc w:val="center"/>
                               <w:rPr>
-                                <w:rFonts w:hint="eastAsia"/>
                                 <w:color w:val="000000" w:themeColor="text1"/>
                                 <w:sz w:val="14"/>
                                 <w:szCs w:val="14"/>
@@ -10974,12 +11108,13 @@
             <w:r>
               <w:rPr>
                 <w:rFonts w:ascii="맑은 고딕" w:eastAsia="맑은 고딕" w:hAnsi="맑은 고딕" w:cs="맑은 고딕" w:hint="eastAsia"/>
+                <w:noProof/>
                 <w:color w:val="0F4C75"/>
               </w:rPr>
               <mc:AlternateContent>
                 <mc:Choice Requires="wps">
                   <w:drawing>
-                    <wp:anchor distT="0" distB="0" distL="114300" distR="114300" simplePos="0" relativeHeight="251807744" behindDoc="0" locked="0" layoutInCell="1" allowOverlap="1" wp14:anchorId="742D8C58" wp14:editId="126E11CB">
+                    <wp:anchor distT="0" distB="0" distL="114300" distR="114300" simplePos="0" relativeHeight="251807744" behindDoc="0" locked="0" layoutInCell="1" allowOverlap="1" wp14:anchorId="362687E1" wp14:editId="7F379023">
                       <wp:simplePos x="0" y="0"/>
                       <wp:positionH relativeFrom="column">
                         <wp:posOffset>2545715</wp:posOffset>
@@ -11054,12 +11189,13 @@
             <w:r>
               <w:rPr>
                 <w:rFonts w:ascii="맑은 고딕" w:eastAsia="맑은 고딕" w:hAnsi="맑은 고딕" w:cs="맑은 고딕" w:hint="eastAsia"/>
+                <w:noProof/>
                 <w:color w:val="0F4C75"/>
               </w:rPr>
               <mc:AlternateContent>
                 <mc:Choice Requires="wps">
                   <w:drawing>
-                    <wp:anchor distT="0" distB="0" distL="114300" distR="114300" simplePos="0" relativeHeight="251808768" behindDoc="0" locked="0" layoutInCell="1" allowOverlap="1" wp14:anchorId="23AD5C1C" wp14:editId="4CB35CF6">
+                    <wp:anchor distT="0" distB="0" distL="114300" distR="114300" simplePos="0" relativeHeight="251808768" behindDoc="0" locked="0" layoutInCell="1" allowOverlap="1" wp14:anchorId="11A180E9" wp14:editId="7BDB1739">
                       <wp:simplePos x="0" y="0"/>
                       <wp:positionH relativeFrom="column">
                         <wp:posOffset>2543810</wp:posOffset>
@@ -11138,7 +11274,7 @@
                 </mc:Choice>
                 <mc:Fallback>
                   <w:pict>
-                    <v:rect w14:anchorId="23AD5C1C" id="직사각형 39" o:spid="_x0000_s1101" style="position:absolute;left:0;text-align:left;margin-left:200.3pt;margin-top:43.15pt;width:60.15pt;height:12.25pt;z-index:251808768;visibility:visible;mso-wrap-style:square;mso-width-percent:0;mso-height-percent:0;mso-wrap-distance-left:9pt;mso-wrap-distance-top:0;mso-wrap-distance-right:9pt;mso-wrap-distance-bottom:0;mso-position-horizontal:absolute;mso-position-horizontal-relative:text;mso-position-vertical:absolute;mso-position-vertical-relative:text;mso-width-percent:0;mso-height-percent:0;mso-width-relative:margin;mso-height-relative:margin;v-text-anchor:middle" o:gfxdata="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" fillcolor="#0f4c75" strokecolor="#0f4c75" strokeweight="1pt">
+                    <v:rect w14:anchorId="11A180E9" id="직사각형 39" o:spid="_x0000_s1101" style="position:absolute;left:0;text-align:left;margin-left:200.3pt;margin-top:43.15pt;width:60.15pt;height:12.25pt;z-index:251808768;visibility:visible;mso-wrap-style:square;mso-width-percent:0;mso-height-percent:0;mso-wrap-distance-left:9pt;mso-wrap-distance-top:0;mso-wrap-distance-right:9pt;mso-wrap-distance-bottom:0;mso-position-horizontal:absolute;mso-position-horizontal-relative:text;mso-position-vertical:absolute;mso-position-vertical-relative:text;mso-width-percent:0;mso-height-percent:0;mso-width-relative:margin;mso-height-relative:margin;v-text-anchor:middle" o:gfxdata="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" fillcolor="#0f4c75" strokecolor="#0f4c75" strokeweight="1pt">
                       <v:textbox>
                         <w:txbxContent>
                           <w:p>
@@ -11156,12 +11292,13 @@
             <w:r>
               <w:rPr>
                 <w:rFonts w:ascii="맑은 고딕" w:eastAsia="맑은 고딕" w:hAnsi="맑은 고딕" w:cs="맑은 고딕" w:hint="eastAsia"/>
+                <w:noProof/>
                 <w:color w:val="0F4C75"/>
               </w:rPr>
               <mc:AlternateContent>
                 <mc:Choice Requires="wps">
                   <w:drawing>
-                    <wp:anchor distT="0" distB="0" distL="114300" distR="114300" simplePos="0" relativeHeight="251810816" behindDoc="0" locked="0" layoutInCell="1" allowOverlap="1" wp14:anchorId="51BC0AE3" wp14:editId="35FA79F0">
+                    <wp:anchor distT="0" distB="0" distL="114300" distR="114300" simplePos="0" relativeHeight="251810816" behindDoc="0" locked="0" layoutInCell="1" allowOverlap="1" wp14:anchorId="1F16E8D5" wp14:editId="4CEF086C">
                       <wp:simplePos x="0" y="0"/>
                       <wp:positionH relativeFrom="column">
                         <wp:posOffset>2545952</wp:posOffset>
@@ -11198,7 +11335,6 @@
                                     <w:spacing w:after="0"/>
                                     <w:jc w:val="center"/>
                                     <w:rPr>
-                                      <w:rFonts w:hint="eastAsia"/>
                                       <w:color w:val="000000" w:themeColor="text1"/>
                                       <w:sz w:val="14"/>
                                       <w:szCs w:val="14"/>
@@ -11241,7 +11377,7 @@
                 </mc:Choice>
                 <mc:Fallback>
                   <w:pict>
-                    <v:shape w14:anchorId="51BC0AE3" id="Text Box 41" o:spid="_x0000_s1102" type="#_x0000_t202" style="position:absolute;left:0;text-align:left;margin-left:200.45pt;margin-top:61.9pt;width:61.6pt;height:31.65pt;z-index:251810816;visibility:visible;mso-wrap-style:square;mso-height-percent:0;mso-wrap-distance-left:9pt;mso-wrap-distance-top:0;mso-wrap-distance-right:9pt;mso-wrap-distance-bottom:0;mso-position-horizontal:absolute;mso-position-horizontal-relative:text;mso-position-vertical:absolute;mso-position-vertical-relative:text;mso-height-percent:0;mso-height-relative:margin;v-text-anchor:top" o:gfxdata="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" filled="f" stroked="f" strokeweight=".5pt">
+                    <v:shape w14:anchorId="1F16E8D5" id="Text Box 41" o:spid="_x0000_s1102" type="#_x0000_t202" style="position:absolute;left:0;text-align:left;margin-left:200.45pt;margin-top:61.9pt;width:61.6pt;height:31.65pt;z-index:251810816;visibility:visible;mso-wrap-style:square;mso-height-percent:0;mso-wrap-distance-left:9pt;mso-wrap-distance-top:0;mso-wrap-distance-right:9pt;mso-wrap-distance-bottom:0;mso-position-horizontal:absolute;mso-position-horizontal-relative:text;mso-position-vertical:absolute;mso-position-vertical-relative:text;mso-height-percent:0;mso-height-relative:margin;v-text-anchor:top" o:gfxdata="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" filled="f" stroked="f" strokeweight=".5pt">
                       <v:textbox>
                         <w:txbxContent>
                           <w:p>
@@ -11249,7 +11385,6 @@
                               <w:spacing w:after="0"/>
                               <w:jc w:val="center"/>
                               <w:rPr>
-                                <w:rFonts w:hint="eastAsia"/>
                                 <w:color w:val="000000" w:themeColor="text1"/>
                                 <w:sz w:val="14"/>
                                 <w:szCs w:val="14"/>
@@ -11283,12 +11418,13 @@
             <w:r>
               <w:rPr>
                 <w:rFonts w:ascii="맑은 고딕" w:eastAsia="맑은 고딕" w:hAnsi="맑은 고딕" w:cs="맑은 고딕" w:hint="eastAsia"/>
+                <w:noProof/>
                 <w:color w:val="0F4C75"/>
               </w:rPr>
               <mc:AlternateContent>
                 <mc:Choice Requires="wps">
                   <w:drawing>
-                    <wp:anchor distT="0" distB="0" distL="114300" distR="114300" simplePos="0" relativeHeight="251805696" behindDoc="0" locked="0" layoutInCell="1" allowOverlap="1" wp14:anchorId="4541BB78" wp14:editId="05C1B813">
+                    <wp:anchor distT="0" distB="0" distL="114300" distR="114300" simplePos="0" relativeHeight="251805696" behindDoc="0" locked="0" layoutInCell="1" allowOverlap="1" wp14:anchorId="0922F74C" wp14:editId="1D75CCD8">
                       <wp:simplePos x="0" y="0"/>
                       <wp:positionH relativeFrom="column">
                         <wp:posOffset>1369695</wp:posOffset>
@@ -11325,7 +11461,6 @@
                                     <w:spacing w:after="0"/>
                                     <w:jc w:val="center"/>
                                     <w:rPr>
-                                      <w:rFonts w:hint="eastAsia"/>
                                       <w:color w:val="000000" w:themeColor="text1"/>
                                       <w:sz w:val="14"/>
                                       <w:szCs w:val="14"/>
@@ -11385,7 +11520,7 @@
                 </mc:Choice>
                 <mc:Fallback>
                   <w:pict>
-                    <v:shape w14:anchorId="4541BB78" id="Text Box 37" o:spid="_x0000_s1103" type="#_x0000_t202" style="position:absolute;left:0;text-align:left;margin-left:107.85pt;margin-top:35.85pt;width:61.6pt;height:31.7pt;z-index:251805696;visibility:visible;mso-wrap-style:square;mso-height-percent:0;mso-wrap-distance-left:9pt;mso-wrap-distance-top:0;mso-wrap-distance-right:9pt;mso-wrap-distance-bottom:0;mso-position-horizontal:absolute;mso-position-horizontal-relative:text;mso-position-vertical:absolute;mso-position-vertical-relative:text;mso-height-percent:0;mso-height-relative:margin;v-text-anchor:top" o:gfxdata="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" filled="f" stroked="f" strokeweight=".5pt">
+                    <v:shape w14:anchorId="0922F74C" id="Text Box 37" o:spid="_x0000_s1103" type="#_x0000_t202" style="position:absolute;left:0;text-align:left;margin-left:107.85pt;margin-top:35.85pt;width:61.6pt;height:31.7pt;z-index:251805696;visibility:visible;mso-wrap-style:square;mso-height-percent:0;mso-wrap-distance-left:9pt;mso-wrap-distance-top:0;mso-wrap-distance-right:9pt;mso-wrap-distance-bottom:0;mso-position-horizontal:absolute;mso-position-horizontal-relative:text;mso-position-vertical:absolute;mso-position-vertical-relative:text;mso-height-percent:0;mso-height-relative:margin;v-text-anchor:top" o:gfxdata="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" filled="f" stroked="f" strokeweight=".5pt">
                       <v:textbox>
                         <w:txbxContent>
                           <w:p>
@@ -11393,7 +11528,6 @@
                               <w:spacing w:after="0"/>
                               <w:jc w:val="center"/>
                               <w:rPr>
-                                <w:rFonts w:hint="eastAsia"/>
                                 <w:color w:val="000000" w:themeColor="text1"/>
                                 <w:sz w:val="14"/>
                                 <w:szCs w:val="14"/>
@@ -11444,12 +11578,13 @@
             <w:r>
               <w:rPr>
                 <w:rFonts w:ascii="맑은 고딕" w:eastAsia="맑은 고딕" w:hAnsi="맑은 고딕" w:cs="맑은 고딕" w:hint="eastAsia"/>
+                <w:noProof/>
                 <w:color w:val="0F4C75"/>
               </w:rPr>
               <mc:AlternateContent>
                 <mc:Choice Requires="wps">
                   <w:drawing>
-                    <wp:anchor distT="0" distB="0" distL="114300" distR="114300" simplePos="0" relativeHeight="251802624" behindDoc="0" locked="0" layoutInCell="1" allowOverlap="1" wp14:anchorId="60BC847A" wp14:editId="3B331D0E">
+                    <wp:anchor distT="0" distB="0" distL="114300" distR="114300" simplePos="0" relativeHeight="251802624" behindDoc="0" locked="0" layoutInCell="1" allowOverlap="1" wp14:anchorId="4B4030B7" wp14:editId="7899C9CC">
                       <wp:simplePos x="0" y="0"/>
                       <wp:positionH relativeFrom="column">
                         <wp:posOffset>1369695</wp:posOffset>
@@ -11524,12 +11659,13 @@
             <w:r>
               <w:rPr>
                 <w:rFonts w:ascii="맑은 고딕" w:eastAsia="맑은 고딕" w:hAnsi="맑은 고딕" w:cs="맑은 고딕" w:hint="eastAsia"/>
+                <w:noProof/>
                 <w:color w:val="0F4C75"/>
               </w:rPr>
               <mc:AlternateContent>
                 <mc:Choice Requires="wps">
                   <w:drawing>
-                    <wp:anchor distT="0" distB="0" distL="114300" distR="114300" simplePos="0" relativeHeight="251803648" behindDoc="0" locked="0" layoutInCell="1" allowOverlap="1" wp14:anchorId="32EE68AB" wp14:editId="7F324601">
+                    <wp:anchor distT="0" distB="0" distL="114300" distR="114300" simplePos="0" relativeHeight="251803648" behindDoc="0" locked="0" layoutInCell="1" allowOverlap="1" wp14:anchorId="3EDF97D6" wp14:editId="22D0C8FB">
                       <wp:simplePos x="0" y="0"/>
                       <wp:positionH relativeFrom="column">
                         <wp:posOffset>1367790</wp:posOffset>
@@ -11608,7 +11744,7 @@
                 </mc:Choice>
                 <mc:Fallback>
                   <w:pict>
-                    <v:rect w14:anchorId="32EE68AB" id="직사각형 35" o:spid="_x0000_s1104" style="position:absolute;left:0;text-align:left;margin-left:107.7pt;margin-top:17.05pt;width:60.15pt;height:12.25pt;z-index:251803648;visibility:visible;mso-wrap-style:square;mso-width-percent:0;mso-height-percent:0;mso-wrap-distance-left:9pt;mso-wrap-distance-top:0;mso-wrap-distance-right:9pt;mso-wrap-distance-bottom:0;mso-position-horizontal:absolute;mso-position-horizontal-relative:text;mso-position-vertical:absolute;mso-position-vertical-relative:text;mso-width-percent:0;mso-height-percent:0;mso-width-relative:margin;mso-height-relative:margin;v-text-anchor:middle" o:gfxdata="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" fillcolor="#0f4c75" strokecolor="#0f4c75" strokeweight="1pt">
+                    <v:rect w14:anchorId="3EDF97D6" id="직사각형 35" o:spid="_x0000_s1104" style="position:absolute;left:0;text-align:left;margin-left:107.7pt;margin-top:17.05pt;width:60.15pt;height:12.25pt;z-index:251803648;visibility:visible;mso-wrap-style:square;mso-width-percent:0;mso-height-percent:0;mso-wrap-distance-left:9pt;mso-wrap-distance-top:0;mso-wrap-distance-right:9pt;mso-wrap-distance-bottom:0;mso-position-horizontal:absolute;mso-position-horizontal-relative:text;mso-position-vertical:absolute;mso-position-vertical-relative:text;mso-width-percent:0;mso-height-percent:0;mso-width-relative:margin;mso-height-relative:margin;v-text-anchor:middle" o:gfxdata="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" fillcolor="#0f4c75" strokecolor="#0f4c75" strokeweight="1pt">
                       <v:textbox>
                         <w:txbxContent>
                           <w:p>
@@ -11626,12 +11762,13 @@
             <w:r>
               <w:rPr>
                 <w:rFonts w:ascii="맑은 고딕" w:eastAsia="맑은 고딕" w:hAnsi="맑은 고딕" w:cs="맑은 고딕" w:hint="eastAsia"/>
+                <w:noProof/>
                 <w:color w:val="0F4C75"/>
               </w:rPr>
               <mc:AlternateContent>
                 <mc:Choice Requires="wps">
                   <w:drawing>
-                    <wp:anchor distT="0" distB="0" distL="114300" distR="114300" simplePos="0" relativeHeight="251804672" behindDoc="0" locked="0" layoutInCell="1" allowOverlap="1" wp14:anchorId="46B4850E" wp14:editId="16614B1F">
+                    <wp:anchor distT="0" distB="0" distL="114300" distR="114300" simplePos="0" relativeHeight="251804672" behindDoc="0" locked="0" layoutInCell="1" allowOverlap="1" wp14:anchorId="3EBB0FAA" wp14:editId="2954B55D">
                       <wp:simplePos x="0" y="0"/>
                       <wp:positionH relativeFrom="column">
                         <wp:posOffset>1423035</wp:posOffset>
@@ -11667,7 +11804,6 @@
                                   <w:pPr>
                                     <w:jc w:val="center"/>
                                     <w:rPr>
-                                      <w:rFonts w:hint="eastAsia"/>
                                       <w:color w:val="F8F8F8"/>
                                       <w:sz w:val="14"/>
                                       <w:szCs w:val="14"/>
@@ -11690,8 +11826,6 @@
                                     </w:rPr>
                                     <w:t>의점</w:t>
                                   </w:r>
-                                  <w:bookmarkStart w:id="0" w:name="_GoBack"/>
-                                  <w:bookmarkEnd w:id="0"/>
                                 </w:p>
                               </w:txbxContent>
                             </wps:txbx>
@@ -11715,14 +11849,13 @@
                 </mc:Choice>
                 <mc:Fallback>
                   <w:pict>
-                    <v:shape w14:anchorId="46B4850E" id="Text Box 36" o:spid="_x0000_s1105" type="#_x0000_t202" style="position:absolute;left:0;text-align:left;margin-left:112.05pt;margin-top:12.3pt;width:49.7pt;height:19.35pt;z-index:251804672;visibility:visible;mso-wrap-style:square;mso-width-percent:0;mso-height-percent:0;mso-wrap-distance-left:9pt;mso-wrap-distance-top:0;mso-wrap-distance-right:9pt;mso-wrap-distance-bottom:0;mso-position-horizontal:absolute;mso-position-horizontal-relative:text;mso-position-vertical:absolute;mso-position-vertical-relative:text;mso-width-percent:0;mso-height-percent:0;mso-width-relative:margin;mso-height-relative:margin;v-text-anchor:top" o:gfxdata="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" filled="f" stroked="f" strokeweight=".5pt">
+                    <v:shape w14:anchorId="3EBB0FAA" id="Text Box 36" o:spid="_x0000_s1105" type="#_x0000_t202" style="position:absolute;left:0;text-align:left;margin-left:112.05pt;margin-top:12.3pt;width:49.7pt;height:19.35pt;z-index:251804672;visibility:visible;mso-wrap-style:square;mso-width-percent:0;mso-height-percent:0;mso-wrap-distance-left:9pt;mso-wrap-distance-top:0;mso-wrap-distance-right:9pt;mso-wrap-distance-bottom:0;mso-position-horizontal:absolute;mso-position-horizontal-relative:text;mso-position-vertical:absolute;mso-position-vertical-relative:text;mso-width-percent:0;mso-height-percent:0;mso-width-relative:margin;mso-height-relative:margin;v-text-anchor:top" o:gfxdata="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" filled="f" stroked="f" strokeweight=".5pt">
                       <v:textbox>
                         <w:txbxContent>
                           <w:p>
                             <w:pPr>
                               <w:jc w:val="center"/>
                               <w:rPr>
-                                <w:rFonts w:hint="eastAsia"/>
                                 <w:color w:val="F8F8F8"/>
                                 <w:sz w:val="14"/>
                                 <w:szCs w:val="14"/>
@@ -11745,8 +11878,6 @@
                               </w:rPr>
                               <w:t>의점</w:t>
                             </w:r>
-                            <w:bookmarkStart w:id="1" w:name="_GoBack"/>
-                            <w:bookmarkEnd w:id="1"/>
                           </w:p>
                         </w:txbxContent>
                       </v:textbox>
@@ -11764,7 +11895,7 @@
               <mc:AlternateContent>
                 <mc:Choice Requires="wps">
                   <w:drawing>
-                    <wp:anchor distT="0" distB="0" distL="114300" distR="114300" simplePos="0" relativeHeight="251798528" behindDoc="0" locked="0" layoutInCell="1" allowOverlap="1" wp14:anchorId="63417695" wp14:editId="616F140F">
+                    <wp:anchor distT="0" distB="0" distL="114300" distR="114300" simplePos="0" relativeHeight="251798528" behindDoc="0" locked="0" layoutInCell="1" allowOverlap="1" wp14:anchorId="31BE8B00" wp14:editId="75E74D26">
                       <wp:simplePos x="0" y="0"/>
                       <wp:positionH relativeFrom="column">
                         <wp:posOffset>219647</wp:posOffset>
@@ -11837,7 +11968,7 @@
                 </mc:Choice>
                 <mc:Fallback>
                   <w:pict>
-                    <v:shape w14:anchorId="63417695" id="Text Box 32" o:spid="_x0000_s1106" type="#_x0000_t202" style="position:absolute;left:0;text-align:left;margin-left:17.3pt;margin-top:38.25pt;width:49.75pt;height:19.4pt;z-index:251798528;visibility:visible;mso-wrap-style:square;mso-width-percent:0;mso-height-percent:0;mso-wrap-distance-left:9pt;mso-wrap-distance-top:0;mso-wrap-distance-right:9pt;mso-wrap-distance-bottom:0;mso-position-horizontal:absolute;mso-position-horizontal-relative:text;mso-position-vertical:absolute;mso-position-vertical-relative:text;mso-width-percent:0;mso-height-percent:0;mso-width-relative:margin;mso-height-relative:margin;v-text-anchor:top" o:gfxdata="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" filled="f" stroked="f" strokeweight=".5pt">
+                    <v:shape w14:anchorId="31BE8B00" id="Text Box 32" o:spid="_x0000_s1106" type="#_x0000_t202" style="position:absolute;left:0;text-align:left;margin-left:17.3pt;margin-top:38.25pt;width:49.75pt;height:19.4pt;z-index:251798528;visibility:visible;mso-wrap-style:square;mso-width-percent:0;mso-height-percent:0;mso-wrap-distance-left:9pt;mso-wrap-distance-top:0;mso-wrap-distance-right:9pt;mso-wrap-distance-bottom:0;mso-position-horizontal:absolute;mso-position-horizontal-relative:text;mso-position-vertical:absolute;mso-position-vertical-relative:text;mso-width-percent:0;mso-height-percent:0;mso-width-relative:margin;mso-height-relative:margin;v-text-anchor:top" o:gfxdata="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" filled="f" stroked="f" strokeweight=".5pt">
                       <v:textbox>
                         <w:txbxContent>
                           <w:p>
@@ -11875,7 +12006,7 @@
               <mc:AlternateContent>
                 <mc:Choice Requires="wps">
                   <w:drawing>
-                    <wp:anchor distT="0" distB="0" distL="114300" distR="114300" simplePos="0" relativeHeight="251797504" behindDoc="0" locked="0" layoutInCell="1" allowOverlap="1" wp14:anchorId="25BB42F0" wp14:editId="1C03A75D">
+                    <wp:anchor distT="0" distB="0" distL="114300" distR="114300" simplePos="0" relativeHeight="251797504" behindDoc="0" locked="0" layoutInCell="1" allowOverlap="1" wp14:anchorId="458795F4" wp14:editId="7D9081E3">
                       <wp:simplePos x="0" y="0"/>
                       <wp:positionH relativeFrom="column">
                         <wp:posOffset>164381</wp:posOffset>
@@ -11954,7 +12085,7 @@
                 </mc:Choice>
                 <mc:Fallback>
                   <w:pict>
-                    <v:rect w14:anchorId="25BB42F0" id="직사각형 31" o:spid="_x0000_s1107" style="position:absolute;left:0;text-align:left;margin-left:12.95pt;margin-top:43pt;width:60.15pt;height:12.25pt;z-index:251797504;visibility:visible;mso-wrap-style:square;mso-width-percent:0;mso-height-percent:0;mso-wrap-distance-left:9pt;mso-wrap-distance-top:0;mso-wrap-distance-right:9pt;mso-wrap-distance-bottom:0;mso-position-horizontal:absolute;mso-position-horizontal-relative:text;mso-position-vertical:absolute;mso-position-vertical-relative:text;mso-width-percent:0;mso-height-percent:0;mso-width-relative:margin;mso-height-relative:margin;v-text-anchor:middle" o:gfxdata="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" fillcolor="#0f4c75" strokecolor="#0f4c75" strokeweight="1pt">
+                    <v:rect w14:anchorId="458795F4" id="직사각형 31" o:spid="_x0000_s1107" style="position:absolute;left:0;text-align:left;margin-left:12.95pt;margin-top:43pt;width:60.15pt;height:12.25pt;z-index:251797504;visibility:visible;mso-wrap-style:square;mso-width-percent:0;mso-height-percent:0;mso-wrap-distance-left:9pt;mso-wrap-distance-top:0;mso-wrap-distance-right:9pt;mso-wrap-distance-bottom:0;mso-position-horizontal:absolute;mso-position-horizontal-relative:text;mso-position-vertical:absolute;mso-position-vertical-relative:text;mso-width-percent:0;mso-height-percent:0;mso-width-relative:margin;mso-height-relative:margin;v-text-anchor:middle" o:gfxdata="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" fillcolor="#0f4c75" strokecolor="#0f4c75" strokeweight="1pt">
                       <v:textbox>
                         <w:txbxContent>
                           <w:p>
@@ -11978,7 +12109,7 @@
               <mc:AlternateContent>
                 <mc:Choice Requires="wps">
                   <w:drawing>
-                    <wp:anchor distT="0" distB="0" distL="114300" distR="114300" simplePos="0" relativeHeight="251796480" behindDoc="0" locked="0" layoutInCell="1" allowOverlap="1" wp14:anchorId="10D9F469" wp14:editId="148226F4">
+                    <wp:anchor distT="0" distB="0" distL="114300" distR="114300" simplePos="0" relativeHeight="251796480" behindDoc="0" locked="0" layoutInCell="1" allowOverlap="1" wp14:anchorId="2BD3CFE9" wp14:editId="77DBED97">
                       <wp:simplePos x="0" y="0"/>
                       <wp:positionH relativeFrom="column">
                         <wp:posOffset>165989</wp:posOffset>
@@ -12059,7 +12190,7 @@
               <mc:AlternateContent>
                 <mc:Choice Requires="wps">
                   <w:drawing>
-                    <wp:anchor distT="0" distB="0" distL="114300" distR="114300" simplePos="0" relativeHeight="251800576" behindDoc="0" locked="0" layoutInCell="1" allowOverlap="1" wp14:anchorId="601D2B11" wp14:editId="5A0A0F81">
+                    <wp:anchor distT="0" distB="0" distL="114300" distR="114300" simplePos="0" relativeHeight="251800576" behindDoc="0" locked="0" layoutInCell="1" allowOverlap="1" wp14:anchorId="4B36B2CA" wp14:editId="0C75CFD2">
                       <wp:simplePos x="0" y="0"/>
                       <wp:positionH relativeFrom="column">
                         <wp:posOffset>165989</wp:posOffset>
@@ -12183,7 +12314,7 @@
                 </mc:Choice>
                 <mc:Fallback>
                   <w:pict>
-                    <v:shape w14:anchorId="601D2B11" id="Text Box 33" o:spid="_x0000_s1108" type="#_x0000_t202" style="position:absolute;left:0;text-align:left;margin-left:13.05pt;margin-top:55.45pt;width:61.6pt;height:31.7pt;z-index:251800576;visibility:visible;mso-wrap-style:square;mso-height-percent:0;mso-wrap-distance-left:9pt;mso-wrap-distance-top:0;mso-wrap-distance-right:9pt;mso-wrap-distance-bottom:0;mso-position-horizontal:absolute;mso-position-horizontal-relative:text;mso-position-vertical:absolute;mso-position-vertical-relative:text;mso-height-percent:0;mso-height-relative:margin;v-text-anchor:top" o:gfxdata="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" filled="f" stroked="f" strokeweight=".5pt">
+                    <v:shape w14:anchorId="4B36B2CA" id="Text Box 33" o:spid="_x0000_s1108" type="#_x0000_t202" style="position:absolute;left:0;text-align:left;margin-left:13.05pt;margin-top:55.45pt;width:61.6pt;height:31.7pt;z-index:251800576;visibility:visible;mso-wrap-style:square;mso-height-percent:0;mso-wrap-distance-left:9pt;mso-wrap-distance-top:0;mso-wrap-distance-right:9pt;mso-wrap-distance-bottom:0;mso-position-horizontal:absolute;mso-position-horizontal-relative:text;mso-position-vertical:absolute;mso-position-vertical-relative:text;mso-height-percent:0;mso-height-relative:margin;v-text-anchor:top" o:gfxdata="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" filled="f" stroked="f" strokeweight=".5pt">
                       <v:textbox>
                         <w:txbxContent>
                           <w:p>
@@ -12275,7 +12406,7 @@
               <mc:AlternateContent>
                 <mc:Choice Requires="wps">
                   <w:drawing>
-                    <wp:anchor distT="0" distB="0" distL="114300" distR="114300" simplePos="0" relativeHeight="251795456" behindDoc="0" locked="0" layoutInCell="1" allowOverlap="1" wp14:anchorId="0A4D7802" wp14:editId="5901A0AB">
+                    <wp:anchor distT="0" distB="0" distL="114300" distR="114300" simplePos="0" relativeHeight="251795456" behindDoc="0" locked="0" layoutInCell="1" allowOverlap="1" wp14:anchorId="1EB25600" wp14:editId="3A9A0602">
                       <wp:simplePos x="0" y="0"/>
                       <wp:positionH relativeFrom="column">
                         <wp:posOffset>2881</wp:posOffset>
@@ -12332,7 +12463,7 @@
                 </mc:Choice>
                 <mc:Fallback>
                   <w:pict>
-                    <v:shape w14:anchorId="0A4D7802" id="Text Box 29" o:spid="_x0000_s1109" type="#_x0000_t202" style="position:absolute;left:0;text-align:left;margin-left:.25pt;margin-top:3.45pt;width:107.45pt;height:30.1pt;z-index:251795456;visibility:visible;mso-wrap-style:square;mso-wrap-distance-left:9pt;mso-wrap-distance-top:0;mso-wrap-distance-right:9pt;mso-wrap-distance-bottom:0;mso-position-horizontal:absolute;mso-position-horizontal-relative:text;mso-position-vertical:absolute;mso-position-vertical-relative:text;v-text-anchor:top" o:gfxdata="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" filled="f" stroked="f" strokeweight=".5pt">
+                    <v:shape w14:anchorId="1EB25600" id="Text Box 29" o:spid="_x0000_s1109" type="#_x0000_t202" style="position:absolute;left:0;text-align:left;margin-left:.25pt;margin-top:3.45pt;width:107.45pt;height:30.1pt;z-index:251795456;visibility:visible;mso-wrap-style:square;mso-wrap-distance-left:9pt;mso-wrap-distance-top:0;mso-wrap-distance-right:9pt;mso-wrap-distance-bottom:0;mso-position-horizontal:absolute;mso-position-horizontal-relative:text;mso-position-vertical:absolute;mso-position-vertical-relative:text;v-text-anchor:top" o:gfxdata="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" filled="f" stroked="f" strokeweight=".5pt">
                       <v:textbox>
                         <w:txbxContent>
                           <w:p>
@@ -12411,7 +12542,29 @@
                 <w:szCs w:val="30"/>
               </w:rPr>
               <w:lastRenderedPageBreak/>
-              <w:t>퀘스트 1  〈동생 심부름〉</w:t>
+              <w:t xml:space="preserve">퀘스트 </w:t>
+            </w:r>
+            <w:proofErr w:type="gramStart"/>
+            <w:r>
+              <w:rPr>
+                <w:rFonts w:ascii="맑은 고딕" w:eastAsia="맑은 고딕" w:hAnsi="맑은 고딕" w:cs="맑은 고딕"/>
+                <w:b/>
+                <w:color w:val="FFFFFF"/>
+                <w:sz w:val="30"/>
+                <w:szCs w:val="30"/>
+              </w:rPr>
+              <w:t>1  〈</w:t>
+            </w:r>
+            <w:proofErr w:type="gramEnd"/>
+            <w:r>
+              <w:rPr>
+                <w:rFonts w:ascii="맑은 고딕" w:eastAsia="맑은 고딕" w:hAnsi="맑은 고딕" w:cs="맑은 고딕"/>
+                <w:b/>
+                <w:color w:val="FFFFFF"/>
+                <w:sz w:val="30"/>
+                <w:szCs w:val="30"/>
+              </w:rPr>
+              <w:t>동생 심부름〉</w:t>
             </w:r>
           </w:p>
         </w:tc>
@@ -12434,13 +12587,23 @@
           <w:rFonts w:ascii="맑은 고딕" w:eastAsia="맑은 고딕" w:hAnsi="맑은 고딕" w:cs="맑은 고딕"/>
         </w:rPr>
       </w:pPr>
+      <w:proofErr w:type="gramStart"/>
       <w:r>
         <w:rPr>
           <w:rFonts w:ascii="맑은 고딕" w:eastAsia="맑은 고딕" w:hAnsi="맑은 고딕" w:cs="맑은 고딕"/>
           <w:b/>
           <w:color w:val="0F4C75"/>
         </w:rPr>
-        <w:t xml:space="preserve">▣  시놉시스  </w:t>
+        <w:t>▣  시놉시스</w:t>
+      </w:r>
+      <w:proofErr w:type="gramEnd"/>
+      <w:r>
+        <w:rPr>
+          <w:rFonts w:ascii="맑은 고딕" w:eastAsia="맑은 고딕" w:hAnsi="맑은 고딕" w:cs="맑은 고딕"/>
+          <w:b/>
+          <w:color w:val="0F4C75"/>
+        </w:rPr>
+        <w:t xml:space="preserve">  </w:t>
       </w:r>
     </w:p>
     <w:p>
@@ -12457,7 +12620,7 @@
           <w:noProof/>
         </w:rPr>
         <w:drawing>
-          <wp:inline distT="0" distB="0" distL="0" distR="0">
+          <wp:inline distT="0" distB="0" distL="0" distR="0" wp14:anchorId="41E5438F" wp14:editId="135D8DB5">
             <wp:extent cx="6263640" cy="1419758"/>
             <wp:effectExtent l="0" t="0" r="0" b="0"/>
             <wp:docPr id="1028" name="shape1028"/>
@@ -12543,7 +12706,25 @@
                 <w:color w:val="1C2B36"/>
                 <w:sz w:val="16"/>
               </w:rPr>
-              <w:t>동생은 자신에게 필요한 잡다한 물건들을 차한해에게 사오라고 시킨다. 한해는 당연하다는 듯 집을 나서고, 플레이어는 편의점과 다이소, 치킨집, 중고거래 장소를 오가며 도심의 기본 동선과 상호작용을 익힌다. 겉으로는 평범한 심부름이지만, 이 퀘스트는 한해가 타인의 요구를 먼저 받아들이는 태도와 가족 안에서의 위치를 조용히 드러낸다.</w:t>
+              <w:t xml:space="preserve">동생은 자신에게 필요한 잡다한 물건들을 차한해에게 사오라고 시킨다. 한해는 당연하다는 듯 집을 나서고, 플레이어는 편의점과 다이소, 치킨집, 중고거래 장소를 오가며 도심의 기본 동선과 상호작용을 익힌다. 겉으로는 평범한 심부름이지만, 이 퀘스트는 </w:t>
+            </w:r>
+            <w:proofErr w:type="gramStart"/>
+            <w:r>
+              <w:rPr>
+                <w:rFonts w:ascii="맑은 고딕" w:eastAsia="맑은 고딕" w:hAnsi="맑은 고딕" w:cs="맑은 고딕"/>
+                <w:color w:val="1C2B36"/>
+                <w:sz w:val="16"/>
+              </w:rPr>
+              <w:t>한해가</w:t>
+            </w:r>
+            <w:proofErr w:type="gramEnd"/>
+            <w:r>
+              <w:rPr>
+                <w:rFonts w:ascii="맑은 고딕" w:eastAsia="맑은 고딕" w:hAnsi="맑은 고딕" w:cs="맑은 고딕"/>
+                <w:color w:val="1C2B36"/>
+                <w:sz w:val="16"/>
+              </w:rPr>
+              <w:t xml:space="preserve"> 타인의 요구를 먼저 받아들이는 태도와 가족 안에서의 위치를 조용히 드러낸다.</w:t>
             </w:r>
           </w:p>
         </w:tc>
@@ -12566,13 +12747,23 @@
           <w:rFonts w:ascii="맑은 고딕" w:eastAsia="맑은 고딕" w:hAnsi="맑은 고딕" w:cs="맑은 고딕"/>
         </w:rPr>
       </w:pPr>
+      <w:proofErr w:type="gramStart"/>
       <w:r>
         <w:rPr>
           <w:rFonts w:ascii="맑은 고딕" w:eastAsia="맑은 고딕" w:hAnsi="맑은 고딕" w:cs="맑은 고딕"/>
           <w:b/>
           <w:color w:val="0F4C75"/>
         </w:rPr>
-        <w:t xml:space="preserve">▤  퀘스트의 조건  </w:t>
+        <w:t>▤  퀘스트의</w:t>
+      </w:r>
+      <w:proofErr w:type="gramEnd"/>
+      <w:r>
+        <w:rPr>
+          <w:rFonts w:ascii="맑은 고딕" w:eastAsia="맑은 고딕" w:hAnsi="맑은 고딕" w:cs="맑은 고딕"/>
+          <w:b/>
+          <w:color w:val="0F4C75"/>
+        </w:rPr>
+        <w:t xml:space="preserve"> 조건  </w:t>
       </w:r>
     </w:p>
     <w:tbl>
@@ -12969,13 +13160,23 @@
           <w:rFonts w:ascii="맑은 고딕" w:eastAsia="맑은 고딕" w:hAnsi="맑은 고딕" w:cs="맑은 고딕"/>
         </w:rPr>
       </w:pPr>
+      <w:proofErr w:type="gramStart"/>
       <w:r>
         <w:rPr>
           <w:rFonts w:ascii="맑은 고딕" w:eastAsia="맑은 고딕" w:hAnsi="맑은 고딕" w:cs="맑은 고딕"/>
           <w:b/>
           <w:color w:val="0F4C75"/>
         </w:rPr>
-        <w:t xml:space="preserve">◎  필요 리소스  </w:t>
+        <w:t>◎  필요</w:t>
+      </w:r>
+      <w:proofErr w:type="gramEnd"/>
+      <w:r>
+        <w:rPr>
+          <w:rFonts w:ascii="맑은 고딕" w:eastAsia="맑은 고딕" w:hAnsi="맑은 고딕" w:cs="맑은 고딕"/>
+          <w:b/>
+          <w:color w:val="0F4C75"/>
+        </w:rPr>
+        <w:t xml:space="preserve"> 리소스  </w:t>
       </w:r>
     </w:p>
     <w:tbl>
@@ -13491,6 +13692,7 @@
           <w:rFonts w:ascii="맑은 고딕" w:eastAsia="맑은 고딕" w:hAnsi="맑은 고딕" w:cs="맑은 고딕"/>
         </w:rPr>
       </w:pPr>
+      <w:proofErr w:type="gramStart"/>
       <w:r>
         <w:rPr>
           <w:rFonts w:ascii="맑은 고딕" w:eastAsia="맑은 고딕" w:hAnsi="맑은 고딕" w:cs="맑은 고딕"/>
@@ -13498,7 +13700,16 @@
           <w:color w:val="0F4C75"/>
         </w:rPr>
         <w:lastRenderedPageBreak/>
-        <w:t xml:space="preserve">▣  퀘스트 내용  </w:t>
+        <w:t>▣  퀘스트</w:t>
+      </w:r>
+      <w:proofErr w:type="gramEnd"/>
+      <w:r>
+        <w:rPr>
+          <w:rFonts w:ascii="맑은 고딕" w:eastAsia="맑은 고딕" w:hAnsi="맑은 고딕" w:cs="맑은 고딕"/>
+          <w:b/>
+          <w:color w:val="0F4C75"/>
+        </w:rPr>
+        <w:t xml:space="preserve"> 내용  </w:t>
       </w:r>
     </w:p>
     <w:tbl>
@@ -13713,7 +13924,7 @@
                 <w:szCs w:val="16"/>
               </w:rPr>
               <w:drawing>
-                <wp:anchor distT="0" distB="0" distL="114300" distR="114300" simplePos="0" relativeHeight="251730944" behindDoc="1" locked="0" layoutInCell="1" hidden="0" allowOverlap="1">
+                <wp:anchor distT="0" distB="0" distL="114300" distR="114300" simplePos="0" relativeHeight="251730944" behindDoc="1" locked="0" layoutInCell="1" hidden="0" allowOverlap="1" wp14:anchorId="07121A8B" wp14:editId="5C910C67">
                   <wp:simplePos x="0" y="0"/>
                   <wp:positionH relativeFrom="column">
                     <wp:posOffset>-52450</wp:posOffset>
@@ -13925,7 +14136,7 @@
                 <w:szCs w:val="16"/>
               </w:rPr>
               <w:drawing>
-                <wp:anchor distT="0" distB="0" distL="114300" distR="114300" simplePos="0" relativeHeight="251732992" behindDoc="0" locked="0" layoutInCell="1" hidden="0" allowOverlap="1">
+                <wp:anchor distT="0" distB="0" distL="114300" distR="114300" simplePos="0" relativeHeight="251732992" behindDoc="0" locked="0" layoutInCell="1" hidden="0" allowOverlap="1" wp14:anchorId="4395B751" wp14:editId="61A6677B">
                   <wp:simplePos x="0" y="0"/>
                   <wp:positionH relativeFrom="column">
                     <wp:posOffset>-54783</wp:posOffset>
@@ -13983,7 +14194,7 @@
                 <w:noProof/>
               </w:rPr>
               <w:drawing>
-                <wp:anchor distT="0" distB="0" distL="114300" distR="114300" simplePos="0" relativeHeight="251731968" behindDoc="0" locked="0" layoutInCell="1" hidden="0" allowOverlap="1">
+                <wp:anchor distT="0" distB="0" distL="114300" distR="114300" simplePos="0" relativeHeight="251731968" behindDoc="0" locked="0" layoutInCell="1" hidden="0" allowOverlap="1" wp14:anchorId="47DCB758" wp14:editId="797286C1">
                   <wp:simplePos x="0" y="0"/>
                   <wp:positionH relativeFrom="column">
                     <wp:posOffset>-51089</wp:posOffset>
@@ -14368,7 +14579,7 @@
                 <w:szCs w:val="16"/>
               </w:rPr>
               <w:drawing>
-                <wp:anchor distT="0" distB="0" distL="114300" distR="114300" simplePos="0" relativeHeight="251735040" behindDoc="0" locked="0" layoutInCell="1" hidden="0" allowOverlap="1">
+                <wp:anchor distT="0" distB="0" distL="114300" distR="114300" simplePos="0" relativeHeight="251735040" behindDoc="0" locked="0" layoutInCell="1" hidden="0" allowOverlap="1" wp14:anchorId="39A88782" wp14:editId="11636790">
                   <wp:simplePos x="0" y="0"/>
                   <wp:positionH relativeFrom="column">
                     <wp:posOffset>-44450</wp:posOffset>
@@ -14429,7 +14640,7 @@
                 <w:szCs w:val="16"/>
               </w:rPr>
               <w:drawing>
-                <wp:anchor distT="0" distB="0" distL="114300" distR="114300" simplePos="0" relativeHeight="251734016" behindDoc="0" locked="0" layoutInCell="1" hidden="0" allowOverlap="1">
+                <wp:anchor distT="0" distB="0" distL="114300" distR="114300" simplePos="0" relativeHeight="251734016" behindDoc="0" locked="0" layoutInCell="1" hidden="0" allowOverlap="1" wp14:anchorId="2D88B0EB" wp14:editId="6FF7E449">
                   <wp:simplePos x="0" y="0"/>
                   <wp:positionH relativeFrom="column">
                     <wp:posOffset>-45402</wp:posOffset>
@@ -14792,13 +15003,23 @@
           <w:rFonts w:ascii="맑은 고딕" w:eastAsia="맑은 고딕" w:hAnsi="맑은 고딕" w:cs="맑은 고딕"/>
         </w:rPr>
       </w:pPr>
+      <w:proofErr w:type="gramStart"/>
       <w:r>
         <w:rPr>
           <w:rFonts w:ascii="맑은 고딕" w:eastAsia="맑은 고딕" w:hAnsi="맑은 고딕" w:cs="맑은 고딕"/>
           <w:b/>
           <w:color w:val="0F4C75"/>
         </w:rPr>
-        <w:t xml:space="preserve">▤  주요 대사 / 연출 방향  </w:t>
+        <w:t>▤  주요</w:t>
+      </w:r>
+      <w:proofErr w:type="gramEnd"/>
+      <w:r>
+        <w:rPr>
+          <w:rFonts w:ascii="맑은 고딕" w:eastAsia="맑은 고딕" w:hAnsi="맑은 고딕" w:cs="맑은 고딕"/>
+          <w:b/>
+          <w:color w:val="0F4C75"/>
+        </w:rPr>
+        <w:t xml:space="preserve"> 대사 / 연출 방향  </w:t>
       </w:r>
     </w:p>
     <w:tbl>
@@ -15291,6 +15512,7 @@
           <w:rFonts w:ascii="맑은 고딕" w:eastAsia="맑은 고딕" w:hAnsi="맑은 고딕" w:cs="맑은 고딕"/>
         </w:rPr>
       </w:pPr>
+      <w:proofErr w:type="gramStart"/>
       <w:r>
         <w:rPr>
           <w:rFonts w:ascii="맑은 고딕" w:eastAsia="맑은 고딕" w:hAnsi="맑은 고딕" w:cs="맑은 고딕"/>
@@ -15300,6 +15522,7 @@
         <w:lastRenderedPageBreak/>
         <w:t>★  핵심</w:t>
       </w:r>
+      <w:proofErr w:type="gramEnd"/>
     </w:p>
     <w:tbl>
       <w:tblPr>
@@ -15363,13 +15586,23 @@
           <w:color w:val="0F4C75"/>
         </w:rPr>
       </w:pPr>
+      <w:proofErr w:type="gramStart"/>
       <w:r>
         <w:rPr>
           <w:rFonts w:ascii="맑은 고딕" w:eastAsia="맑은 고딕" w:hAnsi="맑은 고딕" w:cs="맑은 고딕"/>
           <w:b/>
           <w:color w:val="0F4C75"/>
         </w:rPr>
-        <w:t>▣  세부 설정</w:t>
+        <w:t>▣  세부</w:t>
+      </w:r>
+      <w:proofErr w:type="gramEnd"/>
+      <w:r>
+        <w:rPr>
+          <w:rFonts w:ascii="맑은 고딕" w:eastAsia="맑은 고딕" w:hAnsi="맑은 고딕" w:cs="맑은 고딕"/>
+          <w:b/>
+          <w:color w:val="0F4C75"/>
+        </w:rPr>
+        <w:t xml:space="preserve"> 설정</w:t>
       </w:r>
     </w:p>
     <w:tbl>
@@ -15541,7 +15774,7 @@
               <mc:AlternateContent>
                 <mc:Choice Requires="wps">
                   <w:drawing>
-                    <wp:anchor distT="0" distB="0" distL="114300" distR="114300" simplePos="0" relativeHeight="251794432" behindDoc="0" locked="0" layoutInCell="1" hidden="0" allowOverlap="1">
+                    <wp:anchor distT="0" distB="0" distL="114300" distR="114300" simplePos="0" relativeHeight="251794432" behindDoc="0" locked="0" layoutInCell="1" hidden="0" allowOverlap="1" wp14:anchorId="13FDB836" wp14:editId="0790B47B">
                       <wp:simplePos x="0" y="0"/>
                       <wp:positionH relativeFrom="column">
                         <wp:posOffset>833635</wp:posOffset>
@@ -15625,8 +15858,7 @@
                 </mc:Choice>
                 <mc:Fallback>
                   <w:pict>
-                    <v:rect id="shape1173" o:spid="_x0000_s1110" style="position:absolute;margin-left:65.65pt;margin-top:282.8pt;width:17.1pt;height:16.4pt;z-index:251794432;visibility:visible;mso-wrap-style:square;mso-wrap-distance-left:9pt;mso-wrap-distance-top:0;mso-wrap-distance-right:9pt;mso-wrap-distance-bottom:0;mso-position-horizontal:absolute;mso-position-horizontal-relative:text;mso-position-vertical:absolute;mso-position-vertical-relative:text;v-text-anchor:top" o:gfxdata="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" filled="f" stroked="f" strokeweight=".5pt">
-                      <v:path arrowok="t"/>
+                    <v:rect w14:anchorId="13FDB836" id="shape1173" o:spid="_x0000_s1110" style="position:absolute;margin-left:65.65pt;margin-top:282.8pt;width:17.1pt;height:16.4pt;z-index:251794432;visibility:visible;mso-wrap-style:square;mso-wrap-distance-left:9pt;mso-wrap-distance-top:0;mso-wrap-distance-right:9pt;mso-wrap-distance-bottom:0;mso-position-horizontal:absolute;mso-position-horizontal-relative:text;mso-position-vertical:absolute;mso-position-vertical-relative:text;v-text-anchor:top" o:gfxdata="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" filled="f" stroked="f" strokeweight=".5pt">
                       <v:textbox>
                         <w:txbxContent>
                           <w:p>
@@ -15664,7 +15896,7 @@
               <mc:AlternateContent>
                 <mc:Choice Requires="wps">
                   <w:drawing>
-                    <wp:anchor distT="0" distB="0" distL="114300" distR="114300" simplePos="0" relativeHeight="251793408" behindDoc="0" locked="0" layoutInCell="1" hidden="0" allowOverlap="1">
+                    <wp:anchor distT="0" distB="0" distL="114300" distR="114300" simplePos="0" relativeHeight="251793408" behindDoc="0" locked="0" layoutInCell="1" hidden="0" allowOverlap="1" wp14:anchorId="55688363" wp14:editId="2585495A">
                       <wp:simplePos x="0" y="0"/>
                       <wp:positionH relativeFrom="column">
                         <wp:posOffset>880784</wp:posOffset>
@@ -15735,7 +15967,7 @@
                 </mc:Choice>
                 <mc:Fallback>
                   <w:pict>
-                    <v:oval id="shape1172" o:spid="_x0000_s1111" style="position:absolute;margin-left:69.35pt;margin-top:285.3pt;width:14.05pt;height:14.05pt;z-index:251793408;visibility:visible;mso-wrap-style:square;mso-wrap-distance-left:9pt;mso-wrap-distance-top:0;mso-wrap-distance-right:9pt;mso-wrap-distance-bottom:0;mso-position-horizontal:absolute;mso-position-horizontal-relative:text;mso-position-vertical:absolute;mso-position-vertical-relative:text;v-text-anchor:middle" o:gfxdata="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" fillcolor="#7461a8" strokecolor="#20397a [1604]" strokeweight="1pt">
+                    <v:oval w14:anchorId="55688363" id="shape1172" o:spid="_x0000_s1111" style="position:absolute;margin-left:69.35pt;margin-top:285.3pt;width:14.05pt;height:14.05pt;z-index:251793408;visibility:visible;mso-wrap-style:square;mso-wrap-distance-left:9pt;mso-wrap-distance-top:0;mso-wrap-distance-right:9pt;mso-wrap-distance-bottom:0;mso-position-horizontal:absolute;mso-position-horizontal-relative:text;mso-position-vertical:absolute;mso-position-vertical-relative:text;v-text-anchor:middle" o:gfxdata="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" fillcolor="#7461a8" strokecolor="#20397a [1604]" strokeweight="1pt">
                       <v:fill opacity="32896f"/>
                       <v:stroke joinstyle="miter"/>
                       <v:path arrowok="t"/>
@@ -15760,7 +15992,7 @@
               <mc:AlternateContent>
                 <mc:Choice Requires="wps">
                   <w:drawing>
-                    <wp:anchor distT="0" distB="0" distL="114300" distR="114300" simplePos="0" relativeHeight="251792384" behindDoc="0" locked="0" layoutInCell="1" hidden="0" allowOverlap="1">
+                    <wp:anchor distT="0" distB="0" distL="114300" distR="114300" simplePos="0" relativeHeight="251792384" behindDoc="0" locked="0" layoutInCell="1" hidden="0" allowOverlap="1" wp14:anchorId="055BDA1D" wp14:editId="2FCB4AE6">
                       <wp:simplePos x="0" y="0"/>
                       <wp:positionH relativeFrom="column">
                         <wp:posOffset>3384272</wp:posOffset>
@@ -15835,7 +16067,7 @@
               <mc:AlternateContent>
                 <mc:Choice Requires="wps">
                   <w:drawing>
-                    <wp:anchor distT="0" distB="0" distL="114300" distR="114300" simplePos="0" relativeHeight="251791360" behindDoc="0" locked="0" layoutInCell="1" hidden="0" allowOverlap="1">
+                    <wp:anchor distT="0" distB="0" distL="114300" distR="114300" simplePos="0" relativeHeight="251791360" behindDoc="0" locked="0" layoutInCell="1" hidden="0" allowOverlap="1" wp14:anchorId="25053485" wp14:editId="53BC996C">
                       <wp:simplePos x="0" y="0"/>
                       <wp:positionH relativeFrom="column">
                         <wp:posOffset>4595712</wp:posOffset>
@@ -15910,7 +16142,7 @@
               <mc:AlternateContent>
                 <mc:Choice Requires="wps">
                   <w:drawing>
-                    <wp:anchor distT="0" distB="0" distL="114300" distR="114300" simplePos="0" relativeHeight="251790336" behindDoc="0" locked="0" layoutInCell="1" hidden="0" allowOverlap="1">
+                    <wp:anchor distT="0" distB="0" distL="114300" distR="114300" simplePos="0" relativeHeight="251790336" behindDoc="0" locked="0" layoutInCell="1" hidden="0" allowOverlap="1" wp14:anchorId="0556AC8A" wp14:editId="6925D79D">
                       <wp:simplePos x="0" y="0"/>
                       <wp:positionH relativeFrom="column">
                         <wp:posOffset>4265334</wp:posOffset>
@@ -15985,7 +16217,7 @@
               <mc:AlternateContent>
                 <mc:Choice Requires="wps">
                   <w:drawing>
-                    <wp:anchor distT="0" distB="0" distL="114300" distR="114300" simplePos="0" relativeHeight="251783168" behindDoc="0" locked="0" layoutInCell="1" hidden="0" allowOverlap="1">
+                    <wp:anchor distT="0" distB="0" distL="114300" distR="114300" simplePos="0" relativeHeight="251783168" behindDoc="0" locked="0" layoutInCell="1" hidden="0" allowOverlap="1" wp14:anchorId="6BCD85B0" wp14:editId="468EA11B">
                       <wp:simplePos x="0" y="0"/>
                       <wp:positionH relativeFrom="column">
                         <wp:posOffset>4265314</wp:posOffset>
@@ -16060,7 +16292,7 @@
               <mc:AlternateContent>
                 <mc:Choice Requires="wps">
                   <w:drawing>
-                    <wp:anchor distT="0" distB="0" distL="114300" distR="114300" simplePos="0" relativeHeight="251789312" behindDoc="0" locked="0" layoutInCell="1" hidden="0" allowOverlap="1">
+                    <wp:anchor distT="0" distB="0" distL="114300" distR="114300" simplePos="0" relativeHeight="251789312" behindDoc="0" locked="0" layoutInCell="1" hidden="0" allowOverlap="1" wp14:anchorId="68C75F80" wp14:editId="43A79169">
                       <wp:simplePos x="0" y="0"/>
                       <wp:positionH relativeFrom="column">
                         <wp:posOffset>3303984</wp:posOffset>
@@ -16135,7 +16367,7 @@
               <mc:AlternateContent>
                 <mc:Choice Requires="wps">
                   <w:drawing>
-                    <wp:anchor distT="0" distB="0" distL="114300" distR="114300" simplePos="0" relativeHeight="251785216" behindDoc="0" locked="0" layoutInCell="1" hidden="0" allowOverlap="1">
+                    <wp:anchor distT="0" distB="0" distL="114300" distR="114300" simplePos="0" relativeHeight="251785216" behindDoc="0" locked="0" layoutInCell="1" hidden="0" allowOverlap="1" wp14:anchorId="0E822FCE" wp14:editId="3370B054">
                       <wp:simplePos x="0" y="0"/>
                       <wp:positionH relativeFrom="column">
                         <wp:posOffset>2744311</wp:posOffset>
@@ -16210,7 +16442,7 @@
               <mc:AlternateContent>
                 <mc:Choice Requires="wps">
                   <w:drawing>
-                    <wp:anchor distT="0" distB="0" distL="114300" distR="114300" simplePos="0" relativeHeight="251788288" behindDoc="0" locked="0" layoutInCell="1" hidden="0" allowOverlap="1">
+                    <wp:anchor distT="0" distB="0" distL="114300" distR="114300" simplePos="0" relativeHeight="251788288" behindDoc="0" locked="0" layoutInCell="1" hidden="0" allowOverlap="1" wp14:anchorId="05294CBA" wp14:editId="1C71369E">
                       <wp:simplePos x="0" y="0"/>
                       <wp:positionH relativeFrom="column">
                         <wp:posOffset>2765126</wp:posOffset>
@@ -16285,7 +16517,7 @@
               <mc:AlternateContent>
                 <mc:Choice Requires="wps">
                   <w:drawing>
-                    <wp:anchor distT="0" distB="0" distL="114300" distR="114300" simplePos="0" relativeHeight="251787264" behindDoc="0" locked="0" layoutInCell="1" hidden="0" allowOverlap="1">
+                    <wp:anchor distT="0" distB="0" distL="114300" distR="114300" simplePos="0" relativeHeight="251787264" behindDoc="0" locked="0" layoutInCell="1" hidden="0" allowOverlap="1" wp14:anchorId="3E4903F8" wp14:editId="122A2041">
                       <wp:simplePos x="0" y="0"/>
                       <wp:positionH relativeFrom="column">
                         <wp:posOffset>2666920</wp:posOffset>
@@ -16360,7 +16592,7 @@
               <mc:AlternateContent>
                 <mc:Choice Requires="wps">
                   <w:drawing>
-                    <wp:anchor distT="0" distB="0" distL="114300" distR="114300" simplePos="0" relativeHeight="251786240" behindDoc="0" locked="0" layoutInCell="1" hidden="0" allowOverlap="1">
+                    <wp:anchor distT="0" distB="0" distL="114300" distR="114300" simplePos="0" relativeHeight="251786240" behindDoc="0" locked="0" layoutInCell="1" hidden="0" allowOverlap="1" wp14:anchorId="75242B50" wp14:editId="079E83C4">
                       <wp:simplePos x="0" y="0"/>
                       <wp:positionH relativeFrom="column">
                         <wp:posOffset>2687736</wp:posOffset>
@@ -16435,7 +16667,7 @@
               <mc:AlternateContent>
                 <mc:Choice Requires="wps">
                   <w:drawing>
-                    <wp:anchor distT="0" distB="0" distL="114300" distR="114300" simplePos="0" relativeHeight="251780096" behindDoc="0" locked="0" layoutInCell="1" hidden="0" allowOverlap="1">
+                    <wp:anchor distT="0" distB="0" distL="114300" distR="114300" simplePos="0" relativeHeight="251780096" behindDoc="0" locked="0" layoutInCell="1" hidden="0" allowOverlap="1" wp14:anchorId="6731B8AA" wp14:editId="79863004">
                       <wp:simplePos x="0" y="0"/>
                       <wp:positionH relativeFrom="column">
                         <wp:posOffset>2675850</wp:posOffset>
@@ -16510,7 +16742,7 @@
               <mc:AlternateContent>
                 <mc:Choice Requires="wps">
                   <w:drawing>
-                    <wp:anchor distT="0" distB="0" distL="114300" distR="114300" simplePos="0" relativeHeight="251784192" behindDoc="0" locked="0" layoutInCell="1" hidden="0" allowOverlap="1">
+                    <wp:anchor distT="0" distB="0" distL="114300" distR="114300" simplePos="0" relativeHeight="251784192" behindDoc="0" locked="0" layoutInCell="1" hidden="0" allowOverlap="1" wp14:anchorId="2BECF6A0" wp14:editId="3CBE24A1">
                       <wp:simplePos x="0" y="0"/>
                       <wp:positionH relativeFrom="column">
                         <wp:posOffset>4101603</wp:posOffset>
@@ -16585,7 +16817,7 @@
               <mc:AlternateContent>
                 <mc:Choice Requires="wps">
                   <w:drawing>
-                    <wp:anchor distT="0" distB="0" distL="114300" distR="114300" simplePos="0" relativeHeight="251782144" behindDoc="0" locked="0" layoutInCell="1" hidden="0" allowOverlap="1">
+                    <wp:anchor distT="0" distB="0" distL="114300" distR="114300" simplePos="0" relativeHeight="251782144" behindDoc="0" locked="0" layoutInCell="1" hidden="0" allowOverlap="1" wp14:anchorId="658FF96C" wp14:editId="5F608245">
                       <wp:simplePos x="0" y="0"/>
                       <wp:positionH relativeFrom="column">
                         <wp:posOffset>4125436</wp:posOffset>
@@ -16660,7 +16892,7 @@
               <mc:AlternateContent>
                 <mc:Choice Requires="wps">
                   <w:drawing>
-                    <wp:anchor distT="0" distB="0" distL="114300" distR="114300" simplePos="0" relativeHeight="251779072" behindDoc="0" locked="0" layoutInCell="1" hidden="0" allowOverlap="1">
+                    <wp:anchor distT="0" distB="0" distL="114300" distR="114300" simplePos="0" relativeHeight="251779072" behindDoc="0" locked="0" layoutInCell="1" hidden="0" allowOverlap="1" wp14:anchorId="14726956" wp14:editId="043FBAAC">
                       <wp:simplePos x="0" y="0"/>
                       <wp:positionH relativeFrom="column">
                         <wp:posOffset>2818704</wp:posOffset>
@@ -16735,7 +16967,7 @@
               <mc:AlternateContent>
                 <mc:Choice Requires="wps">
                   <w:drawing>
-                    <wp:anchor distT="0" distB="0" distL="114300" distR="114300" simplePos="0" relativeHeight="251781120" behindDoc="0" locked="0" layoutInCell="1" hidden="0" allowOverlap="1">
+                    <wp:anchor distT="0" distB="0" distL="114300" distR="114300" simplePos="0" relativeHeight="251781120" behindDoc="0" locked="0" layoutInCell="1" hidden="0" allowOverlap="1" wp14:anchorId="1BE91554" wp14:editId="57E3FDDF">
                       <wp:simplePos x="0" y="0"/>
                       <wp:positionH relativeFrom="column">
                         <wp:posOffset>3455689</wp:posOffset>
@@ -16810,7 +17042,7 @@
               <mc:AlternateContent>
                 <mc:Choice Requires="wps">
                   <w:drawing>
-                    <wp:anchor distT="0" distB="0" distL="114300" distR="114300" simplePos="0" relativeHeight="251777024" behindDoc="0" locked="0" layoutInCell="1" hidden="0" allowOverlap="1">
+                    <wp:anchor distT="0" distB="0" distL="114300" distR="114300" simplePos="0" relativeHeight="251777024" behindDoc="0" locked="0" layoutInCell="1" hidden="0" allowOverlap="1" wp14:anchorId="608F435A" wp14:editId="7317D0BF">
                       <wp:simplePos x="0" y="0"/>
                       <wp:positionH relativeFrom="column">
                         <wp:posOffset>964326</wp:posOffset>
@@ -16883,7 +17115,7 @@
                 <w:noProof/>
               </w:rPr>
               <w:drawing>
-                <wp:inline distT="0" distB="0" distL="0" distR="0">
+                <wp:inline distT="0" distB="0" distL="0" distR="0" wp14:anchorId="73B035A8" wp14:editId="4A075B0D">
                   <wp:extent cx="5844127" cy="5110013"/>
                   <wp:effectExtent l="0" t="0" r="0" b="0"/>
                   <wp:docPr id="1034" name="shape1034"/>
@@ -17107,7 +17339,29 @@
                 <w:sz w:val="30"/>
                 <w:szCs w:val="30"/>
               </w:rPr>
-              <w:t>퀘스트 2  〈균열의 등장〉</w:t>
+              <w:t xml:space="preserve">퀘스트 </w:t>
+            </w:r>
+            <w:proofErr w:type="gramStart"/>
+            <w:r>
+              <w:rPr>
+                <w:rFonts w:ascii="맑은 고딕" w:eastAsia="맑은 고딕" w:hAnsi="맑은 고딕" w:cs="맑은 고딕"/>
+                <w:b/>
+                <w:color w:val="FFFFFF"/>
+                <w:sz w:val="30"/>
+                <w:szCs w:val="30"/>
+              </w:rPr>
+              <w:t>2  〈</w:t>
+            </w:r>
+            <w:proofErr w:type="gramEnd"/>
+            <w:r>
+              <w:rPr>
+                <w:rFonts w:ascii="맑은 고딕" w:eastAsia="맑은 고딕" w:hAnsi="맑은 고딕" w:cs="맑은 고딕"/>
+                <w:b/>
+                <w:color w:val="FFFFFF"/>
+                <w:sz w:val="30"/>
+                <w:szCs w:val="30"/>
+              </w:rPr>
+              <w:t>균열의 등장〉</w:t>
             </w:r>
           </w:p>
         </w:tc>
@@ -17130,13 +17384,23 @@
           <w:rFonts w:ascii="맑은 고딕" w:eastAsia="맑은 고딕" w:hAnsi="맑은 고딕" w:cs="맑은 고딕"/>
         </w:rPr>
       </w:pPr>
+      <w:proofErr w:type="gramStart"/>
       <w:r>
         <w:rPr>
           <w:rFonts w:ascii="맑은 고딕" w:eastAsia="맑은 고딕" w:hAnsi="맑은 고딕" w:cs="맑은 고딕"/>
           <w:b/>
           <w:color w:val="0F4C75"/>
         </w:rPr>
-        <w:t xml:space="preserve">▣  시놉시스  </w:t>
+        <w:t>▣  시놉시스</w:t>
+      </w:r>
+      <w:proofErr w:type="gramEnd"/>
+      <w:r>
+        <w:rPr>
+          <w:rFonts w:ascii="맑은 고딕" w:eastAsia="맑은 고딕" w:hAnsi="맑은 고딕" w:cs="맑은 고딕"/>
+          <w:b/>
+          <w:color w:val="0F4C75"/>
+        </w:rPr>
+        <w:t xml:space="preserve">  </w:t>
       </w:r>
     </w:p>
     <w:p>
@@ -17153,7 +17417,7 @@
           <w:noProof/>
         </w:rPr>
         <w:drawing>
-          <wp:inline distT="0" distB="0" distL="0" distR="0">
+          <wp:inline distT="0" distB="0" distL="0" distR="0" wp14:anchorId="173CE6A7" wp14:editId="166961D9">
             <wp:extent cx="6263640" cy="1419758"/>
             <wp:effectExtent l="0" t="0" r="0" b="0"/>
             <wp:docPr id="1035" name="shape1035"/>
@@ -17262,13 +17526,23 @@
           <w:rFonts w:ascii="맑은 고딕" w:eastAsia="맑은 고딕" w:hAnsi="맑은 고딕" w:cs="맑은 고딕"/>
         </w:rPr>
       </w:pPr>
+      <w:proofErr w:type="gramStart"/>
       <w:r>
         <w:rPr>
           <w:rFonts w:ascii="맑은 고딕" w:eastAsia="맑은 고딕" w:hAnsi="맑은 고딕" w:cs="맑은 고딕"/>
           <w:b/>
           <w:color w:val="0F4C75"/>
         </w:rPr>
-        <w:t xml:space="preserve">▤  퀘스트의 조건  </w:t>
+        <w:t>▤  퀘스트의</w:t>
+      </w:r>
+      <w:proofErr w:type="gramEnd"/>
+      <w:r>
+        <w:rPr>
+          <w:rFonts w:ascii="맑은 고딕" w:eastAsia="맑은 고딕" w:hAnsi="맑은 고딕" w:cs="맑은 고딕"/>
+          <w:b/>
+          <w:color w:val="0F4C75"/>
+        </w:rPr>
+        <w:t xml:space="preserve"> 조건  </w:t>
       </w:r>
     </w:p>
     <w:tbl>
@@ -17665,13 +17939,23 @@
           <w:rFonts w:ascii="맑은 고딕" w:eastAsia="맑은 고딕" w:hAnsi="맑은 고딕" w:cs="맑은 고딕"/>
         </w:rPr>
       </w:pPr>
+      <w:proofErr w:type="gramStart"/>
       <w:r>
         <w:rPr>
           <w:rFonts w:ascii="맑은 고딕" w:eastAsia="맑은 고딕" w:hAnsi="맑은 고딕" w:cs="맑은 고딕"/>
           <w:b/>
           <w:color w:val="0F4C75"/>
         </w:rPr>
-        <w:t xml:space="preserve">◎  필요 리소스  </w:t>
+        <w:t>◎  필요</w:t>
+      </w:r>
+      <w:proofErr w:type="gramEnd"/>
+      <w:r>
+        <w:rPr>
+          <w:rFonts w:ascii="맑은 고딕" w:eastAsia="맑은 고딕" w:hAnsi="맑은 고딕" w:cs="맑은 고딕"/>
+          <w:b/>
+          <w:color w:val="0F4C75"/>
+        </w:rPr>
+        <w:t xml:space="preserve"> 리소스  </w:t>
       </w:r>
     </w:p>
     <w:tbl>
@@ -18187,6 +18471,7 @@
           <w:rFonts w:ascii="맑은 고딕" w:eastAsia="맑은 고딕" w:hAnsi="맑은 고딕" w:cs="맑은 고딕"/>
         </w:rPr>
       </w:pPr>
+      <w:proofErr w:type="gramStart"/>
       <w:r>
         <w:rPr>
           <w:rFonts w:ascii="맑은 고딕" w:eastAsia="맑은 고딕" w:hAnsi="맑은 고딕" w:cs="맑은 고딕"/>
@@ -18194,7 +18479,16 @@
           <w:color w:val="0F4C75"/>
         </w:rPr>
         <w:lastRenderedPageBreak/>
-        <w:t xml:space="preserve">▣  퀘스트 내용  </w:t>
+        <w:t>▣  퀘스트</w:t>
+      </w:r>
+      <w:proofErr w:type="gramEnd"/>
+      <w:r>
+        <w:rPr>
+          <w:rFonts w:ascii="맑은 고딕" w:eastAsia="맑은 고딕" w:hAnsi="맑은 고딕" w:cs="맑은 고딕"/>
+          <w:b/>
+          <w:color w:val="0F4C75"/>
+        </w:rPr>
+        <w:t xml:space="preserve"> 내용  </w:t>
       </w:r>
     </w:p>
     <w:tbl>
@@ -19336,13 +19630,23 @@
           <w:rFonts w:ascii="맑은 고딕" w:eastAsia="맑은 고딕" w:hAnsi="맑은 고딕" w:cs="맑은 고딕"/>
         </w:rPr>
       </w:pPr>
+      <w:proofErr w:type="gramStart"/>
       <w:r>
         <w:rPr>
           <w:rFonts w:ascii="맑은 고딕" w:eastAsia="맑은 고딕" w:hAnsi="맑은 고딕" w:cs="맑은 고딕"/>
           <w:b/>
           <w:color w:val="0F4C75"/>
         </w:rPr>
-        <w:t xml:space="preserve">▤  주요 대사 / 연출 방향  </w:t>
+        <w:t>▤  주요</w:t>
+      </w:r>
+      <w:proofErr w:type="gramEnd"/>
+      <w:r>
+        <w:rPr>
+          <w:rFonts w:ascii="맑은 고딕" w:eastAsia="맑은 고딕" w:hAnsi="맑은 고딕" w:cs="맑은 고딕"/>
+          <w:b/>
+          <w:color w:val="0F4C75"/>
+        </w:rPr>
+        <w:t xml:space="preserve"> 대사 / 연출 방향  </w:t>
       </w:r>
     </w:p>
     <w:tbl>
@@ -19845,13 +20149,23 @@
           <w:rFonts w:ascii="맑은 고딕" w:eastAsia="맑은 고딕" w:hAnsi="맑은 고딕" w:cs="맑은 고딕"/>
         </w:rPr>
       </w:pPr>
+      <w:proofErr w:type="gramStart"/>
       <w:r>
         <w:rPr>
           <w:rFonts w:ascii="맑은 고딕" w:eastAsia="맑은 고딕" w:hAnsi="맑은 고딕" w:cs="맑은 고딕"/>
           <w:b/>
           <w:color w:val="0F4C75"/>
         </w:rPr>
-        <w:t xml:space="preserve">★  핵심 </w:t>
+        <w:t>★  핵심</w:t>
+      </w:r>
+      <w:proofErr w:type="gramEnd"/>
+      <w:r>
+        <w:rPr>
+          <w:rFonts w:ascii="맑은 고딕" w:eastAsia="맑은 고딕" w:hAnsi="맑은 고딕" w:cs="맑은 고딕"/>
+          <w:b/>
+          <w:color w:val="0F4C75"/>
+        </w:rPr>
+        <w:t xml:space="preserve"> </w:t>
       </w:r>
     </w:p>
     <w:tbl>
@@ -19948,7 +20262,29 @@
                 <w:szCs w:val="30"/>
               </w:rPr>
               <w:lastRenderedPageBreak/>
-              <w:t>퀘스트 3  〈재난 대응〉</w:t>
+              <w:t xml:space="preserve">퀘스트 </w:t>
+            </w:r>
+            <w:proofErr w:type="gramStart"/>
+            <w:r>
+              <w:rPr>
+                <w:rFonts w:ascii="맑은 고딕" w:eastAsia="맑은 고딕" w:hAnsi="맑은 고딕" w:cs="맑은 고딕"/>
+                <w:b/>
+                <w:color w:val="FFFFFF"/>
+                <w:sz w:val="30"/>
+                <w:szCs w:val="30"/>
+              </w:rPr>
+              <w:t>3  〈</w:t>
+            </w:r>
+            <w:proofErr w:type="gramEnd"/>
+            <w:r>
+              <w:rPr>
+                <w:rFonts w:ascii="맑은 고딕" w:eastAsia="맑은 고딕" w:hAnsi="맑은 고딕" w:cs="맑은 고딕"/>
+                <w:b/>
+                <w:color w:val="FFFFFF"/>
+                <w:sz w:val="30"/>
+                <w:szCs w:val="30"/>
+              </w:rPr>
+              <w:t>재난 대응〉</w:t>
             </w:r>
           </w:p>
         </w:tc>
@@ -19971,13 +20307,23 @@
           <w:rFonts w:ascii="맑은 고딕" w:eastAsia="맑은 고딕" w:hAnsi="맑은 고딕" w:cs="맑은 고딕"/>
         </w:rPr>
       </w:pPr>
+      <w:proofErr w:type="gramStart"/>
       <w:r>
         <w:rPr>
           <w:rFonts w:ascii="맑은 고딕" w:eastAsia="맑은 고딕" w:hAnsi="맑은 고딕" w:cs="맑은 고딕"/>
           <w:b/>
           <w:color w:val="0F4C75"/>
         </w:rPr>
-        <w:t xml:space="preserve">▣  시놉시스  </w:t>
+        <w:t>▣  시놉시스</w:t>
+      </w:r>
+      <w:proofErr w:type="gramEnd"/>
+      <w:r>
+        <w:rPr>
+          <w:rFonts w:ascii="맑은 고딕" w:eastAsia="맑은 고딕" w:hAnsi="맑은 고딕" w:cs="맑은 고딕"/>
+          <w:b/>
+          <w:color w:val="0F4C75"/>
+        </w:rPr>
+        <w:t xml:space="preserve">  </w:t>
       </w:r>
     </w:p>
     <w:p>
@@ -19994,7 +20340,7 @@
           <w:noProof/>
         </w:rPr>
         <w:drawing>
-          <wp:inline distT="0" distB="0" distL="0" distR="0">
+          <wp:inline distT="0" distB="0" distL="0" distR="0" wp14:anchorId="63DB78C1" wp14:editId="75B4636B">
             <wp:extent cx="6263640" cy="1419758"/>
             <wp:effectExtent l="0" t="0" r="0" b="0"/>
             <wp:docPr id="1036" name="shape1036"/>
@@ -20080,7 +20426,25 @@
                 <w:color w:val="1C2B36"/>
                 <w:sz w:val="16"/>
               </w:rPr>
-              <w:t>첫 균열은 밤새 잠잠했고, 사람들은 구경과 촬영을 위해 몰려든다. 경계가 느슨해진 새벽, 선의 수치가 0인 사람들이 균열 안으로 들어가고 괴물로 변해 밖으로 나온다. 한해는 도심 곳곳에서 사람들을 돕고 괴물에 맞서며, 괴물이 물리 공격보다 선의의 힘에 반응한다는 사실을 목격한다. 이후 사회는 선의 수치를 측정하고 등급화하며, 한해의 비정상적으로 높은 수치는 모두의 기대와 요구를 한곳에 모은다.</w:t>
+              <w:t xml:space="preserve">첫 균열은 밤새 잠잠했고, 사람들은 구경과 촬영을 위해 몰려든다. 경계가 느슨해진 새벽, 선의 수치가 0인 사람들이 균열 안으로 들어가고 괴물로 변해 밖으로 나온다. 한해는 도심 곳곳에서 사람들을 돕고 괴물에 맞서며, 괴물이 물리 공격보다 선의의 힘에 반응한다는 사실을 목격한다. 이후 사회는 선의 수치를 측정하고 등급화하며, </w:t>
+            </w:r>
+            <w:proofErr w:type="gramStart"/>
+            <w:r>
+              <w:rPr>
+                <w:rFonts w:ascii="맑은 고딕" w:eastAsia="맑은 고딕" w:hAnsi="맑은 고딕" w:cs="맑은 고딕"/>
+                <w:color w:val="1C2B36"/>
+                <w:sz w:val="16"/>
+              </w:rPr>
+              <w:t>한해의</w:t>
+            </w:r>
+            <w:proofErr w:type="gramEnd"/>
+            <w:r>
+              <w:rPr>
+                <w:rFonts w:ascii="맑은 고딕" w:eastAsia="맑은 고딕" w:hAnsi="맑은 고딕" w:cs="맑은 고딕"/>
+                <w:color w:val="1C2B36"/>
+                <w:sz w:val="16"/>
+              </w:rPr>
+              <w:t xml:space="preserve"> 비정상적으로 높은 수치는 모두의 기대와 요구를 한곳에 모은다.</w:t>
             </w:r>
           </w:p>
         </w:tc>
@@ -20103,13 +20467,23 @@
           <w:rFonts w:ascii="맑은 고딕" w:eastAsia="맑은 고딕" w:hAnsi="맑은 고딕" w:cs="맑은 고딕"/>
         </w:rPr>
       </w:pPr>
+      <w:proofErr w:type="gramStart"/>
       <w:r>
         <w:rPr>
           <w:rFonts w:ascii="맑은 고딕" w:eastAsia="맑은 고딕" w:hAnsi="맑은 고딕" w:cs="맑은 고딕"/>
           <w:b/>
           <w:color w:val="0F4C75"/>
         </w:rPr>
-        <w:t xml:space="preserve">▤  퀘스트의 조건  </w:t>
+        <w:t>▤  퀘스트의</w:t>
+      </w:r>
+      <w:proofErr w:type="gramEnd"/>
+      <w:r>
+        <w:rPr>
+          <w:rFonts w:ascii="맑은 고딕" w:eastAsia="맑은 고딕" w:hAnsi="맑은 고딕" w:cs="맑은 고딕"/>
+          <w:b/>
+          <w:color w:val="0F4C75"/>
+        </w:rPr>
+        <w:t xml:space="preserve"> 조건  </w:t>
       </w:r>
     </w:p>
     <w:tbl>
@@ -20506,13 +20880,23 @@
           <w:rFonts w:ascii="맑은 고딕" w:eastAsia="맑은 고딕" w:hAnsi="맑은 고딕" w:cs="맑은 고딕"/>
         </w:rPr>
       </w:pPr>
+      <w:proofErr w:type="gramStart"/>
       <w:r>
         <w:rPr>
           <w:rFonts w:ascii="맑은 고딕" w:eastAsia="맑은 고딕" w:hAnsi="맑은 고딕" w:cs="맑은 고딕"/>
           <w:b/>
           <w:color w:val="0F4C75"/>
         </w:rPr>
-        <w:t xml:space="preserve">◎  필요 리소스  </w:t>
+        <w:t>◎  필요</w:t>
+      </w:r>
+      <w:proofErr w:type="gramEnd"/>
+      <w:r>
+        <w:rPr>
+          <w:rFonts w:ascii="맑은 고딕" w:eastAsia="맑은 고딕" w:hAnsi="맑은 고딕" w:cs="맑은 고딕"/>
+          <w:b/>
+          <w:color w:val="0F4C75"/>
+        </w:rPr>
+        <w:t xml:space="preserve"> 리소스  </w:t>
       </w:r>
     </w:p>
     <w:tbl>
@@ -21028,6 +21412,7 @@
           <w:rFonts w:ascii="맑은 고딕" w:eastAsia="맑은 고딕" w:hAnsi="맑은 고딕" w:cs="맑은 고딕"/>
         </w:rPr>
       </w:pPr>
+      <w:proofErr w:type="gramStart"/>
       <w:r>
         <w:rPr>
           <w:rFonts w:ascii="맑은 고딕" w:eastAsia="맑은 고딕" w:hAnsi="맑은 고딕" w:cs="맑은 고딕"/>
@@ -21035,7 +21420,16 @@
           <w:color w:val="0F4C75"/>
         </w:rPr>
         <w:lastRenderedPageBreak/>
-        <w:t xml:space="preserve">▣  퀘스트 내용  </w:t>
+        <w:t>▣  퀘스트</w:t>
+      </w:r>
+      <w:proofErr w:type="gramEnd"/>
+      <w:r>
+        <w:rPr>
+          <w:rFonts w:ascii="맑은 고딕" w:eastAsia="맑은 고딕" w:hAnsi="맑은 고딕" w:cs="맑은 고딕"/>
+          <w:b/>
+          <w:color w:val="0F4C75"/>
+        </w:rPr>
+        <w:t xml:space="preserve"> 내용  </w:t>
       </w:r>
     </w:p>
     <w:tbl>
@@ -22177,13 +22571,23 @@
           <w:rFonts w:ascii="맑은 고딕" w:eastAsia="맑은 고딕" w:hAnsi="맑은 고딕" w:cs="맑은 고딕"/>
         </w:rPr>
       </w:pPr>
+      <w:proofErr w:type="gramStart"/>
       <w:r>
         <w:rPr>
           <w:rFonts w:ascii="맑은 고딕" w:eastAsia="맑은 고딕" w:hAnsi="맑은 고딕" w:cs="맑은 고딕"/>
           <w:b/>
           <w:color w:val="0F4C75"/>
         </w:rPr>
-        <w:t xml:space="preserve">▤  주요 대사 / 연출 방향  </w:t>
+        <w:t>▤  주요</w:t>
+      </w:r>
+      <w:proofErr w:type="gramEnd"/>
+      <w:r>
+        <w:rPr>
+          <w:rFonts w:ascii="맑은 고딕" w:eastAsia="맑은 고딕" w:hAnsi="맑은 고딕" w:cs="맑은 고딕"/>
+          <w:b/>
+          <w:color w:val="0F4C75"/>
+        </w:rPr>
+        <w:t xml:space="preserve"> 대사 / 연출 방향  </w:t>
       </w:r>
     </w:p>
     <w:tbl>
@@ -22686,13 +23090,23 @@
           <w:rFonts w:ascii="맑은 고딕" w:eastAsia="맑은 고딕" w:hAnsi="맑은 고딕" w:cs="맑은 고딕"/>
         </w:rPr>
       </w:pPr>
+      <w:proofErr w:type="gramStart"/>
       <w:r>
         <w:rPr>
           <w:rFonts w:ascii="맑은 고딕" w:eastAsia="맑은 고딕" w:hAnsi="맑은 고딕" w:cs="맑은 고딕"/>
           <w:b/>
           <w:color w:val="0F4C75"/>
         </w:rPr>
-        <w:t xml:space="preserve">★  리마커블 포인트  </w:t>
+        <w:t>★  리마커블</w:t>
+      </w:r>
+      <w:proofErr w:type="gramEnd"/>
+      <w:r>
+        <w:rPr>
+          <w:rFonts w:ascii="맑은 고딕" w:eastAsia="맑은 고딕" w:hAnsi="맑은 고딕" w:cs="맑은 고딕"/>
+          <w:b/>
+          <w:color w:val="0F4C75"/>
+        </w:rPr>
+        <w:t xml:space="preserve"> 포인트  </w:t>
       </w:r>
     </w:p>
     <w:tbl>
@@ -22787,7 +23201,29 @@
                 <w:szCs w:val="30"/>
               </w:rPr>
               <w:lastRenderedPageBreak/>
-              <w:t>퀘스트 4  〈괴물의 정체〉</w:t>
+              <w:t xml:space="preserve">퀘스트 </w:t>
+            </w:r>
+            <w:proofErr w:type="gramStart"/>
+            <w:r>
+              <w:rPr>
+                <w:rFonts w:ascii="맑은 고딕" w:eastAsia="맑은 고딕" w:hAnsi="맑은 고딕" w:cs="맑은 고딕"/>
+                <w:b/>
+                <w:color w:val="FFFFFF"/>
+                <w:sz w:val="30"/>
+                <w:szCs w:val="30"/>
+              </w:rPr>
+              <w:t>4  〈</w:t>
+            </w:r>
+            <w:proofErr w:type="gramEnd"/>
+            <w:r>
+              <w:rPr>
+                <w:rFonts w:ascii="맑은 고딕" w:eastAsia="맑은 고딕" w:hAnsi="맑은 고딕" w:cs="맑은 고딕"/>
+                <w:b/>
+                <w:color w:val="FFFFFF"/>
+                <w:sz w:val="30"/>
+                <w:szCs w:val="30"/>
+              </w:rPr>
+              <w:t>괴물의 정체〉</w:t>
             </w:r>
           </w:p>
         </w:tc>
@@ -22810,13 +23246,23 @@
           <w:rFonts w:ascii="맑은 고딕" w:eastAsia="맑은 고딕" w:hAnsi="맑은 고딕" w:cs="맑은 고딕"/>
         </w:rPr>
       </w:pPr>
+      <w:proofErr w:type="gramStart"/>
       <w:r>
         <w:rPr>
           <w:rFonts w:ascii="맑은 고딕" w:eastAsia="맑은 고딕" w:hAnsi="맑은 고딕" w:cs="맑은 고딕"/>
           <w:b/>
           <w:color w:val="0F4C75"/>
         </w:rPr>
-        <w:t xml:space="preserve">▣  시놉시스  </w:t>
+        <w:t>▣  시놉시스</w:t>
+      </w:r>
+      <w:proofErr w:type="gramEnd"/>
+      <w:r>
+        <w:rPr>
+          <w:rFonts w:ascii="맑은 고딕" w:eastAsia="맑은 고딕" w:hAnsi="맑은 고딕" w:cs="맑은 고딕"/>
+          <w:b/>
+          <w:color w:val="0F4C75"/>
+        </w:rPr>
+        <w:t xml:space="preserve">  </w:t>
       </w:r>
     </w:p>
     <w:p>
@@ -22833,7 +23279,7 @@
           <w:noProof/>
         </w:rPr>
         <w:drawing>
-          <wp:inline distT="0" distB="0" distL="0" distR="0">
+          <wp:inline distT="0" distB="0" distL="0" distR="0" wp14:anchorId="245701E0" wp14:editId="38EFA78C">
             <wp:extent cx="6263640" cy="1419758"/>
             <wp:effectExtent l="0" t="0" r="0" b="0"/>
             <wp:docPr id="1037" name="shape1037"/>
@@ -22919,7 +23365,25 @@
                 <w:color w:val="1C2B36"/>
                 <w:sz w:val="16"/>
               </w:rPr>
-              <w:t>관리국은 폐교에서 발생한 이상 균열을 조사하라는 임무를 한해에게 내린다. 폐교는 오래전부터 출입이 금지된 장소였고, 안쪽에는 학생들의 흔적과 오래된 기억이 남아 있다. 한해는 교실과 복도를 지나며 보스의 과거를 암시하는 단서를 모으고, 강당에서 마주한 괴물이 단순한 적이 아니라 변이한 인간임을 처음으로 알게 된다.</w:t>
+              <w:t xml:space="preserve">관리국은 폐교에서 발생한 이상 균열을 조사하라는 임무를 </w:t>
+            </w:r>
+            <w:proofErr w:type="gramStart"/>
+            <w:r>
+              <w:rPr>
+                <w:rFonts w:ascii="맑은 고딕" w:eastAsia="맑은 고딕" w:hAnsi="맑은 고딕" w:cs="맑은 고딕"/>
+                <w:color w:val="1C2B36"/>
+                <w:sz w:val="16"/>
+              </w:rPr>
+              <w:t>한해에게</w:t>
+            </w:r>
+            <w:proofErr w:type="gramEnd"/>
+            <w:r>
+              <w:rPr>
+                <w:rFonts w:ascii="맑은 고딕" w:eastAsia="맑은 고딕" w:hAnsi="맑은 고딕" w:cs="맑은 고딕"/>
+                <w:color w:val="1C2B36"/>
+                <w:sz w:val="16"/>
+              </w:rPr>
+              <w:t xml:space="preserve"> 내린다. 폐교는 오래전부터 출입이 금지된 장소였고, 안쪽에는 학생들의 흔적과 오래된 기억이 남아 있다. 한해는 교실과 복도를 지나며 보스의 과거를 암시하는 단서를 모으고, 강당에서 마주한 괴물이 단순한 적이 아니라 변이한 인간임을 처음으로 알게 된다.</w:t>
             </w:r>
           </w:p>
         </w:tc>
@@ -22942,13 +23406,23 @@
           <w:rFonts w:ascii="맑은 고딕" w:eastAsia="맑은 고딕" w:hAnsi="맑은 고딕" w:cs="맑은 고딕"/>
         </w:rPr>
       </w:pPr>
+      <w:proofErr w:type="gramStart"/>
       <w:r>
         <w:rPr>
           <w:rFonts w:ascii="맑은 고딕" w:eastAsia="맑은 고딕" w:hAnsi="맑은 고딕" w:cs="맑은 고딕"/>
           <w:b/>
           <w:color w:val="0F4C75"/>
         </w:rPr>
-        <w:t xml:space="preserve">▤  퀘스트의 조건  </w:t>
+        <w:t>▤  퀘스트의</w:t>
+      </w:r>
+      <w:proofErr w:type="gramEnd"/>
+      <w:r>
+        <w:rPr>
+          <w:rFonts w:ascii="맑은 고딕" w:eastAsia="맑은 고딕" w:hAnsi="맑은 고딕" w:cs="맑은 고딕"/>
+          <w:b/>
+          <w:color w:val="0F4C75"/>
+        </w:rPr>
+        <w:t xml:space="preserve"> 조건  </w:t>
       </w:r>
     </w:p>
     <w:tbl>
@@ -23375,13 +23849,23 @@
           <w:rFonts w:ascii="맑은 고딕" w:eastAsia="맑은 고딕" w:hAnsi="맑은 고딕" w:cs="맑은 고딕"/>
         </w:rPr>
       </w:pPr>
+      <w:proofErr w:type="gramStart"/>
       <w:r>
         <w:rPr>
           <w:rFonts w:ascii="맑은 고딕" w:eastAsia="맑은 고딕" w:hAnsi="맑은 고딕" w:cs="맑은 고딕"/>
           <w:b/>
           <w:color w:val="0F4C75"/>
         </w:rPr>
-        <w:t xml:space="preserve">◎  필요 리소스  </w:t>
+        <w:t>◎  필요</w:t>
+      </w:r>
+      <w:proofErr w:type="gramEnd"/>
+      <w:r>
+        <w:rPr>
+          <w:rFonts w:ascii="맑은 고딕" w:eastAsia="맑은 고딕" w:hAnsi="맑은 고딕" w:cs="맑은 고딕"/>
+          <w:b/>
+          <w:color w:val="0F4C75"/>
+        </w:rPr>
+        <w:t xml:space="preserve"> 리소스  </w:t>
       </w:r>
     </w:p>
     <w:tbl>
@@ -23897,6 +24381,7 @@
           <w:rFonts w:ascii="맑은 고딕" w:eastAsia="맑은 고딕" w:hAnsi="맑은 고딕" w:cs="맑은 고딕"/>
         </w:rPr>
       </w:pPr>
+      <w:proofErr w:type="gramStart"/>
       <w:r>
         <w:rPr>
           <w:rFonts w:ascii="맑은 고딕" w:eastAsia="맑은 고딕" w:hAnsi="맑은 고딕" w:cs="맑은 고딕"/>
@@ -23904,7 +24389,16 @@
           <w:color w:val="0F4C75"/>
         </w:rPr>
         <w:lastRenderedPageBreak/>
-        <w:t xml:space="preserve">▣  퀘스트 내용  </w:t>
+        <w:t>▣  퀘스트</w:t>
+      </w:r>
+      <w:proofErr w:type="gramEnd"/>
+      <w:r>
+        <w:rPr>
+          <w:rFonts w:ascii="맑은 고딕" w:eastAsia="맑은 고딕" w:hAnsi="맑은 고딕" w:cs="맑은 고딕"/>
+          <w:b/>
+          <w:color w:val="0F4C75"/>
+        </w:rPr>
+        <w:t xml:space="preserve"> 내용  </w:t>
       </w:r>
     </w:p>
     <w:tbl>
@@ -24483,7 +24977,27 @@
                 <w:sz w:val="16"/>
                 <w:szCs w:val="16"/>
               </w:rPr>
-              <w:t>사진·노트·방송 기록으로 보스의 과거와 한해의 기억을 암시</w:t>
+              <w:t xml:space="preserve">사진·노트·방송 기록으로 보스의 과거와 </w:t>
+            </w:r>
+            <w:proofErr w:type="gramStart"/>
+            <w:r>
+              <w:rPr>
+                <w:rFonts w:ascii="맑은 고딕" w:eastAsia="맑은 고딕" w:hAnsi="맑은 고딕" w:cs="맑은 고딕"/>
+                <w:color w:val="1C2B36"/>
+                <w:sz w:val="16"/>
+                <w:szCs w:val="16"/>
+              </w:rPr>
+              <w:t>한해의</w:t>
+            </w:r>
+            <w:proofErr w:type="gramEnd"/>
+            <w:r>
+              <w:rPr>
+                <w:rFonts w:ascii="맑은 고딕" w:eastAsia="맑은 고딕" w:hAnsi="맑은 고딕" w:cs="맑은 고딕"/>
+                <w:color w:val="1C2B36"/>
+                <w:sz w:val="16"/>
+                <w:szCs w:val="16"/>
+              </w:rPr>
+              <w:t xml:space="preserve"> 기억을 암시</w:t>
             </w:r>
           </w:p>
         </w:tc>
@@ -25046,13 +25560,23 @@
           <w:rFonts w:ascii="맑은 고딕" w:eastAsia="맑은 고딕" w:hAnsi="맑은 고딕" w:cs="맑은 고딕"/>
         </w:rPr>
       </w:pPr>
+      <w:proofErr w:type="gramStart"/>
       <w:r>
         <w:rPr>
           <w:rFonts w:ascii="맑은 고딕" w:eastAsia="맑은 고딕" w:hAnsi="맑은 고딕" w:cs="맑은 고딕"/>
           <w:b/>
           <w:color w:val="0F4C75"/>
         </w:rPr>
-        <w:t xml:space="preserve">▤  주요 대사 / 연출 방향  </w:t>
+        <w:t>▤  주요</w:t>
+      </w:r>
+      <w:proofErr w:type="gramEnd"/>
+      <w:r>
+        <w:rPr>
+          <w:rFonts w:ascii="맑은 고딕" w:eastAsia="맑은 고딕" w:hAnsi="맑은 고딕" w:cs="맑은 고딕"/>
+          <w:b/>
+          <w:color w:val="0F4C75"/>
+        </w:rPr>
+        <w:t xml:space="preserve"> 대사 / 연출 방향  </w:t>
       </w:r>
     </w:p>
     <w:tbl>
@@ -25555,6 +26079,7 @@
           <w:rFonts w:ascii="맑은 고딕" w:eastAsia="맑은 고딕" w:hAnsi="맑은 고딕" w:cs="맑은 고딕"/>
         </w:rPr>
       </w:pPr>
+      <w:proofErr w:type="gramStart"/>
       <w:r>
         <w:rPr>
           <w:rFonts w:ascii="맑은 고딕" w:eastAsia="맑은 고딕" w:hAnsi="맑은 고딕" w:cs="맑은 고딕"/>
@@ -25563,6 +26088,7 @@
         </w:rPr>
         <w:t>★  핵심</w:t>
       </w:r>
+      <w:proofErr w:type="gramEnd"/>
     </w:p>
     <w:tbl>
       <w:tblPr>
@@ -25656,7 +26182,29 @@
                 <w:szCs w:val="30"/>
               </w:rPr>
               <w:lastRenderedPageBreak/>
-              <w:t>퀘스트 5  〈드러나는 진실〉</w:t>
+              <w:t xml:space="preserve">퀘스트 </w:t>
+            </w:r>
+            <w:proofErr w:type="gramStart"/>
+            <w:r>
+              <w:rPr>
+                <w:rFonts w:ascii="맑은 고딕" w:eastAsia="맑은 고딕" w:hAnsi="맑은 고딕" w:cs="맑은 고딕"/>
+                <w:b/>
+                <w:color w:val="FFFFFF"/>
+                <w:sz w:val="30"/>
+                <w:szCs w:val="30"/>
+              </w:rPr>
+              <w:t>5  〈</w:t>
+            </w:r>
+            <w:proofErr w:type="gramEnd"/>
+            <w:r>
+              <w:rPr>
+                <w:rFonts w:ascii="맑은 고딕" w:eastAsia="맑은 고딕" w:hAnsi="맑은 고딕" w:cs="맑은 고딕"/>
+                <w:b/>
+                <w:color w:val="FFFFFF"/>
+                <w:sz w:val="30"/>
+                <w:szCs w:val="30"/>
+              </w:rPr>
+              <w:t>드러나는 진실〉</w:t>
             </w:r>
           </w:p>
         </w:tc>
@@ -25679,13 +26227,23 @@
           <w:rFonts w:ascii="맑은 고딕" w:eastAsia="맑은 고딕" w:hAnsi="맑은 고딕" w:cs="맑은 고딕"/>
         </w:rPr>
       </w:pPr>
+      <w:proofErr w:type="gramStart"/>
       <w:r>
         <w:rPr>
           <w:rFonts w:ascii="맑은 고딕" w:eastAsia="맑은 고딕" w:hAnsi="맑은 고딕" w:cs="맑은 고딕"/>
           <w:b/>
           <w:color w:val="0F4C75"/>
         </w:rPr>
-        <w:t xml:space="preserve">▣  시놉시스  </w:t>
+        <w:t>▣  시놉시스</w:t>
+      </w:r>
+      <w:proofErr w:type="gramEnd"/>
+      <w:r>
+        <w:rPr>
+          <w:rFonts w:ascii="맑은 고딕" w:eastAsia="맑은 고딕" w:hAnsi="맑은 고딕" w:cs="맑은 고딕"/>
+          <w:b/>
+          <w:color w:val="0F4C75"/>
+        </w:rPr>
+        <w:t xml:space="preserve">  </w:t>
       </w:r>
     </w:p>
     <w:p>
@@ -25702,7 +26260,7 @@
           <w:noProof/>
         </w:rPr>
         <w:drawing>
-          <wp:inline distT="0" distB="0" distL="0" distR="0">
+          <wp:inline distT="0" distB="0" distL="0" distR="0" wp14:anchorId="5CFB7009" wp14:editId="350602BB">
             <wp:extent cx="6263640" cy="1419758"/>
             <wp:effectExtent l="0" t="0" r="0" b="0"/>
             <wp:docPr id="1038" name="shape1038"/>
@@ -25788,7 +26346,43 @@
                 <w:color w:val="1C2B36"/>
                 <w:sz w:val="16"/>
               </w:rPr>
-              <w:t>괴물이 인간이었다는 사실이 알려지자 사람들은 균열의 진실을 밝혀야 한다고 말한다. 그러나 그 요구는 점차 한해 혼자 균열 내부로 들어가야 한다는 압박으로 바뀐다. 균열 안에서 한해는 뒤와 앞에 나타나는 또 다른 자신, 방향이 뒤집히는 거울 미로, 바다 위에 남은 사람들의 껍데기를 마주한다. 코어에 닿는 순간, 한해는 자신이 균열에서 태어난 존재이며 자신이 사라지면 균열과 괴물도 함께 사라질 수 있다는 진실을 알게 된다.</w:t>
+              <w:t xml:space="preserve">괴물이 인간이었다는 사실이 알려지자 사람들은 균열의 진실을 밝혀야 한다고 말한다. 그러나 그 요구는 점차 한해 혼자 균열 내부로 들어가야 한다는 압박으로 바뀐다. 균열 안에서 </w:t>
+            </w:r>
+            <w:proofErr w:type="gramStart"/>
+            <w:r>
+              <w:rPr>
+                <w:rFonts w:ascii="맑은 고딕" w:eastAsia="맑은 고딕" w:hAnsi="맑은 고딕" w:cs="맑은 고딕"/>
+                <w:color w:val="1C2B36"/>
+                <w:sz w:val="16"/>
+              </w:rPr>
+              <w:t>한해는</w:t>
+            </w:r>
+            <w:proofErr w:type="gramEnd"/>
+            <w:r>
+              <w:rPr>
+                <w:rFonts w:ascii="맑은 고딕" w:eastAsia="맑은 고딕" w:hAnsi="맑은 고딕" w:cs="맑은 고딕"/>
+                <w:color w:val="1C2B36"/>
+                <w:sz w:val="16"/>
+              </w:rPr>
+              <w:t xml:space="preserve"> 뒤와 앞에 나타나는 또 다른 자신, 방향이 뒤집히는 거울 미로, 바다 위에 남은 사람들의 껍데기를 마주한다. 코어에 닿는 순간, </w:t>
+            </w:r>
+            <w:proofErr w:type="gramStart"/>
+            <w:r>
+              <w:rPr>
+                <w:rFonts w:ascii="맑은 고딕" w:eastAsia="맑은 고딕" w:hAnsi="맑은 고딕" w:cs="맑은 고딕"/>
+                <w:color w:val="1C2B36"/>
+                <w:sz w:val="16"/>
+              </w:rPr>
+              <w:t>한해는</w:t>
+            </w:r>
+            <w:proofErr w:type="gramEnd"/>
+            <w:r>
+              <w:rPr>
+                <w:rFonts w:ascii="맑은 고딕" w:eastAsia="맑은 고딕" w:hAnsi="맑은 고딕" w:cs="맑은 고딕"/>
+                <w:color w:val="1C2B36"/>
+                <w:sz w:val="16"/>
+              </w:rPr>
+              <w:t xml:space="preserve"> 자신이 균열에서 태어난 존재이며 자신이 사라지면 균열과 괴물도 함께 사라질 수 있다는 진실을 알게 된다.</w:t>
             </w:r>
           </w:p>
         </w:tc>
@@ -25811,13 +26405,23 @@
           <w:rFonts w:ascii="맑은 고딕" w:eastAsia="맑은 고딕" w:hAnsi="맑은 고딕" w:cs="맑은 고딕"/>
         </w:rPr>
       </w:pPr>
+      <w:proofErr w:type="gramStart"/>
       <w:r>
         <w:rPr>
           <w:rFonts w:ascii="맑은 고딕" w:eastAsia="맑은 고딕" w:hAnsi="맑은 고딕" w:cs="맑은 고딕"/>
           <w:b/>
           <w:color w:val="0F4C75"/>
         </w:rPr>
-        <w:t xml:space="preserve">▤  퀘스트의 조건  </w:t>
+        <w:t>▤  퀘스트의</w:t>
+      </w:r>
+      <w:proofErr w:type="gramEnd"/>
+      <w:r>
+        <w:rPr>
+          <w:rFonts w:ascii="맑은 고딕" w:eastAsia="맑은 고딕" w:hAnsi="맑은 고딕" w:cs="맑은 고딕"/>
+          <w:b/>
+          <w:color w:val="0F4C75"/>
+        </w:rPr>
+        <w:t xml:space="preserve"> 조건  </w:t>
       </w:r>
     </w:p>
     <w:tbl>
@@ -26045,7 +26649,25 @@
                 <w:color w:val="1C2B36"/>
                 <w:sz w:val="16"/>
               </w:rPr>
-              <w:t>균열 내부 3단계 탐색: 후방 한해 등장 → 전방 한해 등장/합체 → 방향 반전/전신 거울 파괴 → 코어 접촉.</w:t>
+              <w:t xml:space="preserve">균열 내부 3단계 탐색: 후방 </w:t>
+            </w:r>
+            <w:proofErr w:type="gramStart"/>
+            <w:r>
+              <w:rPr>
+                <w:rFonts w:ascii="맑은 고딕" w:eastAsia="맑은 고딕" w:hAnsi="맑은 고딕" w:cs="맑은 고딕"/>
+                <w:color w:val="1C2B36"/>
+                <w:sz w:val="16"/>
+              </w:rPr>
+              <w:t>한해</w:t>
+            </w:r>
+            <w:proofErr w:type="gramEnd"/>
+            <w:r>
+              <w:rPr>
+                <w:rFonts w:ascii="맑은 고딕" w:eastAsia="맑은 고딕" w:hAnsi="맑은 고딕" w:cs="맑은 고딕"/>
+                <w:color w:val="1C2B36"/>
+                <w:sz w:val="16"/>
+              </w:rPr>
+              <w:t xml:space="preserve"> 등장 → 전방 한해 등장/합체 → 방향 반전/전신 거울 파괴 → 코어 접촉.</w:t>
             </w:r>
           </w:p>
         </w:tc>
@@ -26214,13 +26836,23 @@
           <w:rFonts w:ascii="맑은 고딕" w:eastAsia="맑은 고딕" w:hAnsi="맑은 고딕" w:cs="맑은 고딕"/>
         </w:rPr>
       </w:pPr>
+      <w:proofErr w:type="gramStart"/>
       <w:r>
         <w:rPr>
           <w:rFonts w:ascii="맑은 고딕" w:eastAsia="맑은 고딕" w:hAnsi="맑은 고딕" w:cs="맑은 고딕"/>
           <w:b/>
           <w:color w:val="0F4C75"/>
         </w:rPr>
-        <w:t xml:space="preserve">◎  필요 리소스  </w:t>
+        <w:t>◎  필요</w:t>
+      </w:r>
+      <w:proofErr w:type="gramEnd"/>
+      <w:r>
+        <w:rPr>
+          <w:rFonts w:ascii="맑은 고딕" w:eastAsia="맑은 고딕" w:hAnsi="맑은 고딕" w:cs="맑은 고딕"/>
+          <w:b/>
+          <w:color w:val="0F4C75"/>
+        </w:rPr>
+        <w:t xml:space="preserve"> 리소스  </w:t>
       </w:r>
     </w:p>
     <w:tbl>
@@ -26470,7 +27102,27 @@
                 <w:sz w:val="16"/>
                 <w:szCs w:val="16"/>
               </w:rPr>
-              <w:t>전신 거울, 한해의 잔상, 껍데기 사람들, 균열 코어, 보랏빛 입자</w:t>
+              <w:t xml:space="preserve">전신 거울, </w:t>
+            </w:r>
+            <w:proofErr w:type="gramStart"/>
+            <w:r>
+              <w:rPr>
+                <w:rFonts w:ascii="맑은 고딕" w:eastAsia="맑은 고딕" w:hAnsi="맑은 고딕" w:cs="맑은 고딕"/>
+                <w:color w:val="1C2B36"/>
+                <w:sz w:val="16"/>
+                <w:szCs w:val="16"/>
+              </w:rPr>
+              <w:t>한해의</w:t>
+            </w:r>
+            <w:proofErr w:type="gramEnd"/>
+            <w:r>
+              <w:rPr>
+                <w:rFonts w:ascii="맑은 고딕" w:eastAsia="맑은 고딕" w:hAnsi="맑은 고딕" w:cs="맑은 고딕"/>
+                <w:color w:val="1C2B36"/>
+                <w:sz w:val="16"/>
+                <w:szCs w:val="16"/>
+              </w:rPr>
+              <w:t xml:space="preserve"> 잔상, 껍데기 사람들, 균열 코어, 보랏빛 입자</w:t>
             </w:r>
           </w:p>
         </w:tc>
@@ -26550,7 +27202,27 @@
                 <w:sz w:val="16"/>
                 <w:szCs w:val="16"/>
               </w:rPr>
-              <w:t>관리국 인물, 시민 군중, 서브 퀘스트로 도움받은 NPC, 또 다른 한해의 잔상</w:t>
+              <w:t xml:space="preserve">관리국 인물, 시민 군중, 서브 퀘스트로 도움받은 NPC, 또 다른 </w:t>
+            </w:r>
+            <w:proofErr w:type="gramStart"/>
+            <w:r>
+              <w:rPr>
+                <w:rFonts w:ascii="맑은 고딕" w:eastAsia="맑은 고딕" w:hAnsi="맑은 고딕" w:cs="맑은 고딕"/>
+                <w:color w:val="1C2B36"/>
+                <w:sz w:val="16"/>
+                <w:szCs w:val="16"/>
+              </w:rPr>
+              <w:t>한해의</w:t>
+            </w:r>
+            <w:proofErr w:type="gramEnd"/>
+            <w:r>
+              <w:rPr>
+                <w:rFonts w:ascii="맑은 고딕" w:eastAsia="맑은 고딕" w:hAnsi="맑은 고딕" w:cs="맑은 고딕"/>
+                <w:color w:val="1C2B36"/>
+                <w:sz w:val="16"/>
+                <w:szCs w:val="16"/>
+              </w:rPr>
+              <w:t xml:space="preserve"> 잔상</w:t>
             </w:r>
           </w:p>
         </w:tc>
@@ -26663,7 +27335,25 @@
           <w:color w:val="0F4C75"/>
         </w:rPr>
         <w:lastRenderedPageBreak/>
-        <w:t xml:space="preserve">  ▣  퀘스트 내용  </w:t>
+        <w:t xml:space="preserve">  </w:t>
+      </w:r>
+      <w:proofErr w:type="gramStart"/>
+      <w:r>
+        <w:rPr>
+          <w:rFonts w:ascii="맑은 고딕" w:eastAsia="맑은 고딕" w:hAnsi="맑은 고딕" w:cs="맑은 고딕"/>
+          <w:b/>
+          <w:color w:val="0F4C75"/>
+        </w:rPr>
+        <w:t>▣  퀘스트</w:t>
+      </w:r>
+      <w:proofErr w:type="gramEnd"/>
+      <w:r>
+        <w:rPr>
+          <w:rFonts w:ascii="맑은 고딕" w:eastAsia="맑은 고딕" w:hAnsi="맑은 고딕" w:cs="맑은 고딕"/>
+          <w:b/>
+          <w:color w:val="0F4C75"/>
+        </w:rPr>
+        <w:t xml:space="preserve"> 내용  </w:t>
       </w:r>
     </w:p>
     <w:tbl>
@@ -27422,7 +28112,27 @@
                 <w:sz w:val="16"/>
                 <w:szCs w:val="16"/>
               </w:rPr>
-              <w:t>앞쪽에도 한해가 나타나고, 두 잔상이 점차 합쳐진다</w:t>
+              <w:t xml:space="preserve">앞쪽에도 </w:t>
+            </w:r>
+            <w:proofErr w:type="gramStart"/>
+            <w:r>
+              <w:rPr>
+                <w:rFonts w:ascii="맑은 고딕" w:eastAsia="맑은 고딕" w:hAnsi="맑은 고딕" w:cs="맑은 고딕"/>
+                <w:color w:val="1C2B36"/>
+                <w:sz w:val="16"/>
+                <w:szCs w:val="16"/>
+              </w:rPr>
+              <w:t>한해가</w:t>
+            </w:r>
+            <w:proofErr w:type="gramEnd"/>
+            <w:r>
+              <w:rPr>
+                <w:rFonts w:ascii="맑은 고딕" w:eastAsia="맑은 고딕" w:hAnsi="맑은 고딕" w:cs="맑은 고딕"/>
+                <w:color w:val="1C2B36"/>
+                <w:sz w:val="16"/>
+                <w:szCs w:val="16"/>
+              </w:rPr>
+              <w:t xml:space="preserve"> 나타나고, 두 잔상이 점차 합쳐진다</w:t>
             </w:r>
           </w:p>
         </w:tc>
@@ -27782,7 +28492,27 @@
                 <w:sz w:val="16"/>
                 <w:szCs w:val="16"/>
               </w:rPr>
-              <w:t>껍데기 사람들, 한해의 기원, 엔딩 분기 조건 공개</w:t>
+              <w:t xml:space="preserve">껍데기 사람들, </w:t>
+            </w:r>
+            <w:proofErr w:type="gramStart"/>
+            <w:r>
+              <w:rPr>
+                <w:rFonts w:ascii="맑은 고딕" w:eastAsia="맑은 고딕" w:hAnsi="맑은 고딕" w:cs="맑은 고딕"/>
+                <w:color w:val="1C2B36"/>
+                <w:sz w:val="16"/>
+                <w:szCs w:val="16"/>
+              </w:rPr>
+              <w:t>한해의</w:t>
+            </w:r>
+            <w:proofErr w:type="gramEnd"/>
+            <w:r>
+              <w:rPr>
+                <w:rFonts w:ascii="맑은 고딕" w:eastAsia="맑은 고딕" w:hAnsi="맑은 고딕" w:cs="맑은 고딕"/>
+                <w:color w:val="1C2B36"/>
+                <w:sz w:val="16"/>
+                <w:szCs w:val="16"/>
+              </w:rPr>
+              <w:t xml:space="preserve"> 기원, 엔딩 분기 조건 공개</w:t>
             </w:r>
           </w:p>
         </w:tc>
@@ -27805,13 +28535,23 @@
           <w:rFonts w:ascii="맑은 고딕" w:eastAsia="맑은 고딕" w:hAnsi="맑은 고딕" w:cs="맑은 고딕"/>
         </w:rPr>
       </w:pPr>
+      <w:proofErr w:type="gramStart"/>
       <w:r>
         <w:rPr>
           <w:rFonts w:ascii="맑은 고딕" w:eastAsia="맑은 고딕" w:hAnsi="맑은 고딕" w:cs="맑은 고딕"/>
           <w:b/>
           <w:color w:val="0F4C75"/>
         </w:rPr>
-        <w:t xml:space="preserve">▤  주요 대사 / 연출 방향  </w:t>
+        <w:t>▤  주요</w:t>
+      </w:r>
+      <w:proofErr w:type="gramEnd"/>
+      <w:r>
+        <w:rPr>
+          <w:rFonts w:ascii="맑은 고딕" w:eastAsia="맑은 고딕" w:hAnsi="맑은 고딕" w:cs="맑은 고딕"/>
+          <w:b/>
+          <w:color w:val="0F4C75"/>
+        </w:rPr>
+        <w:t xml:space="preserve"> 대사 / 연출 방향  </w:t>
       </w:r>
     </w:p>
     <w:tbl>
@@ -28100,8 +28840,20 @@
                 <w:sz w:val="16"/>
                 <w:szCs w:val="16"/>
               </w:rPr>
-              <w:t>또 다른 한해</w:t>
-            </w:r>
+              <w:t xml:space="preserve">또 다른 </w:t>
+            </w:r>
+            <w:proofErr w:type="gramStart"/>
+            <w:r>
+              <w:rPr>
+                <w:rFonts w:ascii="맑은 고딕" w:eastAsia="맑은 고딕" w:hAnsi="맑은 고딕" w:cs="맑은 고딕"/>
+                <w:b/>
+                <w:color w:val="1C2B36"/>
+                <w:sz w:val="16"/>
+                <w:szCs w:val="16"/>
+              </w:rPr>
+              <w:t>한해</w:t>
+            </w:r>
+            <w:proofErr w:type="gramEnd"/>
           </w:p>
         </w:tc>
         <w:tc>
@@ -28314,6 +29066,7 @@
           <w:rFonts w:ascii="맑은 고딕" w:eastAsia="맑은 고딕" w:hAnsi="맑은 고딕" w:cs="맑은 고딕"/>
         </w:rPr>
       </w:pPr>
+      <w:proofErr w:type="gramStart"/>
       <w:r>
         <w:rPr>
           <w:rFonts w:ascii="맑은 고딕" w:eastAsia="맑은 고딕" w:hAnsi="맑은 고딕" w:cs="맑은 고딕"/>
@@ -28322,6 +29075,7 @@
         </w:rPr>
         <w:t>★  핵심</w:t>
       </w:r>
+      <w:proofErr w:type="gramEnd"/>
     </w:p>
     <w:tbl>
       <w:tblPr>
@@ -28447,13 +29201,23 @@
           <w:rFonts w:ascii="맑은 고딕" w:eastAsia="맑은 고딕" w:hAnsi="맑은 고딕" w:cs="맑은 고딕"/>
         </w:rPr>
       </w:pPr>
+      <w:proofErr w:type="gramStart"/>
       <w:r>
         <w:rPr>
           <w:rFonts w:ascii="맑은 고딕" w:eastAsia="맑은 고딕" w:hAnsi="맑은 고딕" w:cs="맑은 고딕"/>
           <w:b/>
           <w:color w:val="0F4C75"/>
         </w:rPr>
-        <w:t xml:space="preserve">▣  연계 퀘스트 조건 체인  </w:t>
+        <w:t>▣  연계</w:t>
+      </w:r>
+      <w:proofErr w:type="gramEnd"/>
+      <w:r>
+        <w:rPr>
+          <w:rFonts w:ascii="맑은 고딕" w:eastAsia="맑은 고딕" w:hAnsi="맑은 고딕" w:cs="맑은 고딕"/>
+          <w:b/>
+          <w:color w:val="0F4C75"/>
+        </w:rPr>
+        <w:t xml:space="preserve"> 퀘스트 조건 체인  </w:t>
       </w:r>
     </w:p>
     <w:tbl>
@@ -29753,13 +30517,23 @@
           <w:rFonts w:ascii="맑은 고딕" w:eastAsia="맑은 고딕" w:hAnsi="맑은 고딕" w:cs="맑은 고딕"/>
         </w:rPr>
       </w:pPr>
+      <w:proofErr w:type="gramStart"/>
       <w:r>
         <w:rPr>
           <w:rFonts w:ascii="맑은 고딕" w:eastAsia="맑은 고딕" w:hAnsi="맑은 고딕" w:cs="맑은 고딕"/>
           <w:b/>
           <w:color w:val="0F4C75"/>
         </w:rPr>
-        <w:t xml:space="preserve">★  엔딩 분기 참고  </w:t>
+        <w:t>★  엔딩</w:t>
+      </w:r>
+      <w:proofErr w:type="gramEnd"/>
+      <w:r>
+        <w:rPr>
+          <w:rFonts w:ascii="맑은 고딕" w:eastAsia="맑은 고딕" w:hAnsi="맑은 고딕" w:cs="맑은 고딕"/>
+          <w:b/>
+          <w:color w:val="0F4C75"/>
+        </w:rPr>
+        <w:t xml:space="preserve"> 분기 참고  </w:t>
       </w:r>
     </w:p>
     <w:tbl>
@@ -29929,7 +30703,27 @@
                 <w:sz w:val="16"/>
                 <w:szCs w:val="16"/>
               </w:rPr>
-              <w:t>높을수록 한해가 스스로를 지우는 선택에 가까워지며, 화면/대사 연출이 불안정해진다.</w:t>
+              <w:t xml:space="preserve">높을수록 </w:t>
+            </w:r>
+            <w:proofErr w:type="gramStart"/>
+            <w:r>
+              <w:rPr>
+                <w:rFonts w:ascii="맑은 고딕" w:eastAsia="맑은 고딕" w:hAnsi="맑은 고딕" w:cs="맑은 고딕"/>
+                <w:color w:val="1C2B36"/>
+                <w:sz w:val="16"/>
+                <w:szCs w:val="16"/>
+              </w:rPr>
+              <w:t>한해가</w:t>
+            </w:r>
+            <w:proofErr w:type="gramEnd"/>
+            <w:r>
+              <w:rPr>
+                <w:rFonts w:ascii="맑은 고딕" w:eastAsia="맑은 고딕" w:hAnsi="맑은 고딕" w:cs="맑은 고딕"/>
+                <w:color w:val="1C2B36"/>
+                <w:sz w:val="16"/>
+                <w:szCs w:val="16"/>
+              </w:rPr>
+              <w:t xml:space="preserve"> 스스로를 지우는 선택에 가까워지며, 화면/대사 연출이 불안정해진다.</w:t>
             </w:r>
           </w:p>
         </w:tc>
@@ -30009,7 +30803,27 @@
                 <w:sz w:val="16"/>
                 <w:szCs w:val="16"/>
               </w:rPr>
-              <w:t>서브 퀘스트로 도움받은 NPC가 많을수록 Q5에서 한해의 단독 희생에 반대하는 목소리가 생긴다.</w:t>
+              <w:t xml:space="preserve">서브 퀘스트로 도움받은 NPC가 많을수록 Q5에서 </w:t>
+            </w:r>
+            <w:proofErr w:type="gramStart"/>
+            <w:r>
+              <w:rPr>
+                <w:rFonts w:ascii="맑은 고딕" w:eastAsia="맑은 고딕" w:hAnsi="맑은 고딕" w:cs="맑은 고딕"/>
+                <w:color w:val="1C2B36"/>
+                <w:sz w:val="16"/>
+                <w:szCs w:val="16"/>
+              </w:rPr>
+              <w:t>한해의</w:t>
+            </w:r>
+            <w:proofErr w:type="gramEnd"/>
+            <w:r>
+              <w:rPr>
+                <w:rFonts w:ascii="맑은 고딕" w:eastAsia="맑은 고딕" w:hAnsi="맑은 고딕" w:cs="맑은 고딕"/>
+                <w:color w:val="1C2B36"/>
+                <w:sz w:val="16"/>
+                <w:szCs w:val="16"/>
+              </w:rPr>
+              <w:t xml:space="preserve"> 단독 희생에 반대하는 목소리가 생긴다.</w:t>
             </w:r>
           </w:p>
         </w:tc>
@@ -30193,7 +31007,7 @@
 </file>
 
 <file path=word/endnotes.xml><?xml version="1.0" encoding="utf-8"?>
-<w:endnotes xmlns:wpc="http://schemas.microsoft.com/office/word/2010/wordprocessingCanvas" xmlns:cx="http://schemas.microsoft.com/office/drawing/2014/chartex" xmlns:mc="http://schemas.openxmlformats.org/markup-compatibility/2006" xmlns:o="urn:schemas-microsoft-com:office:office" xmlns:r="http://schemas.openxmlformats.org/officeDocument/2006/relationships" xmlns:m="http://schemas.openxmlformats.org/officeDocument/2006/math" xmlns:v="urn:schemas-microsoft-com:vml" xmlns:wp14="http://schemas.microsoft.com/office/word/2010/wordprocessingDrawing" xmlns:wp="http://schemas.openxmlformats.org/drawingml/2006/wordprocessingDrawing" xmlns:w10="urn:schemas-microsoft-com:office:word" xmlns:w="http://schemas.openxmlformats.org/wordprocessingml/2006/main" xmlns:w14="http://schemas.microsoft.com/office/word/2010/wordml" xmlns:w15="http://schemas.microsoft.com/office/word/2012/wordml" xmlns:w16se="http://schemas.microsoft.com/office/word/2015/wordml/symex" xmlns:wpg="http://schemas.microsoft.com/office/word/2010/wordprocessingGroup" xmlns:wpi="http://schemas.microsoft.com/office/word/2010/wordprocessingInk" xmlns:wne="http://schemas.microsoft.com/office/word/2006/wordml" xmlns:wps="http://schemas.microsoft.com/office/word/2010/wordprocessingShape" mc:Ignorable="w14 w15 w16se wp14">
+<w:endnotes xmlns:wpc="http://schemas.microsoft.com/office/word/2010/wordprocessingCanvas" xmlns:cx="http://schemas.microsoft.com/office/drawing/2014/chartex" xmlns:cx1="http://schemas.microsoft.com/office/drawing/2015/9/8/chartex" xmlns:cx2="http://schemas.microsoft.com/office/drawing/2015/10/21/chartex" xmlns:cx3="http://schemas.microsoft.com/office/drawing/2016/5/9/chartex" xmlns:cx4="http://schemas.microsoft.com/office/drawing/2016/5/10/chartex" xmlns:cx5="http://schemas.microsoft.com/office/drawing/2016/5/11/chartex" xmlns:cx6="http://schemas.microsoft.com/office/drawing/2016/5/12/chartex" xmlns:cx7="http://schemas.microsoft.com/office/drawing/2016/5/13/chartex" xmlns:cx8="http://schemas.microsoft.com/office/drawing/2016/5/14/chartex" xmlns:mc="http://schemas.openxmlformats.org/markup-compatibility/2006" xmlns:aink="http://schemas.microsoft.com/office/drawing/2016/ink" xmlns:am3d="http://schemas.microsoft.com/office/drawing/2017/model3d" xmlns:o="urn:schemas-microsoft-com:office:office" xmlns:r="http://schemas.openxmlformats.org/officeDocument/2006/relationships" xmlns:m="http://schemas.openxmlformats.org/officeDocument/2006/math" xmlns:v="urn:schemas-microsoft-com:vml" xmlns:wp14="http://schemas.microsoft.com/office/word/2010/wordprocessingDrawing" xmlns:wp="http://schemas.openxmlformats.org/drawingml/2006/wordprocessingDrawing" xmlns:w10="urn:schemas-microsoft-com:office:word" xmlns:w="http://schemas.openxmlformats.org/wordprocessingml/2006/main" xmlns:w14="http://schemas.microsoft.com/office/word/2010/wordml" xmlns:w15="http://schemas.microsoft.com/office/word/2012/wordml" xmlns:w16cex="http://schemas.microsoft.com/office/word/2018/wordml/cex" xmlns:w16cid="http://schemas.microsoft.com/office/word/2016/wordml/cid" xmlns:w16="http://schemas.microsoft.com/office/word/2018/wordml" xmlns:w16sdtdh="http://schemas.microsoft.com/office/word/2020/wordml/sdtdatahash" xmlns:w16se="http://schemas.microsoft.com/office/word/2015/wordml/symex" xmlns:wpg="http://schemas.microsoft.com/office/word/2010/wordprocessingGroup" xmlns:wpi="http://schemas.microsoft.com/office/word/2010/wordprocessingInk" xmlns:wne="http://schemas.microsoft.com/office/word/2006/wordml" xmlns:wps="http://schemas.microsoft.com/office/word/2010/wordprocessingShape" mc:Ignorable="w14 w15 w16se w16cid w16 w16cex w16sdtdh wp14">
   <w:endnote w:type="separator" w:id="-1">
     <w:p>
       <w:pPr>
@@ -30218,7 +31032,7 @@
 </file>
 
 <file path=word/footnotes.xml><?xml version="1.0" encoding="utf-8"?>
-<w:footnotes xmlns:wpc="http://schemas.microsoft.com/office/word/2010/wordprocessingCanvas" xmlns:cx="http://schemas.microsoft.com/office/drawing/2014/chartex" xmlns:mc="http://schemas.openxmlformats.org/markup-compatibility/2006" xmlns:o="urn:schemas-microsoft-com:office:office" xmlns:r="http://schemas.openxmlformats.org/officeDocument/2006/relationships" xmlns:m="http://schemas.openxmlformats.org/officeDocument/2006/math" xmlns:v="urn:schemas-microsoft-com:vml" xmlns:wp14="http://schemas.microsoft.com/office/word/2010/wordprocessingDrawing" xmlns:wp="http://schemas.openxmlformats.org/drawingml/2006/wordprocessingDrawing" xmlns:w10="urn:schemas-microsoft-com:office:word" xmlns:w="http://schemas.openxmlformats.org/wordprocessingml/2006/main" xmlns:w14="http://schemas.microsoft.com/office/word/2010/wordml" xmlns:w15="http://schemas.microsoft.com/office/word/2012/wordml" xmlns:w16se="http://schemas.microsoft.com/office/word/2015/wordml/symex" xmlns:wpg="http://schemas.microsoft.com/office/word/2010/wordprocessingGroup" xmlns:wpi="http://schemas.microsoft.com/office/word/2010/wordprocessingInk" xmlns:wne="http://schemas.microsoft.com/office/word/2006/wordml" xmlns:wps="http://schemas.microsoft.com/office/word/2010/wordprocessingShape" mc:Ignorable="w14 w15 w16se wp14">
+<w:footnotes xmlns:wpc="http://schemas.microsoft.com/office/word/2010/wordprocessingCanvas" xmlns:cx="http://schemas.microsoft.com/office/drawing/2014/chartex" xmlns:cx1="http://schemas.microsoft.com/office/drawing/2015/9/8/chartex" xmlns:cx2="http://schemas.microsoft.com/office/drawing/2015/10/21/chartex" xmlns:cx3="http://schemas.microsoft.com/office/drawing/2016/5/9/chartex" xmlns:cx4="http://schemas.microsoft.com/office/drawing/2016/5/10/chartex" xmlns:cx5="http://schemas.microsoft.com/office/drawing/2016/5/11/chartex" xmlns:cx6="http://schemas.microsoft.com/office/drawing/2016/5/12/chartex" xmlns:cx7="http://schemas.microsoft.com/office/drawing/2016/5/13/chartex" xmlns:cx8="http://schemas.microsoft.com/office/drawing/2016/5/14/chartex" xmlns:mc="http://schemas.openxmlformats.org/markup-compatibility/2006" xmlns:aink="http://schemas.microsoft.com/office/drawing/2016/ink" xmlns:am3d="http://schemas.microsoft.com/office/drawing/2017/model3d" xmlns:o="urn:schemas-microsoft-com:office:office" xmlns:r="http://schemas.openxmlformats.org/officeDocument/2006/relationships" xmlns:m="http://schemas.openxmlformats.org/officeDocument/2006/math" xmlns:v="urn:schemas-microsoft-com:vml" xmlns:wp14="http://schemas.microsoft.com/office/word/2010/wordprocessingDrawing" xmlns:wp="http://schemas.openxmlformats.org/drawingml/2006/wordprocessingDrawing" xmlns:w10="urn:schemas-microsoft-com:office:word" xmlns:w="http://schemas.openxmlformats.org/wordprocessingml/2006/main" xmlns:w14="http://schemas.microsoft.com/office/word/2010/wordml" xmlns:w15="http://schemas.microsoft.com/office/word/2012/wordml" xmlns:w16cex="http://schemas.microsoft.com/office/word/2018/wordml/cex" xmlns:w16cid="http://schemas.microsoft.com/office/word/2016/wordml/cid" xmlns:w16="http://schemas.microsoft.com/office/word/2018/wordml" xmlns:w16sdtdh="http://schemas.microsoft.com/office/word/2020/wordml/sdtdatahash" xmlns:w16se="http://schemas.microsoft.com/office/word/2015/wordml/symex" xmlns:wpg="http://schemas.microsoft.com/office/word/2010/wordprocessingGroup" xmlns:wpi="http://schemas.microsoft.com/office/word/2010/wordprocessingInk" xmlns:wne="http://schemas.microsoft.com/office/word/2006/wordml" xmlns:wps="http://schemas.microsoft.com/office/word/2010/wordprocessingShape" mc:Ignorable="w14 w15 w16se w16cid w16 w16cex w16sdtdh wp14">
   <w:footnote w:type="separator" w:id="-1">
     <w:p>
       <w:pPr>
@@ -30243,7 +31057,7 @@
 </file>
 
 <file path=word/styles.xml><?xml version="1.0" encoding="utf-8"?>
-<w:styles xmlns:mc="http://schemas.openxmlformats.org/markup-compatibility/2006" xmlns:r="http://schemas.openxmlformats.org/officeDocument/2006/relationships" xmlns:w="http://schemas.openxmlformats.org/wordprocessingml/2006/main" xmlns:w14="http://schemas.microsoft.com/office/word/2010/wordml" xmlns:w15="http://schemas.microsoft.com/office/word/2012/wordml" xmlns:w16se="http://schemas.microsoft.com/office/word/2015/wordml/symex" mc:Ignorable="w14 w15 w16se">
+<w:styles xmlns:mc="http://schemas.openxmlformats.org/markup-compatibility/2006" xmlns:r="http://schemas.openxmlformats.org/officeDocument/2006/relationships" xmlns:w="http://schemas.openxmlformats.org/wordprocessingml/2006/main" xmlns:w14="http://schemas.microsoft.com/office/word/2010/wordml" xmlns:w15="http://schemas.microsoft.com/office/word/2012/wordml" xmlns:w16cex="http://schemas.microsoft.com/office/word/2018/wordml/cex" xmlns:w16cid="http://schemas.microsoft.com/office/word/2016/wordml/cid" xmlns:w16="http://schemas.microsoft.com/office/word/2018/wordml" xmlns:w16sdtdh="http://schemas.microsoft.com/office/word/2020/wordml/sdtdatahash" xmlns:w16se="http://schemas.microsoft.com/office/word/2015/wordml/symex" mc:Ignorable="w14 w15 w16se w16cid w16 w16cex w16sdtdh">
   <w:docDefaults>
     <w:rPrDefault>
       <w:rPr>
@@ -30260,7 +31074,7 @@
       </w:pPr>
     </w:pPrDefault>
   </w:docDefaults>
-  <w:latentStyles w:defLockedState="0" w:defUIPriority="0" w:defSemiHidden="0" w:defUnhideWhenUsed="0" w:defQFormat="0" w:count="371">
+  <w:latentStyles w:defLockedState="0" w:defUIPriority="0" w:defSemiHidden="0" w:defUnhideWhenUsed="0" w:defQFormat="0" w:count="376">
     <w:lsdException w:name="Normal" w:qFormat="1"/>
     <w:lsdException w:name="heading 1" w:uiPriority="9" w:qFormat="1"/>
     <w:lsdException w:name="heading 2" w:semiHidden="1" w:uiPriority="9" w:unhideWhenUsed="1" w:qFormat="1"/>
@@ -30366,7 +31180,7 @@
     <w:lsdException w:name="HTML Sample" w:semiHidden="1" w:uiPriority="99" w:unhideWhenUsed="1"/>
     <w:lsdException w:name="HTML Typewriter" w:semiHidden="1" w:uiPriority="99" w:unhideWhenUsed="1"/>
     <w:lsdException w:name="HTML Variable" w:semiHidden="1" w:uiPriority="99" w:unhideWhenUsed="1"/>
-    <w:lsdException w:name="Normal Table" w:semiHidden="1" w:uiPriority="99" w:unhideWhenUsed="1"/>
+    <w:lsdException w:name="Normal Table" w:uiPriority="99"/>
     <w:lsdException w:name="annotation subject" w:semiHidden="1" w:uiPriority="99" w:unhideWhenUsed="1"/>
     <w:lsdException w:name="No List" w:semiHidden="1" w:uiPriority="99" w:unhideWhenUsed="1"/>
     <w:lsdException w:name="Outline List 1" w:semiHidden="1" w:uiPriority="99" w:unhideWhenUsed="1"/>
@@ -30409,11 +31223,11 @@
     <w:lsdException w:name="Table Contemporary" w:semiHidden="1" w:uiPriority="99" w:unhideWhenUsed="1"/>
     <w:lsdException w:name="Table Elegant" w:semiHidden="1" w:uiPriority="99" w:unhideWhenUsed="1"/>
     <w:lsdException w:name="Table Professional" w:semiHidden="1" w:uiPriority="99" w:unhideWhenUsed="1"/>
-    <w:lsdException w:name="Table Subtle 1" w:semiHidden="1" w:uiPriority="99" w:unhideWhenUsed="1"/>
+    <w:lsdException w:name="Table Subtle 1" w:uiPriority="99"/>
     <w:lsdException w:name="Table Subtle 2" w:semiHidden="1" w:uiPriority="99" w:unhideWhenUsed="1"/>
     <w:lsdException w:name="Table Web 1" w:semiHidden="1" w:uiPriority="99" w:unhideWhenUsed="1"/>
-    <w:lsdException w:name="Table Web 2" w:semiHidden="1" w:uiPriority="99" w:unhideWhenUsed="1"/>
-    <w:lsdException w:name="Table Web 3" w:semiHidden="1" w:uiPriority="99" w:unhideWhenUsed="1"/>
+    <w:lsdException w:name="Table Web 2" w:uiPriority="99"/>
+    <w:lsdException w:name="Table Web 3" w:uiPriority="99"/>
     <w:lsdException w:name="Balloon Text" w:semiHidden="1" w:uiPriority="99" w:unhideWhenUsed="1"/>
     <w:lsdException w:name="Table Theme" w:semiHidden="1" w:uiPriority="99" w:unhideWhenUsed="1"/>
     <w:lsdException w:name="Placeholder Text" w:semiHidden="1" w:uiPriority="99"/>
@@ -30433,10 +31247,6 @@
     <w:lsdException w:name="Colorful List"/>
     <w:lsdException w:name="Colorful Grid"/>
     <w:lsdException w:name="Light Shading Accent 1"/>
-    <w:lsdException w:name="Light List Accent 1"/>
-    <w:lsdException w:name="Light Grid Accent 1"/>
-    <w:lsdException w:name="Medium Shading 1 Accent 1"/>
-    <w:lsdException w:name="Medium Shading 2 Accent 1"/>
     <w:lsdException w:name="Medium List 1 Accent 1"/>
     <w:lsdException w:name="Revision" w:semiHidden="1" w:uiPriority="99"/>
     <w:lsdException w:name="List Paragraph" w:qFormat="1"/>
@@ -30515,11 +31325,6 @@
     <w:lsdException w:name="Medium List 2 Accent 6"/>
     <w:lsdException w:name="Medium Grid 1 Accent 6"/>
     <w:lsdException w:name="Medium Grid 2 Accent 6"/>
-    <w:lsdException w:name="Medium Grid 3 Accent 6"/>
-    <w:lsdException w:name="Dark List Accent 6"/>
-    <w:lsdException w:name="Colorful Shading Accent 6"/>
-    <w:lsdException w:name="Colorful List Accent 6"/>
-    <w:lsdException w:name="Colorful Grid Accent 6"/>
     <w:lsdException w:name="Subtle Emphasis" w:uiPriority="85" w:qFormat="1"/>
     <w:lsdException w:name="Intense Emphasis" w:qFormat="1"/>
     <w:lsdException w:name="Subtle Reference" w:qFormat="1"/>
@@ -30527,6 +31332,11 @@
     <w:lsdException w:name="Book Title" w:qFormat="1"/>
     <w:lsdException w:name="Bibliography" w:semiHidden="1" w:unhideWhenUsed="1"/>
     <w:lsdException w:name="TOC Heading" w:semiHidden="1" w:unhideWhenUsed="1" w:qFormat="1"/>
+    <w:lsdException w:name="Mention" w:semiHidden="1" w:uiPriority="99" w:unhideWhenUsed="1"/>
+    <w:lsdException w:name="Smart Hyperlink" w:semiHidden="1" w:uiPriority="99" w:unhideWhenUsed="1"/>
+    <w:lsdException w:name="Hashtag" w:semiHidden="1" w:uiPriority="99" w:unhideWhenUsed="1"/>
+    <w:lsdException w:name="Unresolved Mention" w:semiHidden="1" w:uiPriority="99" w:unhideWhenUsed="1"/>
+    <w:lsdException w:name="Smart Link" w:semiHidden="1" w:uiPriority="99" w:unhideWhenUsed="1"/>
   </w:latentStyles>
   <w:style w:type="paragraph" w:default="1" w:styleId="a">
     <w:name w:val="Normal"/>
